--- a/11-变流电路/02-逆变电路/全桥逆变电路/全桥逆变电路.docx
+++ b/11-变流电路/02-逆变电路/全桥逆变电路/全桥逆变电路.docx
@@ -2733,6 +2733,20 @@
     </w:p>
     <w:bookmarkEnd w:id="26"/>
     <w:bookmarkEnd w:id="27"/>
+    <w:p>
+      <w:pPr>
+        <w:spacing w:before="360"/>
+        <w:jc w:val="center"/>
+      </w:pPr>
+      <w:r>
+        <w:rPr>
+          <w:rFonts w:ascii="Times New Roman" w:hAnsi="Times New Roman"/>
+          <w:color w:val="555555"/>
+          <w:sz w:val="21"/>
+        </w:rPr>
+        <w:t>材料收集者：杜文杰</w:t>
+      </w:r>
+    </w:p>
     <w:sectPr>
       <w:headerReference r:id="rId9" w:type="default"/>
       <w:footerReference r:id="rId10" w:type="default"/>

--- a/11-变流电路/02-逆变电路/全桥逆变电路/全桥逆变电路.docx
+++ b/11-变流电路/02-逆变电路/全桥逆变电路/全桥逆变电路.docx
@@ -1,6 +1,6 @@
 
 <file path=word/document.xml><?xml version="1.0" encoding="utf-8"?>
-<w:document xmlns:w="http://schemas.openxmlformats.org/wordprocessingml/2006/main" xmlns:m="http://schemas.openxmlformats.org/officeDocument/2006/math" xmlns:r="http://schemas.openxmlformats.org/officeDocument/2006/relationships" xmlns:o="urn:schemas-microsoft-com:office:office" xmlns:v="urn:schemas-microsoft-com:vml" xmlns:w10="urn:schemas-microsoft-com:office:word" xmlns:a="http://schemas.openxmlformats.org/drawingml/2006/main" xmlns:pic="http://schemas.openxmlformats.org/drawingml/2006/picture" xmlns:wp="http://schemas.openxmlformats.org/drawingml/2006/wordprocessingDrawing">
+<w:document xmlns:m="http://schemas.openxmlformats.org/officeDocument/2006/math" xmlns:r="http://schemas.openxmlformats.org/officeDocument/2006/relationships" xmlns:w="http://schemas.openxmlformats.org/wordprocessingml/2006/main" xmlns:o="urn:schemas-microsoft-com:office:office" xmlns:v="urn:schemas-microsoft-com:vml" xmlns:w10="urn:schemas-microsoft-com:office:word" xmlns:a="http://schemas.openxmlformats.org/drawingml/2006/main" xmlns:pic="http://schemas.openxmlformats.org/drawingml/2006/picture" xmlns:wp="http://schemas.openxmlformats.org/drawingml/2006/wordprocessingDrawing">
   <w:body>
     <w:bookmarkStart w:id="27" w:name="全桥逆变电路"/>
     <w:p>
@@ -9,7 +9,7 @@
       </w:pPr>
       <w:r>
         <w:rPr>
-          <w:rFonts w:hint="eastAsia"/>
+          <w:rFonts w:hint="eastAsia" w:eastAsia="黑体"/>
         </w:rPr>
         <w:t xml:space="preserve">全桥逆变电路</w:t>
       </w:r>
@@ -21,7 +21,7 @@
       </w:pPr>
       <w:r>
         <w:rPr>
-          <w:rFonts w:hint="eastAsia"/>
+          <w:rFonts w:hint="eastAsia" w:eastAsia="黑体"/>
         </w:rPr>
         <w:t xml:space="preserve">拓扑描述</w:t>
       </w:r>
@@ -32,15 +32,19 @@
       </w:pPr>
       <w:r>
         <w:rPr>
-          <w:rFonts w:hint="eastAsia"/>
+          <w:rFonts w:hint="eastAsia" w:eastAsia="黑体"/>
         </w:rPr>
         <w:t xml:space="preserve">由</w:t>
       </w:r>
       <w:r>
+        <w:rPr>
+          <w:rFonts w:eastAsia="黑体"/>
+        </w:rPr>
         <w:t xml:space="preserve"> </w:t>
       </w:r>
       <w:r>
         <w:rPr>
+          <w:rFonts w:eastAsia="黑体"/>
           <w:b/>
           <w:bCs/>
         </w:rPr>
@@ -48,7 +52,7 @@
       </w:r>
       <w:r>
         <w:rPr>
-          <w:rFonts w:hint="eastAsia"/>
+          <w:rFonts w:hint="eastAsia" w:eastAsia="黑体"/>
           <w:b/>
           <w:bCs/>
         </w:rPr>
@@ -56,6 +60,7 @@
       </w:r>
       <w:r>
         <w:rPr>
+          <w:rFonts w:eastAsia="黑体"/>
           <w:b/>
           <w:bCs/>
         </w:rPr>
@@ -77,6 +82,7 @@
       </m:oMath>
       <w:r>
         <w:rPr>
+          <w:rFonts w:eastAsia="黑体"/>
           <w:b/>
           <w:bCs/>
         </w:rPr>
@@ -98,27 +104,33 @@
       </m:oMath>
       <w:r>
         <w:rPr>
-          <w:rFonts w:hint="eastAsia"/>
+          <w:rFonts w:hint="eastAsia" w:eastAsia="黑体"/>
           <w:b/>
           <w:bCs/>
         </w:rPr>
         <w:t xml:space="preserve">（IGBT/MOSFET，各反并联续流二极管）</w:t>
       </w:r>
       <w:r>
+        <w:rPr>
+          <w:rFonts w:eastAsia="黑体"/>
+        </w:rPr>
         <w:t xml:space="preserve"> </w:t>
       </w:r>
       <w:r>
         <w:rPr>
-          <w:rFonts w:hint="eastAsia"/>
+          <w:rFonts w:hint="eastAsia" w:eastAsia="黑体"/>
         </w:rPr>
         <w:t xml:space="preserve">组成两个桥臂，配合</w:t>
       </w:r>
       <w:r>
+        <w:rPr>
+          <w:rFonts w:eastAsia="黑体"/>
+        </w:rPr>
         <w:t xml:space="preserve"> </w:t>
       </w:r>
       <w:r>
         <w:rPr>
-          <w:rFonts w:hint="eastAsia"/>
+          <w:rFonts w:hint="eastAsia" w:eastAsia="黑体"/>
           <w:b/>
           <w:bCs/>
         </w:rPr>
@@ -126,6 +138,7 @@
       </w:r>
       <w:r>
         <w:rPr>
+          <w:rFonts w:eastAsia="黑体"/>
           <w:b/>
           <w:bCs/>
         </w:rPr>
@@ -147,7 +160,7 @@
       </m:oMath>
       <w:r>
         <w:rPr>
-          <w:rFonts w:hint="eastAsia"/>
+          <w:rFonts w:hint="eastAsia" w:eastAsia="黑体"/>
           <w:b/>
           <w:bCs/>
         </w:rPr>
@@ -155,6 +168,7 @@
       </w:r>
       <w:r>
         <w:rPr>
+          <w:rFonts w:eastAsia="黑体"/>
           <w:b/>
           <w:bCs/>
         </w:rPr>
@@ -179,27 +193,33 @@
       </m:oMath>
       <w:r>
         <w:rPr>
-          <w:rFonts w:hint="eastAsia"/>
+          <w:rFonts w:hint="eastAsia" w:eastAsia="黑体"/>
           <w:b/>
           <w:bCs/>
         </w:rPr>
         <w:t xml:space="preserve">）</w:t>
       </w:r>
       <w:r>
+        <w:rPr>
+          <w:rFonts w:eastAsia="黑体"/>
+        </w:rPr>
         <w:t xml:space="preserve"> </w:t>
       </w:r>
       <w:r>
         <w:rPr>
-          <w:rFonts w:hint="eastAsia"/>
+          <w:rFonts w:hint="eastAsia" w:eastAsia="黑体"/>
         </w:rPr>
         <w:t xml:space="preserve">与</w:t>
       </w:r>
       <w:r>
+        <w:rPr>
+          <w:rFonts w:eastAsia="黑体"/>
+        </w:rPr>
         <w:t xml:space="preserve"> </w:t>
       </w:r>
       <w:r>
         <w:rPr>
-          <w:rFonts w:hint="eastAsia"/>
+          <w:rFonts w:hint="eastAsia" w:eastAsia="黑体"/>
           <w:b/>
           <w:bCs/>
         </w:rPr>
@@ -207,6 +227,7 @@
       </w:r>
       <w:r>
         <w:rPr>
+          <w:rFonts w:eastAsia="黑体"/>
           <w:b/>
           <w:bCs/>
         </w:rPr>
@@ -218,17 +239,20 @@
         </m:r>
       </m:oMath>
       <w:r>
+        <w:rPr>
+          <w:rFonts w:eastAsia="黑体"/>
+        </w:rPr>
         <w:t xml:space="preserve"> </w:t>
       </w:r>
       <w:r>
         <w:rPr>
-          <w:rFonts w:hint="eastAsia"/>
+          <w:rFonts w:hint="eastAsia" w:eastAsia="黑体"/>
         </w:rPr>
         <w:t xml:space="preserve">组成。电路关键节点：</w:t>
       </w:r>
       <w:r>
         <w:rPr>
-          <w:rFonts w:hint="eastAsia"/>
+          <w:rFonts w:hint="eastAsia" w:eastAsia="黑体"/>
           <w:b/>
           <w:bCs/>
         </w:rPr>
@@ -236,6 +260,7 @@
       </w:r>
       <w:r>
         <w:rPr>
+          <w:rFonts w:eastAsia="黑体"/>
           <w:b/>
           <w:bCs/>
         </w:rPr>
@@ -243,7 +268,7 @@
       </w:r>
       <w:r>
         <w:rPr>
-          <w:rFonts w:hint="eastAsia"/>
+          <w:rFonts w:hint="eastAsia" w:eastAsia="黑体"/>
           <w:b/>
           <w:bCs/>
         </w:rPr>
@@ -251,6 +276,7 @@
       </w:r>
       <w:r>
         <w:rPr>
+          <w:rFonts w:eastAsia="黑体"/>
           <w:b/>
           <w:bCs/>
         </w:rPr>
@@ -263,13 +289,13 @@
       </m:oMath>
       <w:r>
         <w:rPr>
-          <w:rFonts w:hint="eastAsia"/>
+          <w:rFonts w:hint="eastAsia" w:eastAsia="黑体"/>
         </w:rPr>
         <w:t xml:space="preserve">；</w:t>
       </w:r>
       <w:r>
         <w:rPr>
-          <w:rFonts w:hint="eastAsia"/>
+          <w:rFonts w:hint="eastAsia" w:eastAsia="黑体"/>
           <w:b/>
           <w:bCs/>
         </w:rPr>
@@ -277,6 +303,7 @@
       </w:r>
       <w:r>
         <w:rPr>
+          <w:rFonts w:eastAsia="黑体"/>
           <w:b/>
           <w:bCs/>
         </w:rPr>
@@ -284,7 +311,7 @@
       </w:r>
       <w:r>
         <w:rPr>
-          <w:rFonts w:hint="eastAsia"/>
+          <w:rFonts w:hint="eastAsia" w:eastAsia="黑体"/>
           <w:b/>
           <w:bCs/>
         </w:rPr>
@@ -292,6 +319,7 @@
       </w:r>
       <w:r>
         <w:rPr>
+          <w:rFonts w:eastAsia="黑体"/>
           <w:b/>
           <w:bCs/>
         </w:rPr>
@@ -304,13 +332,13 @@
       </m:oMath>
       <w:r>
         <w:rPr>
-          <w:rFonts w:hint="eastAsia"/>
+          <w:rFonts w:hint="eastAsia" w:eastAsia="黑体"/>
         </w:rPr>
         <w:t xml:space="preserve">；</w:t>
       </w:r>
       <w:r>
         <w:rPr>
-          <w:rFonts w:hint="eastAsia"/>
+          <w:rFonts w:hint="eastAsia" w:eastAsia="黑体"/>
           <w:b/>
           <w:bCs/>
         </w:rPr>
@@ -318,6 +346,7 @@
       </w:r>
       <w:r>
         <w:rPr>
+          <w:rFonts w:eastAsia="黑体"/>
           <w:b/>
           <w:bCs/>
         </w:rPr>
@@ -325,7 +354,7 @@
       </w:r>
       <w:r>
         <w:rPr>
-          <w:rFonts w:hint="eastAsia"/>
+          <w:rFonts w:hint="eastAsia" w:eastAsia="黑体"/>
           <w:b/>
           <w:bCs/>
         </w:rPr>
@@ -347,13 +376,13 @@
       </m:oMath>
       <w:r>
         <w:rPr>
-          <w:rFonts w:hint="eastAsia"/>
+          <w:rFonts w:hint="eastAsia" w:eastAsia="黑体"/>
         </w:rPr>
         <w:t xml:space="preserve">（左桥臂上下两管连接点）；</w:t>
       </w:r>
       <w:r>
         <w:rPr>
-          <w:rFonts w:hint="eastAsia"/>
+          <w:rFonts w:hint="eastAsia" w:eastAsia="黑体"/>
           <w:b/>
           <w:bCs/>
         </w:rPr>
@@ -361,6 +390,7 @@
       </w:r>
       <w:r>
         <w:rPr>
+          <w:rFonts w:eastAsia="黑体"/>
           <w:b/>
           <w:bCs/>
         </w:rPr>
@@ -368,7 +398,7 @@
       </w:r>
       <w:r>
         <w:rPr>
-          <w:rFonts w:hint="eastAsia"/>
+          <w:rFonts w:hint="eastAsia" w:eastAsia="黑体"/>
           <w:b/>
           <w:bCs/>
         </w:rPr>
@@ -390,11 +420,14 @@
       </m:oMath>
       <w:r>
         <w:rPr>
-          <w:rFonts w:hint="eastAsia"/>
+          <w:rFonts w:hint="eastAsia" w:eastAsia="黑体"/>
         </w:rPr>
         <w:t xml:space="preserve">（右桥臂上下两管连接点）；负载</w:t>
       </w:r>
       <w:r>
+        <w:rPr>
+          <w:rFonts w:eastAsia="黑体"/>
+        </w:rPr>
         <w:t xml:space="preserve"> </w:t>
       </w:r>
       <m:oMath>
@@ -403,15 +436,21 @@
         </m:r>
       </m:oMath>
       <w:r>
+        <w:rPr>
+          <w:rFonts w:eastAsia="黑体"/>
+        </w:rPr>
         <w:t xml:space="preserve"> </w:t>
       </w:r>
       <w:r>
         <w:rPr>
-          <w:rFonts w:hint="eastAsia"/>
+          <w:rFonts w:hint="eastAsia" w:eastAsia="黑体"/>
         </w:rPr>
         <w:t xml:space="preserve">跨接在</w:t>
       </w:r>
       <w:r>
+        <w:rPr>
+          <w:rFonts w:eastAsia="黑体"/>
+        </w:rPr>
         <w:t xml:space="preserve"> </w:t>
       </w:r>
       <m:oMath>
@@ -429,15 +468,21 @@
         </m:sSub>
       </m:oMath>
       <w:r>
+        <w:rPr>
+          <w:rFonts w:eastAsia="黑体"/>
+        </w:rPr>
         <w:t xml:space="preserve"> </w:t>
       </w:r>
       <w:r>
         <w:rPr>
-          <w:rFonts w:hint="eastAsia"/>
+          <w:rFonts w:hint="eastAsia" w:eastAsia="黑体"/>
         </w:rPr>
         <w:t xml:space="preserve">与</w:t>
       </w:r>
       <w:r>
+        <w:rPr>
+          <w:rFonts w:eastAsia="黑体"/>
+        </w:rPr>
         <w:t xml:space="preserve"> </w:t>
       </w:r>
       <m:oMath>
@@ -455,11 +500,14 @@
         </m:sSub>
       </m:oMath>
       <w:r>
+        <w:rPr>
+          <w:rFonts w:eastAsia="黑体"/>
+        </w:rPr>
         <w:t xml:space="preserve"> </w:t>
       </w:r>
       <w:r>
         <w:rPr>
-          <w:rFonts w:hint="eastAsia"/>
+          <w:rFonts w:hint="eastAsia" w:eastAsia="黑体"/>
         </w:rPr>
         <w:t xml:space="preserve">之间。</w:t>
       </w:r>
@@ -468,7 +516,7 @@
       <w:pPr/>
       <w:r>
         <w:rPr>
-          <w:rFonts w:hint="eastAsia"/>
+          <w:rFonts w:hint="eastAsia" w:eastAsia="黑体"/>
         </w:rPr>
         <w:t xml:space="preserve">各元件管脚连接：</w:t>
       </w:r>
@@ -487,24 +535,33 @@
         </m:sSub>
       </m:oMath>
       <w:r>
+        <w:rPr>
+          <w:rFonts w:eastAsia="黑体"/>
+        </w:rPr>
         <w:t xml:space="preserve"> </w:t>
       </w:r>
       <w:r>
         <w:rPr>
-          <w:rFonts w:hint="eastAsia"/>
+          <w:rFonts w:hint="eastAsia" w:eastAsia="黑体"/>
         </w:rPr>
         <w:t xml:space="preserve">的</w:t>
       </w:r>
       <w:r>
+        <w:rPr>
+          <w:rFonts w:eastAsia="黑体"/>
+        </w:rPr>
         <w:t xml:space="preserve"> C </w:t>
       </w:r>
       <w:r>
         <w:rPr>
-          <w:rFonts w:hint="eastAsia"/>
+          <w:rFonts w:hint="eastAsia" w:eastAsia="黑体"/>
         </w:rPr>
         <w:t xml:space="preserve">接</w:t>
       </w:r>
       <w:r>
+        <w:rPr>
+          <w:rFonts w:eastAsia="黑体"/>
+        </w:rPr>
         <w:t xml:space="preserve"> </w:t>
       </w:r>
       <m:oMath>
@@ -513,15 +570,21 @@
         </m:r>
       </m:oMath>
       <w:r>
+        <w:rPr>
+          <w:rFonts w:eastAsia="黑体"/>
+        </w:rPr>
         <w:t xml:space="preserve">、E </w:t>
       </w:r>
       <w:r>
         <w:rPr>
-          <w:rFonts w:hint="eastAsia"/>
+          <w:rFonts w:hint="eastAsia" w:eastAsia="黑体"/>
         </w:rPr>
         <w:t xml:space="preserve">接</w:t>
       </w:r>
       <w:r>
+        <w:rPr>
+          <w:rFonts w:eastAsia="黑体"/>
+        </w:rPr>
         <w:t xml:space="preserve"> </w:t>
       </w:r>
       <m:oMath>
@@ -539,29 +602,38 @@
         </m:sSub>
       </m:oMath>
       <w:r>
+        <w:rPr>
+          <w:rFonts w:eastAsia="黑体"/>
+        </w:rPr>
         <w:t xml:space="preserve">、G </w:t>
       </w:r>
       <w:r>
         <w:rPr>
-          <w:rFonts w:hint="eastAsia"/>
+          <w:rFonts w:hint="eastAsia" w:eastAsia="黑体"/>
         </w:rPr>
         <w:t xml:space="preserve">接驱动信号，反并联二极管阳极接</w:t>
       </w:r>
       <w:r>
+        <w:rPr>
+          <w:rFonts w:eastAsia="黑体"/>
+        </w:rPr>
         <w:t xml:space="preserve"> </w:t>
       </w:r>
       <w:r>
         <w:rPr>
-          <w:rFonts w:hint="eastAsia"/>
+          <w:rFonts w:hint="eastAsia" w:eastAsia="黑体"/>
         </w:rPr>
         <w:t xml:space="preserve">E、阴极接</w:t>
       </w:r>
       <w:r>
+        <w:rPr>
+          <w:rFonts w:eastAsia="黑体"/>
+        </w:rPr>
         <w:t xml:space="preserve"> </w:t>
       </w:r>
       <w:r>
         <w:rPr>
-          <w:rFonts w:hint="eastAsia"/>
+          <w:rFonts w:hint="eastAsia" w:eastAsia="黑体"/>
         </w:rPr>
         <w:t xml:space="preserve">C；</w:t>
       </w:r>
@@ -580,24 +652,33 @@
         </m:sSub>
       </m:oMath>
       <w:r>
+        <w:rPr>
+          <w:rFonts w:eastAsia="黑体"/>
+        </w:rPr>
         <w:t xml:space="preserve"> </w:t>
       </w:r>
       <w:r>
         <w:rPr>
-          <w:rFonts w:hint="eastAsia"/>
+          <w:rFonts w:hint="eastAsia" w:eastAsia="黑体"/>
         </w:rPr>
         <w:t xml:space="preserve">的</w:t>
       </w:r>
       <w:r>
+        <w:rPr>
+          <w:rFonts w:eastAsia="黑体"/>
+        </w:rPr>
         <w:t xml:space="preserve"> C </w:t>
       </w:r>
       <w:r>
         <w:rPr>
-          <w:rFonts w:hint="eastAsia"/>
+          <w:rFonts w:hint="eastAsia" w:eastAsia="黑体"/>
         </w:rPr>
         <w:t xml:space="preserve">接</w:t>
       </w:r>
       <w:r>
+        <w:rPr>
+          <w:rFonts w:eastAsia="黑体"/>
+        </w:rPr>
         <w:t xml:space="preserve"> </w:t>
       </w:r>
       <m:oMath>
@@ -615,15 +696,21 @@
         </m:sSub>
       </m:oMath>
       <w:r>
+        <w:rPr>
+          <w:rFonts w:eastAsia="黑体"/>
+        </w:rPr>
         <w:t xml:space="preserve">、E </w:t>
       </w:r>
       <w:r>
         <w:rPr>
-          <w:rFonts w:hint="eastAsia"/>
+          <w:rFonts w:hint="eastAsia" w:eastAsia="黑体"/>
         </w:rPr>
         <w:t xml:space="preserve">接</w:t>
       </w:r>
       <w:r>
+        <w:rPr>
+          <w:rFonts w:eastAsia="黑体"/>
+        </w:rPr>
         <w:t xml:space="preserve"> </w:t>
       </w:r>
       <m:oMath>
@@ -632,11 +719,14 @@
         </m:r>
       </m:oMath>
       <w:r>
+        <w:rPr>
+          <w:rFonts w:eastAsia="黑体"/>
+        </w:rPr>
         <w:t xml:space="preserve">、G </w:t>
       </w:r>
       <w:r>
         <w:rPr>
-          <w:rFonts w:hint="eastAsia"/>
+          <w:rFonts w:hint="eastAsia" w:eastAsia="黑体"/>
         </w:rPr>
         <w:t xml:space="preserve">接驱动信号；</w:t>
       </w:r>
@@ -655,24 +745,33 @@
         </m:sSub>
       </m:oMath>
       <w:r>
+        <w:rPr>
+          <w:rFonts w:eastAsia="黑体"/>
+        </w:rPr>
         <w:t xml:space="preserve"> </w:t>
       </w:r>
       <w:r>
         <w:rPr>
-          <w:rFonts w:hint="eastAsia"/>
+          <w:rFonts w:hint="eastAsia" w:eastAsia="黑体"/>
         </w:rPr>
         <w:t xml:space="preserve">的</w:t>
       </w:r>
       <w:r>
+        <w:rPr>
+          <w:rFonts w:eastAsia="黑体"/>
+        </w:rPr>
         <w:t xml:space="preserve"> C </w:t>
       </w:r>
       <w:r>
         <w:rPr>
-          <w:rFonts w:hint="eastAsia"/>
+          <w:rFonts w:hint="eastAsia" w:eastAsia="黑体"/>
         </w:rPr>
         <w:t xml:space="preserve">接</w:t>
       </w:r>
       <w:r>
+        <w:rPr>
+          <w:rFonts w:eastAsia="黑体"/>
+        </w:rPr>
         <w:t xml:space="preserve"> </w:t>
       </w:r>
       <m:oMath>
@@ -681,15 +780,21 @@
         </m:r>
       </m:oMath>
       <w:r>
+        <w:rPr>
+          <w:rFonts w:eastAsia="黑体"/>
+        </w:rPr>
         <w:t xml:space="preserve">、E </w:t>
       </w:r>
       <w:r>
         <w:rPr>
-          <w:rFonts w:hint="eastAsia"/>
+          <w:rFonts w:hint="eastAsia" w:eastAsia="黑体"/>
         </w:rPr>
         <w:t xml:space="preserve">接</w:t>
       </w:r>
       <w:r>
+        <w:rPr>
+          <w:rFonts w:eastAsia="黑体"/>
+        </w:rPr>
         <w:t xml:space="preserve"> </w:t>
       </w:r>
       <m:oMath>
@@ -707,11 +812,14 @@
         </m:sSub>
       </m:oMath>
       <w:r>
+        <w:rPr>
+          <w:rFonts w:eastAsia="黑体"/>
+        </w:rPr>
         <w:t xml:space="preserve">、G </w:t>
       </w:r>
       <w:r>
         <w:rPr>
-          <w:rFonts w:hint="eastAsia"/>
+          <w:rFonts w:hint="eastAsia" w:eastAsia="黑体"/>
         </w:rPr>
         <w:t xml:space="preserve">接驱动信号；</w:t>
       </w:r>
@@ -730,24 +838,33 @@
         </m:sSub>
       </m:oMath>
       <w:r>
+        <w:rPr>
+          <w:rFonts w:eastAsia="黑体"/>
+        </w:rPr>
         <w:t xml:space="preserve"> </w:t>
       </w:r>
       <w:r>
         <w:rPr>
-          <w:rFonts w:hint="eastAsia"/>
+          <w:rFonts w:hint="eastAsia" w:eastAsia="黑体"/>
         </w:rPr>
         <w:t xml:space="preserve">的</w:t>
       </w:r>
       <w:r>
+        <w:rPr>
+          <w:rFonts w:eastAsia="黑体"/>
+        </w:rPr>
         <w:t xml:space="preserve"> C </w:t>
       </w:r>
       <w:r>
         <w:rPr>
-          <w:rFonts w:hint="eastAsia"/>
+          <w:rFonts w:hint="eastAsia" w:eastAsia="黑体"/>
         </w:rPr>
         <w:t xml:space="preserve">接</w:t>
       </w:r>
       <w:r>
+        <w:rPr>
+          <w:rFonts w:eastAsia="黑体"/>
+        </w:rPr>
         <w:t xml:space="preserve"> </w:t>
       </w:r>
       <m:oMath>
@@ -765,15 +882,21 @@
         </m:sSub>
       </m:oMath>
       <w:r>
+        <w:rPr>
+          <w:rFonts w:eastAsia="黑体"/>
+        </w:rPr>
         <w:t xml:space="preserve">、E </w:t>
       </w:r>
       <w:r>
         <w:rPr>
-          <w:rFonts w:hint="eastAsia"/>
+          <w:rFonts w:hint="eastAsia" w:eastAsia="黑体"/>
         </w:rPr>
         <w:t xml:space="preserve">接</w:t>
       </w:r>
       <w:r>
+        <w:rPr>
+          <w:rFonts w:eastAsia="黑体"/>
+        </w:rPr>
         <w:t xml:space="preserve"> </w:t>
       </w:r>
       <m:oMath>
@@ -782,11 +905,14 @@
         </m:r>
       </m:oMath>
       <w:r>
+        <w:rPr>
+          <w:rFonts w:eastAsia="黑体"/>
+        </w:rPr>
         <w:t xml:space="preserve">、G </w:t>
       </w:r>
       <w:r>
         <w:rPr>
-          <w:rFonts w:hint="eastAsia"/>
+          <w:rFonts w:hint="eastAsia" w:eastAsia="黑体"/>
         </w:rPr>
         <w:t xml:space="preserve">接驱动信号；</w:t>
       </w:r>
@@ -808,15 +934,21 @@
         </m:sSub>
       </m:oMath>
       <w:r>
+        <w:rPr>
+          <w:rFonts w:eastAsia="黑体"/>
+        </w:rPr>
         <w:t xml:space="preserve"> </w:t>
       </w:r>
       <w:r>
         <w:rPr>
-          <w:rFonts w:hint="eastAsia"/>
+          <w:rFonts w:hint="eastAsia" w:eastAsia="黑体"/>
         </w:rPr>
         <w:t xml:space="preserve">一端接</w:t>
       </w:r>
       <w:r>
+        <w:rPr>
+          <w:rFonts w:eastAsia="黑体"/>
+        </w:rPr>
         <w:t xml:space="preserve"> </w:t>
       </w:r>
       <m:oMath>
@@ -826,11 +958,14 @@
       </m:oMath>
       <w:r>
         <w:rPr>
-          <w:rFonts w:hint="eastAsia"/>
+          <w:rFonts w:hint="eastAsia" w:eastAsia="黑体"/>
         </w:rPr>
         <w:t xml:space="preserve">、另一端接</w:t>
       </w:r>
       <w:r>
+        <w:rPr>
+          <w:rFonts w:eastAsia="黑体"/>
+        </w:rPr>
         <w:t xml:space="preserve"> </w:t>
       </w:r>
       <m:oMath>
@@ -840,11 +975,14 @@
       </m:oMath>
       <w:r>
         <w:rPr>
-          <w:rFonts w:hint="eastAsia"/>
+          <w:rFonts w:hint="eastAsia" w:eastAsia="黑体"/>
         </w:rPr>
         <w:t xml:space="preserve">；负载</w:t>
       </w:r>
       <w:r>
+        <w:rPr>
+          <w:rFonts w:eastAsia="黑体"/>
+        </w:rPr>
         <w:t xml:space="preserve"> </w:t>
       </w:r>
       <m:oMath>
@@ -853,15 +991,21 @@
         </m:r>
       </m:oMath>
       <w:r>
+        <w:rPr>
+          <w:rFonts w:eastAsia="黑体"/>
+        </w:rPr>
         <w:t xml:space="preserve"> </w:t>
       </w:r>
       <w:r>
         <w:rPr>
-          <w:rFonts w:hint="eastAsia"/>
+          <w:rFonts w:hint="eastAsia" w:eastAsia="黑体"/>
         </w:rPr>
         <w:t xml:space="preserve">一端接</w:t>
       </w:r>
       <w:r>
+        <w:rPr>
+          <w:rFonts w:eastAsia="黑体"/>
+        </w:rPr>
         <w:t xml:space="preserve"> </w:t>
       </w:r>
       <m:oMath>
@@ -880,11 +1024,14 @@
       </m:oMath>
       <w:r>
         <w:rPr>
-          <w:rFonts w:hint="eastAsia"/>
+          <w:rFonts w:hint="eastAsia" w:eastAsia="黑体"/>
         </w:rPr>
         <w:t xml:space="preserve">、另一端接</w:t>
       </w:r>
       <w:r>
+        <w:rPr>
+          <w:rFonts w:eastAsia="黑体"/>
+        </w:rPr>
         <w:t xml:space="preserve"> </w:t>
       </w:r>
       <m:oMath>
@@ -902,6 +1049,9 @@
         </m:sSub>
       </m:oMath>
       <w:r>
+        <w:rPr>
+          <w:rFonts w:eastAsia="黑体"/>
+        </w:rPr>
         <w:t xml:space="preserve">。</w:t>
       </w:r>
     </w:p>
@@ -909,29 +1059,38 @@
       <w:pPr/>
       <w:r>
         <w:rPr>
-          <w:rFonts w:hint="eastAsia"/>
+          <w:rFonts w:hint="eastAsia" w:eastAsia="黑体"/>
         </w:rPr>
         <w:t xml:space="preserve">由此构成”两桥臂四管全桥</w:t>
       </w:r>
       <w:r>
+        <w:rPr>
+          <w:rFonts w:eastAsia="黑体"/>
+        </w:rPr>
         <w:t xml:space="preserve"> + </w:t>
       </w:r>
       <w:r>
         <w:rPr>
-          <w:rFonts w:hint="eastAsia"/>
+          <w:rFonts w:hint="eastAsia" w:eastAsia="黑体"/>
         </w:rPr>
         <w:t xml:space="preserve">直流母线电容</w:t>
       </w:r>
       <w:r>
+        <w:rPr>
+          <w:rFonts w:eastAsia="黑体"/>
+        </w:rPr>
         <w:t xml:space="preserve"> + </w:t>
       </w:r>
       <w:r>
         <w:rPr>
-          <w:rFonts w:hint="eastAsia"/>
+          <w:rFonts w:hint="eastAsia" w:eastAsia="黑体"/>
         </w:rPr>
         <w:t xml:space="preserve">负载跨接两桥臂中点”的单相电压型全桥逆变组态，对角两管</w:t>
       </w:r>
       <w:r>
+        <w:rPr>
+          <w:rFonts w:eastAsia="黑体"/>
+        </w:rPr>
         <w:t xml:space="preserve"> </w:t>
       </w:r>
       <m:oMath>
@@ -967,15 +1126,21 @@
         </m:sSub>
       </m:oMath>
       <w:r>
+        <w:rPr>
+          <w:rFonts w:eastAsia="黑体"/>
+        </w:rPr>
         <w:t xml:space="preserve"> </w:t>
       </w:r>
       <w:r>
         <w:rPr>
-          <w:rFonts w:hint="eastAsia"/>
+          <w:rFonts w:hint="eastAsia" w:eastAsia="黑体"/>
         </w:rPr>
         <w:t xml:space="preserve">与</w:t>
       </w:r>
       <w:r>
+        <w:rPr>
+          <w:rFonts w:eastAsia="黑体"/>
+        </w:rPr>
         <w:t xml:space="preserve"> </w:t>
       </w:r>
       <m:oMath>
@@ -1011,15 +1176,21 @@
         </m:sSub>
       </m:oMath>
       <w:r>
+        <w:rPr>
+          <w:rFonts w:eastAsia="黑体"/>
+        </w:rPr>
         <w:t xml:space="preserve"> </w:t>
       </w:r>
       <w:r>
         <w:rPr>
-          <w:rFonts w:hint="eastAsia"/>
+          <w:rFonts w:hint="eastAsia" w:eastAsia="黑体"/>
         </w:rPr>
         <w:t xml:space="preserve">交替导通，使负载两端在</w:t>
       </w:r>
       <w:r>
+        <w:rPr>
+          <w:rFonts w:eastAsia="黑体"/>
+        </w:rPr>
         <w:t xml:space="preserve"> </w:t>
       </w:r>
       <m:oMath>
@@ -1043,11 +1214,14 @@
         </m:sSub>
       </m:oMath>
       <w:r>
+        <w:rPr>
+          <w:rFonts w:eastAsia="黑体"/>
+        </w:rPr>
         <w:t xml:space="preserve"> </w:t>
       </w:r>
       <w:r>
         <w:rPr>
-          <w:rFonts w:hint="eastAsia"/>
+          <w:rFonts w:hint="eastAsia" w:eastAsia="黑体"/>
         </w:rPr>
         <w:t xml:space="preserve">间切换、输出交变方波电压，功率大、可四象限运行。</w:t>
       </w:r>
@@ -1060,7 +1234,7 @@
       </w:pPr>
       <w:r>
         <w:rPr>
-          <w:rFonts w:hint="eastAsia"/>
+          <w:rFonts w:hint="eastAsia" w:eastAsia="黑体"/>
         </w:rPr>
         <w:t xml:space="preserve">工作原理</w:t>
       </w:r>
@@ -1071,20 +1245,26 @@
       </w:pPr>
       <w:r>
         <w:rPr>
-          <w:rFonts w:hint="eastAsia"/>
+          <w:rFonts w:hint="eastAsia" w:eastAsia="黑体"/>
         </w:rPr>
         <w:t xml:space="preserve">同一桥臂上下两管互补导通、对角两管同相位动作：T1/T4</w:t>
       </w:r>
       <w:r>
+        <w:rPr>
+          <w:rFonts w:eastAsia="黑体"/>
+        </w:rPr>
         <w:t xml:space="preserve"> </w:t>
       </w:r>
       <w:r>
         <w:rPr>
-          <w:rFonts w:hint="eastAsia"/>
+          <w:rFonts w:hint="eastAsia" w:eastAsia="黑体"/>
         </w:rPr>
         <w:t xml:space="preserve">导通时负载电压为</w:t>
       </w:r>
       <w:r>
+        <w:rPr>
+          <w:rFonts w:eastAsia="黑体"/>
+        </w:rPr>
         <w:t xml:space="preserve"> </w:t>
       </w:r>
       <m:oMath>
@@ -1109,20 +1289,26 @@
       </m:oMath>
       <w:r>
         <w:rPr>
-          <w:rFonts w:hint="eastAsia"/>
+          <w:rFonts w:hint="eastAsia" w:eastAsia="黑体"/>
         </w:rPr>
         <w:t xml:space="preserve">，T2/T3</w:t>
       </w:r>
       <w:r>
+        <w:rPr>
+          <w:rFonts w:eastAsia="黑体"/>
+        </w:rPr>
         <w:t xml:space="preserve"> </w:t>
       </w:r>
       <w:r>
         <w:rPr>
-          <w:rFonts w:hint="eastAsia"/>
+          <w:rFonts w:hint="eastAsia" w:eastAsia="黑体"/>
         </w:rPr>
         <w:t xml:space="preserve">导通时为</w:t>
       </w:r>
       <w:r>
+        <w:rPr>
+          <w:rFonts w:eastAsia="黑体"/>
+        </w:rPr>
         <w:t xml:space="preserve"> </w:t>
       </w:r>
       <m:oMath>
@@ -1147,16 +1333,19 @@
       </m:oMath>
       <w:r>
         <w:rPr>
-          <w:rFonts w:hint="eastAsia"/>
+          <w:rFonts w:hint="eastAsia" w:eastAsia="黑体"/>
         </w:rPr>
         <w:t xml:space="preserve">，负载两端电压在正负母线之间切换，经滤波或</w:t>
       </w:r>
       <w:r>
+        <w:rPr>
+          <w:rFonts w:eastAsia="黑体"/>
+        </w:rPr>
         <w:t xml:space="preserve"> PWM </w:t>
       </w:r>
       <w:r>
         <w:rPr>
-          <w:rFonts w:hint="eastAsia"/>
+          <w:rFonts w:hint="eastAsia" w:eastAsia="黑体"/>
         </w:rPr>
         <w:t xml:space="preserve">调制后在负载上得到交流。</w:t>
       </w:r>
@@ -1169,7 +1358,7 @@
       </w:pPr>
       <w:r>
         <w:rPr>
-          <w:rFonts w:hint="eastAsia"/>
+          <w:rFonts w:hint="eastAsia" w:eastAsia="黑体"/>
         </w:rPr>
         <w:t xml:space="preserve">关键计算公式</w:t>
       </w:r>
@@ -1183,7 +1372,7 @@
       </w:pPr>
       <w:r>
         <w:rPr>
-          <w:rFonts w:hint="eastAsia"/>
+          <w:rFonts w:hint="eastAsia" w:eastAsia="黑体"/>
         </w:rPr>
         <w:t xml:space="preserve">输出基波电压峰值（方波调制）：</w:t>
       </w:r>
@@ -1258,7 +1447,7 @@
       </w:pPr>
       <w:r>
         <w:rPr>
-          <w:rFonts w:hint="eastAsia"/>
+          <w:rFonts w:hint="eastAsia" w:eastAsia="黑体"/>
         </w:rPr>
         <w:t xml:space="preserve">输出基波有效值：</w:t>
       </w:r>
@@ -1386,20 +1575,26 @@
       </w:pPr>
       <w:r>
         <w:rPr>
-          <w:rFonts w:hint="eastAsia"/>
+          <w:rFonts w:hint="eastAsia" w:eastAsia="黑体"/>
         </w:rPr>
         <w:t xml:space="preserve">基波电压（正弦</w:t>
       </w:r>
       <w:r>
+        <w:rPr>
+          <w:rFonts w:eastAsia="黑体"/>
+        </w:rPr>
         <w:t xml:space="preserve"> PWM </w:t>
       </w:r>
       <w:r>
         <w:rPr>
-          <w:rFonts w:hint="eastAsia"/>
+          <w:rFonts w:hint="eastAsia" w:eastAsia="黑体"/>
         </w:rPr>
         <w:t xml:space="preserve">调制，调制度</w:t>
       </w:r>
       <w:r>
+        <w:rPr>
+          <w:rFonts w:eastAsia="黑体"/>
+        </w:rPr>
         <w:t xml:space="preserve"> </w:t>
       </w:r>
       <m:oMath>
@@ -1418,7 +1613,7 @@
       </m:oMath>
       <w:r>
         <w:rPr>
-          <w:rFonts w:hint="eastAsia"/>
+          <w:rFonts w:hint="eastAsia" w:eastAsia="黑体"/>
         </w:rPr>
         <w:t xml:space="preserve">）：</w:t>
       </w:r>
@@ -1490,7 +1685,7 @@
       </w:pPr>
       <w:r>
         <w:rPr>
-          <w:rFonts w:hint="eastAsia"/>
+          <w:rFonts w:hint="eastAsia" w:eastAsia="黑体"/>
         </w:rPr>
         <w:t xml:space="preserve">输出频率：</w:t>
       </w:r>
@@ -1559,7 +1754,7 @@
       </w:pPr>
       <w:r>
         <w:rPr>
-          <w:rFonts w:hint="eastAsia"/>
+          <w:rFonts w:hint="eastAsia" w:eastAsia="黑体"/>
         </w:rPr>
         <w:t xml:space="preserve">桥臂开关管承受的电压：</w:t>
       </w:r>
@@ -1641,7 +1836,7 @@
             </w:pPr>
             <w:r>
               <w:rPr>
-                <w:rFonts w:hint="eastAsia"/>
+                <w:rFonts w:hint="eastAsia" w:eastAsia="黑体"/>
               </w:rPr>
               <w:t xml:space="preserve">符号</w:t>
             </w:r>
@@ -1655,7 +1850,7 @@
             </w:pPr>
             <w:r>
               <w:rPr>
-                <w:rFonts w:hint="eastAsia"/>
+                <w:rFonts w:hint="eastAsia" w:eastAsia="黑体"/>
               </w:rPr>
               <w:t xml:space="preserve">含义</w:t>
             </w:r>
@@ -1669,7 +1864,7 @@
             </w:pPr>
             <w:r>
               <w:rPr>
-                <w:rFonts w:hint="eastAsia"/>
+                <w:rFonts w:hint="eastAsia" w:eastAsia="黑体"/>
               </w:rPr>
               <w:t xml:space="preserve">单位</w:t>
             </w:r>
@@ -1698,6 +1893,9 @@
               </m:sSub>
             </m:oMath>
             <w:r>
+              <w:rPr>
+                <w:rFonts w:eastAsia="黑体"/>
+              </w:rPr>
               <w:t xml:space="preserve">​</w:t>
             </w:r>
           </w:p>
@@ -1710,7 +1908,7 @@
             </w:pPr>
             <w:r>
               <w:rPr>
-                <w:rFonts w:hint="eastAsia"/>
+                <w:rFonts w:hint="eastAsia" w:eastAsia="黑体"/>
               </w:rPr>
               <w:t xml:space="preserve">直流母线电压</w:t>
             </w:r>
@@ -1723,6 +1921,9 @@
               <w:pStyle w:val="Compact"/>
             </w:pPr>
             <w:r>
+              <w:rPr>
+                <w:rFonts w:eastAsia="黑体"/>
+              </w:rPr>
               <w:t xml:space="preserve">V</w:t>
             </w:r>
           </w:p>
@@ -1753,6 +1954,9 @@
               </m:sSub>
             </m:oMath>
             <w:r>
+              <w:rPr>
+                <w:rFonts w:eastAsia="黑体"/>
+              </w:rPr>
               <w:t xml:space="preserve">​</w:t>
             </w:r>
           </w:p>
@@ -1765,7 +1969,7 @@
             </w:pPr>
             <w:r>
               <w:rPr>
-                <w:rFonts w:hint="eastAsia"/>
+                <w:rFonts w:hint="eastAsia" w:eastAsia="黑体"/>
               </w:rPr>
               <w:t xml:space="preserve">输出基波电压幅值</w:t>
             </w:r>
@@ -1778,6 +1982,9 @@
               <w:pStyle w:val="Compact"/>
             </w:pPr>
             <w:r>
+              <w:rPr>
+                <w:rFonts w:eastAsia="黑体"/>
+              </w:rPr>
               <w:t xml:space="preserve">V</w:t>
             </w:r>
           </w:p>
@@ -1805,6 +2012,9 @@
               </m:sSub>
             </m:oMath>
             <w:r>
+              <w:rPr>
+                <w:rFonts w:eastAsia="黑体"/>
+              </w:rPr>
               <w:t xml:space="preserve">​</w:t>
             </w:r>
           </w:p>
@@ -1817,7 +2027,7 @@
             </w:pPr>
             <w:r>
               <w:rPr>
-                <w:rFonts w:hint="eastAsia"/>
+                <w:rFonts w:hint="eastAsia" w:eastAsia="黑体"/>
               </w:rPr>
               <w:t xml:space="preserve">调制度（</w:t>
             </w:r>
@@ -1855,7 +2065,7 @@
             </m:oMath>
             <w:r>
               <w:rPr>
-                <w:rFonts w:hint="eastAsia"/>
+                <w:rFonts w:hint="eastAsia" w:eastAsia="黑体"/>
               </w:rPr>
               <w:t xml:space="preserve">）</w:t>
             </w:r>
@@ -1868,6 +2078,9 @@
               <w:pStyle w:val="Compact"/>
             </w:pPr>
             <w:r>
+              <w:rPr>
+                <w:rFonts w:eastAsia="黑体"/>
+              </w:rPr>
               <w:t xml:space="preserve">—</w:t>
             </w:r>
           </w:p>
@@ -1895,6 +2108,9 @@
               </m:sSub>
             </m:oMath>
             <w:r>
+              <w:rPr>
+                <w:rFonts w:eastAsia="黑体"/>
+              </w:rPr>
               <w:t xml:space="preserve">​</w:t>
             </w:r>
           </w:p>
@@ -1907,7 +2123,7 @@
             </w:pPr>
             <w:r>
               <w:rPr>
-                <w:rFonts w:hint="eastAsia"/>
+                <w:rFonts w:hint="eastAsia" w:eastAsia="黑体"/>
               </w:rPr>
               <w:t xml:space="preserve">输出频率</w:t>
             </w:r>
@@ -1920,6 +2136,9 @@
               <w:pStyle w:val="Compact"/>
             </w:pPr>
             <w:r>
+              <w:rPr>
+                <w:rFonts w:eastAsia="黑体"/>
+              </w:rPr>
               <w:t xml:space="preserve">Hz</w:t>
             </w:r>
           </w:p>
@@ -1947,6 +2166,9 @@
               </m:sSub>
             </m:oMath>
             <w:r>
+              <w:rPr>
+                <w:rFonts w:eastAsia="黑体"/>
+              </w:rPr>
               <w:t xml:space="preserve">​</w:t>
             </w:r>
           </w:p>
@@ -1959,7 +2181,7 @@
             </w:pPr>
             <w:r>
               <w:rPr>
-                <w:rFonts w:hint="eastAsia"/>
+                <w:rFonts w:hint="eastAsia" w:eastAsia="黑体"/>
               </w:rPr>
               <w:t xml:space="preserve">输出周期</w:t>
             </w:r>
@@ -1972,6 +2194,9 @@
               <w:pStyle w:val="Compact"/>
             </w:pPr>
             <w:r>
+              <w:rPr>
+                <w:rFonts w:eastAsia="黑体"/>
+              </w:rPr>
               <w:t xml:space="preserve">s</w:t>
             </w:r>
           </w:p>
@@ -1986,7 +2211,7 @@
       </w:pPr>
       <w:r>
         <w:rPr>
-          <w:rFonts w:hint="eastAsia"/>
+          <w:rFonts w:hint="eastAsia" w:eastAsia="黑体"/>
         </w:rPr>
         <w:t xml:space="preserve">元件调整影响</w:t>
       </w:r>
@@ -2015,6 +2240,7 @@
       </m:oMath>
       <w:r>
         <w:rPr>
+          <w:rFonts w:eastAsia="黑体"/>
           <w:b/>
           <w:bCs/>
         </w:rPr>
@@ -2022,20 +2248,27 @@
       </w:r>
       <w:r>
         <w:rPr>
+          <w:rFonts w:eastAsia="黑体"/>
           <w:b/>
           <w:bCs/>
         </w:rPr>
         <w:t xml:space="preserve">↑</w:t>
       </w:r>
       <w:r>
+        <w:rPr>
+          <w:rFonts w:eastAsia="黑体"/>
+        </w:rPr>
         <w:t xml:space="preserve"> </w:t>
       </w:r>
       <w:r>
+        <w:rPr>
+          <w:rFonts w:eastAsia="黑体"/>
+        </w:rPr>
         <w:t xml:space="preserve">→ </w:t>
       </w:r>
       <w:r>
         <w:rPr>
-          <w:rFonts w:hint="eastAsia"/>
+          <w:rFonts w:hint="eastAsia" w:eastAsia="黑体"/>
         </w:rPr>
         <w:t xml:space="preserve">输出基波电压升高，开关管耐压要求提高。</w:t>
       </w:r>
@@ -2064,6 +2297,7 @@
       </m:oMath>
       <w:r>
         <w:rPr>
+          <w:rFonts w:eastAsia="黑体"/>
           <w:b/>
           <w:bCs/>
         </w:rPr>
@@ -2071,20 +2305,27 @@
       </w:r>
       <w:r>
         <w:rPr>
+          <w:rFonts w:eastAsia="黑体"/>
           <w:b/>
           <w:bCs/>
         </w:rPr>
         <w:t xml:space="preserve">↑</w:t>
       </w:r>
       <w:r>
+        <w:rPr>
+          <w:rFonts w:eastAsia="黑体"/>
+        </w:rPr>
         <w:t xml:space="preserve"> </w:t>
       </w:r>
       <w:r>
+        <w:rPr>
+          <w:rFonts w:eastAsia="黑体"/>
+        </w:rPr>
         <w:t xml:space="preserve">→ </w:t>
       </w:r>
       <w:r>
         <w:rPr>
-          <w:rFonts w:hint="eastAsia"/>
+          <w:rFonts w:hint="eastAsia" w:eastAsia="黑体"/>
         </w:rPr>
         <w:t xml:space="preserve">基波电压升高，谐波分布随调制方式变化。</w:t>
       </w:r>
@@ -2099,7 +2340,7 @@
       </w:pPr>
       <w:r>
         <w:rPr>
-          <w:rFonts w:hint="eastAsia"/>
+          <w:rFonts w:hint="eastAsia" w:eastAsia="黑体"/>
           <w:b/>
           <w:bCs/>
         </w:rPr>
@@ -2107,6 +2348,7 @@
       </w:r>
       <w:r>
         <w:rPr>
+          <w:rFonts w:eastAsia="黑体"/>
           <w:b/>
           <w:bCs/>
         </w:rPr>
@@ -2128,6 +2370,7 @@
       </m:oMath>
       <w:r>
         <w:rPr>
+          <w:rFonts w:eastAsia="黑体"/>
           <w:b/>
           <w:bCs/>
         </w:rPr>
@@ -2135,20 +2378,27 @@
       </w:r>
       <w:r>
         <w:rPr>
+          <w:rFonts w:eastAsia="黑体"/>
           <w:b/>
           <w:bCs/>
         </w:rPr>
         <w:t xml:space="preserve">↑</w:t>
       </w:r>
       <w:r>
+        <w:rPr>
+          <w:rFonts w:eastAsia="黑体"/>
+        </w:rPr>
         <w:t xml:space="preserve"> </w:t>
       </w:r>
       <w:r>
+        <w:rPr>
+          <w:rFonts w:eastAsia="黑体"/>
+        </w:rPr>
         <w:t xml:space="preserve">→ </w:t>
       </w:r>
       <w:r>
         <w:rPr>
-          <w:rFonts w:hint="eastAsia"/>
+          <w:rFonts w:hint="eastAsia" w:eastAsia="黑体"/>
         </w:rPr>
         <w:t xml:space="preserve">输出波形谐波减小、滤波器体积减小，但开关损耗增大。</w:t>
       </w:r>
@@ -2163,7 +2413,7 @@
       </w:pPr>
       <w:r>
         <w:rPr>
-          <w:rFonts w:hint="eastAsia"/>
+          <w:rFonts w:hint="eastAsia" w:eastAsia="黑体"/>
           <w:b/>
           <w:bCs/>
         </w:rPr>
@@ -2171,20 +2421,27 @@
       </w:r>
       <w:r>
         <w:rPr>
+          <w:rFonts w:eastAsia="黑体"/>
           <w:b/>
           <w:bCs/>
         </w:rPr>
         <w:t xml:space="preserve"> ↑</w:t>
       </w:r>
       <w:r>
+        <w:rPr>
+          <w:rFonts w:eastAsia="黑体"/>
+        </w:rPr>
         <w:t xml:space="preserve"> </w:t>
       </w:r>
       <w:r>
+        <w:rPr>
+          <w:rFonts w:eastAsia="黑体"/>
+        </w:rPr>
         <w:t xml:space="preserve">→ </w:t>
       </w:r>
       <w:r>
         <w:rPr>
-          <w:rFonts w:hint="eastAsia"/>
+          <w:rFonts w:hint="eastAsia" w:eastAsia="黑体"/>
         </w:rPr>
         <w:t xml:space="preserve">防止桥臂直通，但会引入波形畸变与基波压降。</w:t>
       </w:r>
@@ -2197,7 +2454,7 @@
       </w:pPr>
       <w:r>
         <w:rPr>
-          <w:rFonts w:hint="eastAsia"/>
+          <w:rFonts w:hint="eastAsia" w:eastAsia="黑体"/>
         </w:rPr>
         <w:t xml:space="preserve">典型参数示例</w:t>
       </w:r>
@@ -2212,11 +2469,14 @@
       </w:pPr>
       <w:r>
         <w:rPr>
-          <w:rFonts w:hint="eastAsia"/>
+          <w:rFonts w:hint="eastAsia" w:eastAsia="黑体"/>
         </w:rPr>
         <w:t xml:space="preserve">取</w:t>
       </w:r>
       <w:r>
+        <w:rPr>
+          <w:rFonts w:eastAsia="黑体"/>
+        </w:rPr>
         <w:t xml:space="preserve"> </w:t>
       </w:r>
       <m:oMath>
@@ -2254,11 +2514,14 @@
       </m:oMath>
       <w:r>
         <w:rPr>
-          <w:rFonts w:hint="eastAsia"/>
+          <w:rFonts w:hint="eastAsia" w:eastAsia="黑体"/>
         </w:rPr>
         <w:t xml:space="preserve">、方波调制：基波有效值</w:t>
       </w:r>
       <w:r>
+        <w:rPr>
+          <w:rFonts w:eastAsia="黑体"/>
+        </w:rPr>
         <w:t xml:space="preserve"> </w:t>
       </w:r>
       <m:oMath>
@@ -2337,6 +2600,9 @@
         </m:r>
       </m:oMath>
       <w:r>
+        <w:rPr>
+          <w:rFonts w:eastAsia="黑体"/>
+        </w:rPr>
         <w:t xml:space="preserve">。</w:t>
       </w:r>
     </w:p>
@@ -2350,11 +2616,14 @@
       </w:pPr>
       <w:r>
         <w:rPr>
-          <w:rFonts w:hint="eastAsia"/>
+          <w:rFonts w:hint="eastAsia" w:eastAsia="黑体"/>
         </w:rPr>
         <w:t xml:space="preserve">取</w:t>
       </w:r>
       <w:r>
+        <w:rPr>
+          <w:rFonts w:eastAsia="黑体"/>
+        </w:rPr>
         <w:t xml:space="preserve"> </w:t>
       </w:r>
       <m:oMath>
@@ -2391,6 +2660,9 @@
         </m:r>
       </m:oMath>
       <w:r>
+        <w:rPr>
+          <w:rFonts w:eastAsia="黑体"/>
+        </w:rPr>
         <w:t xml:space="preserve">、</w:t>
       </w:r>
       <m:oMath>
@@ -2418,11 +2690,14 @@
       </m:oMath>
       <w:r>
         <w:rPr>
-          <w:rFonts w:hint="eastAsia"/>
+          <w:rFonts w:hint="eastAsia" w:eastAsia="黑体"/>
         </w:rPr>
         <w:t xml:space="preserve">（SPWM）：基波幅值</w:t>
       </w:r>
       <w:r>
+        <w:rPr>
+          <w:rFonts w:eastAsia="黑体"/>
+        </w:rPr>
         <w:t xml:space="preserve"> </w:t>
       </w:r>
       <m:oMath>
@@ -2480,6 +2755,9 @@
         </m:r>
       </m:oMath>
       <w:r>
+        <w:rPr>
+          <w:rFonts w:eastAsia="黑体"/>
+        </w:rPr>
         <w:t xml:space="preserve">。</w:t>
       </w:r>
     </w:p>
@@ -2491,7 +2769,7 @@
       </w:pPr>
       <w:r>
         <w:rPr>
-          <w:rFonts w:hint="eastAsia"/>
+          <w:rFonts w:hint="eastAsia" w:eastAsia="黑体"/>
         </w:rPr>
         <w:t xml:space="preserve">常见器件型号</w:t>
       </w:r>
@@ -2506,16 +2784,19 @@
       </w:pPr>
       <w:r>
         <w:rPr>
-          <w:rFonts w:hint="eastAsia"/>
+          <w:rFonts w:hint="eastAsia" w:eastAsia="黑体"/>
         </w:rPr>
         <w:t xml:space="preserve">IGBT：IRG4PC50U、FGH40N60、IXYS</w:t>
       </w:r>
       <w:r>
+        <w:rPr>
+          <w:rFonts w:eastAsia="黑体"/>
+        </w:rPr>
         <w:t xml:space="preserve"> IXGH </w:t>
       </w:r>
       <w:r>
         <w:rPr>
-          <w:rFonts w:hint="eastAsia"/>
+          <w:rFonts w:hint="eastAsia" w:eastAsia="黑体"/>
         </w:rPr>
         <w:t xml:space="preserve">系列。</w:t>
       </w:r>
@@ -2530,7 +2811,7 @@
       </w:pPr>
       <w:r>
         <w:rPr>
-          <w:rFonts w:hint="eastAsia"/>
+          <w:rFonts w:hint="eastAsia" w:eastAsia="黑体"/>
         </w:rPr>
         <w:t xml:space="preserve">MOSFET：IRFP460、STP75NF75。</w:t>
       </w:r>
@@ -2545,25 +2826,31 @@
       </w:pPr>
       <w:r>
         <w:rPr>
-          <w:rFonts w:hint="eastAsia"/>
+          <w:rFonts w:hint="eastAsia" w:eastAsia="黑体"/>
         </w:rPr>
         <w:t xml:space="preserve">驱动：IR2110</w:t>
       </w:r>
       <w:r>
+        <w:rPr>
+          <w:rFonts w:eastAsia="黑体"/>
+        </w:rPr>
         <w:t xml:space="preserve"> / IR2113 </w:t>
       </w:r>
       <w:r>
         <w:rPr>
-          <w:rFonts w:hint="eastAsia"/>
+          <w:rFonts w:hint="eastAsia" w:eastAsia="黑体"/>
         </w:rPr>
         <w:t xml:space="preserve">半桥驱动、HCPL-3120</w:t>
       </w:r>
       <w:r>
+        <w:rPr>
+          <w:rFonts w:eastAsia="黑体"/>
+        </w:rPr>
         <w:t xml:space="preserve"> </w:t>
       </w:r>
       <w:r>
         <w:rPr>
-          <w:rFonts w:hint="eastAsia"/>
+          <w:rFonts w:hint="eastAsia" w:eastAsia="黑体"/>
         </w:rPr>
         <w:t xml:space="preserve">光耦驱动。</w:t>
       </w:r>
@@ -2576,7 +2863,7 @@
       </w:pPr>
       <w:r>
         <w:rPr>
-          <w:rFonts w:hint="eastAsia"/>
+          <w:rFonts w:hint="eastAsia" w:eastAsia="黑体"/>
         </w:rPr>
         <w:t xml:space="preserve">注意事项</w:t>
       </w:r>
@@ -2591,7 +2878,7 @@
       </w:pPr>
       <w:r>
         <w:rPr>
-          <w:rFonts w:hint="eastAsia"/>
+          <w:rFonts w:hint="eastAsia" w:eastAsia="黑体"/>
         </w:rPr>
         <w:t xml:space="preserve">同一桥臂上下管严禁同时导通，必须设置死区时间防止直通短路。</w:t>
       </w:r>
@@ -2606,7 +2893,7 @@
       </w:pPr>
       <w:r>
         <w:rPr>
-          <w:rFonts w:hint="eastAsia"/>
+          <w:rFonts w:hint="eastAsia" w:eastAsia="黑体"/>
         </w:rPr>
         <w:t xml:space="preserve">母线需加大电容或低感母排，抑制开关瞬态电压尖峰。</w:t>
       </w:r>
@@ -2621,7 +2908,7 @@
       </w:pPr>
       <w:r>
         <w:rPr>
-          <w:rFonts w:hint="eastAsia"/>
+          <w:rFonts w:hint="eastAsia" w:eastAsia="黑体"/>
         </w:rPr>
         <w:t xml:space="preserve">续流二极管应选用快恢复或肖特基，降低反向恢复损耗。</w:t>
       </w:r>
@@ -2636,11 +2923,14 @@
       </w:pPr>
       <w:r>
         <w:rPr>
-          <w:rFonts w:hint="eastAsia"/>
+          <w:rFonts w:hint="eastAsia" w:eastAsia="黑体"/>
         </w:rPr>
         <w:t xml:space="preserve">大功率场合需加缓冲电路（RCD/RC）抑制</w:t>
       </w:r>
       <w:r>
+        <w:rPr>
+          <w:rFonts w:eastAsia="黑体"/>
+        </w:rPr>
         <w:t xml:space="preserve"> </w:t>
       </w:r>
       <m:oMath>
@@ -2664,11 +2954,14 @@
         </m:r>
       </m:oMath>
       <w:r>
+        <w:rPr>
+          <w:rFonts w:eastAsia="黑体"/>
+        </w:rPr>
         <w:t xml:space="preserve"> </w:t>
       </w:r>
       <w:r>
         <w:rPr>
-          <w:rFonts w:hint="eastAsia"/>
+          <w:rFonts w:hint="eastAsia" w:eastAsia="黑体"/>
         </w:rPr>
         <w:t xml:space="preserve">与尖峰。</w:t>
       </w:r>
@@ -2681,7 +2974,7 @@
       </w:pPr>
       <w:r>
         <w:rPr>
-          <w:rFonts w:hint="eastAsia"/>
+          <w:rFonts w:hint="eastAsia" w:eastAsia="黑体"/>
         </w:rPr>
         <w:t xml:space="preserve">参考资料</w:t>
       </w:r>
@@ -2696,7 +2989,7 @@
       </w:pPr>
       <w:r>
         <w:rPr>
-          <w:rFonts w:hint="eastAsia"/>
+          <w:rFonts w:hint="eastAsia" w:eastAsia="黑体"/>
         </w:rPr>
         <w:t xml:space="preserve">《电力电子技术》（王兆安、刘进军）。</w:t>
       </w:r>
@@ -2710,6 +3003,9 @@
         </w:numPr>
       </w:pPr>
       <w:r>
+        <w:rPr>
+          <w:rFonts w:eastAsia="黑体"/>
+        </w:rPr>
         <w:t xml:space="preserve">Wikipedia: Power inverter。</w:t>
       </w:r>
     </w:p>
@@ -2722,11 +3018,14 @@
         </w:numPr>
       </w:pPr>
       <w:r>
+        <w:rPr>
+          <w:rFonts w:eastAsia="黑体"/>
+        </w:rPr>
         <w:t xml:space="preserve">TI </w:t>
       </w:r>
       <w:r>
         <w:rPr>
-          <w:rFonts w:hint="eastAsia"/>
+          <w:rFonts w:hint="eastAsia" w:eastAsia="黑体"/>
         </w:rPr>
         <w:t xml:space="preserve">应用笔记（全桥逆变器驱动与死区设计）。</w:t>
       </w:r>
@@ -2740,11 +3039,11 @@
       </w:pPr>
       <w:r>
         <w:rPr>
-          <w:rFonts w:ascii="Times New Roman" w:hAnsi="Times New Roman"/>
+          <w:rFonts w:ascii="Times New Roman" w:hAnsi="Times New Roman" w:eastAsia="黑体"/>
           <w:color w:val="555555"/>
           <w:sz w:val="21"/>
         </w:rPr>
-        <w:t>材料收集者：杜文杰</w:t>
+        <w:t>材料收集者：杜文杰，WX手机：19519196569，QQ:3478827729</w:t>
       </w:r>
     </w:p>
     <w:sectPr>
@@ -2764,7 +3063,7 @@
 </file>
 
 <file path=word/footer1.xml><?xml version="1.0" encoding="utf-8"?>
-<w:ftr xmlns:m="http://schemas.openxmlformats.org/officeDocument/2006/math" xmlns:mc="http://schemas.openxmlformats.org/markup-compatibility/2006" xmlns:mo="http://schemas.microsoft.com/office/mac/office/2008/main" xmlns:mv="urn:schemas-microsoft-com:mac:vml" xmlns:o="urn:schemas-microsoft-com:office:office" xmlns:r="http://schemas.openxmlformats.org/officeDocument/2006/relationships" xmlns:v="urn:schemas-microsoft-com:vml" xmlns:w10="urn:schemas-microsoft-com:office:word" xmlns:w14="http://schemas.microsoft.com/office/word/2010/wordml" xmlns:w="http://schemas.openxmlformats.org/wordprocessingml/2006/main" xmlns:wne="http://schemas.microsoft.com/office/word/2006/wordml" xmlns:wp14="http://schemas.microsoft.com/office/word/2010/wordprocessingDrawing" xmlns:wp="http://schemas.openxmlformats.org/drawingml/2006/wordprocessingDrawing" xmlns:wpc="http://schemas.microsoft.com/office/word/2010/wordprocessingCanvas" xmlns:wpg="http://schemas.microsoft.com/office/word/2010/wordprocessingGroup" xmlns:wpi="http://schemas.microsoft.com/office/word/2010/wordprocessingInk" xmlns:wps="http://schemas.microsoft.com/office/word/2010/wordprocessingShape" mc:Ignorable="w14 wp14">
+<w:ftr xmlns:mc="http://schemas.openxmlformats.org/markup-compatibility/2006" xmlns:w="http://schemas.openxmlformats.org/wordprocessingml/2006/main" xmlns:m="http://schemas.openxmlformats.org/officeDocument/2006/math" xmlns:mo="http://schemas.microsoft.com/office/mac/office/2008/main" xmlns:mv="urn:schemas-microsoft-com:mac:vml" xmlns:o="urn:schemas-microsoft-com:office:office" xmlns:r="http://schemas.openxmlformats.org/officeDocument/2006/relationships" xmlns:v="urn:schemas-microsoft-com:vml" xmlns:w10="urn:schemas-microsoft-com:office:word" xmlns:w14="http://schemas.microsoft.com/office/word/2010/wordml" xmlns:wne="http://schemas.microsoft.com/office/word/2006/wordml" xmlns:wp14="http://schemas.microsoft.com/office/word/2010/wordprocessingDrawing" xmlns:wp="http://schemas.openxmlformats.org/drawingml/2006/wordprocessingDrawing" xmlns:wpc="http://schemas.microsoft.com/office/word/2010/wordprocessingCanvas" xmlns:wpg="http://schemas.microsoft.com/office/word/2010/wordprocessingGroup" xmlns:wpi="http://schemas.microsoft.com/office/word/2010/wordprocessingInk" xmlns:wps="http://schemas.microsoft.com/office/word/2010/wordprocessingShape" mc:Ignorable="w14 wp14">
   <w:p>
     <w:pPr>
       <w:pStyle w:val="Footer"/>
@@ -2772,12 +3071,14 @@
     </w:pPr>
     <w:r>
       <w:rPr>
+        <w:rFonts w:eastAsia="黑体"/>
         <w:sz w:val="18"/>
       </w:rPr>
       <w:t xml:space="preserve">第 </w:t>
     </w:r>
     <w:r>
       <w:rPr>
+        <w:rFonts w:eastAsia="黑体"/>
         <w:sz w:val="18"/>
       </w:rPr>
       <w:fldChar w:fldCharType="begin"/>
@@ -2786,6 +3087,7 @@
     </w:r>
     <w:r>
       <w:rPr>
+        <w:rFonts w:eastAsia="黑体"/>
         <w:sz w:val="18"/>
       </w:rPr>
       <w:t xml:space="preserve"> 页</w:t>
@@ -2799,6 +3101,9 @@
   <w:footnote w:type="continuationSeparator" w:id="0">
     <w:p>
       <w:r>
+        <w:rPr>
+          <w:rFonts w:eastAsia="黑体"/>
+        </w:rPr>
         <w:continuationSeparator/>
       </w:r>
     </w:p>
@@ -2806,6 +3111,9 @@
   <w:footnote w:type="separator" w:id="-1">
     <w:p>
       <w:r>
+        <w:rPr>
+          <w:rFonts w:eastAsia="黑体"/>
+        </w:rPr>
         <w:separator/>
       </w:r>
     </w:p>
@@ -2814,7 +3122,7 @@
 </file>
 
 <file path=word/header1.xml><?xml version="1.0" encoding="utf-8"?>
-<w:hdr xmlns:m="http://schemas.openxmlformats.org/officeDocument/2006/math" xmlns:mc="http://schemas.openxmlformats.org/markup-compatibility/2006" xmlns:mo="http://schemas.microsoft.com/office/mac/office/2008/main" xmlns:mv="urn:schemas-microsoft-com:mac:vml" xmlns:o="urn:schemas-microsoft-com:office:office" xmlns:r="http://schemas.openxmlformats.org/officeDocument/2006/relationships" xmlns:v="urn:schemas-microsoft-com:vml" xmlns:w10="urn:schemas-microsoft-com:office:word" xmlns:w14="http://schemas.microsoft.com/office/word/2010/wordml" xmlns:w="http://schemas.openxmlformats.org/wordprocessingml/2006/main" xmlns:wne="http://schemas.microsoft.com/office/word/2006/wordml" xmlns:wp14="http://schemas.microsoft.com/office/word/2010/wordprocessingDrawing" xmlns:wp="http://schemas.openxmlformats.org/drawingml/2006/wordprocessingDrawing" xmlns:wpc="http://schemas.microsoft.com/office/word/2010/wordprocessingCanvas" xmlns:wpg="http://schemas.microsoft.com/office/word/2010/wordprocessingGroup" xmlns:wpi="http://schemas.microsoft.com/office/word/2010/wordprocessingInk" xmlns:wps="http://schemas.microsoft.com/office/word/2010/wordprocessingShape" mc:Ignorable="w14 wp14">
+<w:hdr xmlns:mc="http://schemas.openxmlformats.org/markup-compatibility/2006" xmlns:w="http://schemas.openxmlformats.org/wordprocessingml/2006/main" xmlns:m="http://schemas.openxmlformats.org/officeDocument/2006/math" xmlns:mo="http://schemas.microsoft.com/office/mac/office/2008/main" xmlns:mv="urn:schemas-microsoft-com:mac:vml" xmlns:o="urn:schemas-microsoft-com:office:office" xmlns:r="http://schemas.openxmlformats.org/officeDocument/2006/relationships" xmlns:v="urn:schemas-microsoft-com:vml" xmlns:w10="urn:schemas-microsoft-com:office:word" xmlns:w14="http://schemas.microsoft.com/office/word/2010/wordml" xmlns:wne="http://schemas.microsoft.com/office/word/2006/wordml" xmlns:wp14="http://schemas.microsoft.com/office/word/2010/wordprocessingDrawing" xmlns:wp="http://schemas.openxmlformats.org/drawingml/2006/wordprocessingDrawing" xmlns:wpc="http://schemas.microsoft.com/office/word/2010/wordprocessingCanvas" xmlns:wpg="http://schemas.microsoft.com/office/word/2010/wordprocessingGroup" xmlns:wpi="http://schemas.microsoft.com/office/word/2010/wordprocessingInk" xmlns:wps="http://schemas.microsoft.com/office/word/2010/wordprocessingShape" mc:Ignorable="w14 wp14">
   <w:p>
     <w:pPr>
       <w:pStyle w:val="Header"/>
@@ -2822,7 +3130,7 @@
     </w:pPr>
     <w:r>
       <w:rPr>
-        <w:rFonts w:ascii="Times New Roman" w:hAnsi="Times New Roman"/>
+        <w:rFonts w:ascii="Times New Roman" w:hAnsi="Times New Roman" w:eastAsia="黑体"/>
         <w:sz w:val="18"/>
         <w:rFonts w:eastAsia="黑体"/>
         <w:rFonts w:eastAsia="黑体"/>
@@ -2834,7 +3142,7 @@
 </file>
 
 <file path=word/numbering.xml><?xml version="1.0" encoding="utf-8"?>
-<w:numbering xmlns:m="http://schemas.openxmlformats.org/officeDocument/2006/math" xmlns:mc="http://schemas.openxmlformats.org/markup-compatibility/2006" xmlns:mo="http://schemas.microsoft.com/office/mac/office/2008/main" xmlns:mv="urn:schemas-microsoft-com:mac:vml" xmlns:o="urn:schemas-microsoft-com:office:office" xmlns:r="http://schemas.openxmlformats.org/officeDocument/2006/relationships" xmlns:v="urn:schemas-microsoft-com:vml" xmlns:w="http://schemas.openxmlformats.org/wordprocessingml/2006/main" xmlns:w10="urn:schemas-microsoft-com:office:word" xmlns:w14="http://schemas.microsoft.com/office/word/2010/wordml" xmlns:wne="http://schemas.microsoft.com/office/word/2006/wordml" xmlns:wp="http://schemas.openxmlformats.org/drawingml/2006/wordprocessingDrawing" xmlns:wp14="http://schemas.microsoft.com/office/word/2010/wordprocessingDrawing" xmlns:wpc="http://schemas.microsoft.com/office/word/2010/wordprocessingCanvas" xmlns:wpg="http://schemas.microsoft.com/office/word/2010/wordprocessingGroup" xmlns:wpi="http://schemas.microsoft.com/office/word/2010/wordprocessingInk" xmlns:wps="http://schemas.microsoft.com/office/word/2010/wordprocessingShape" mc:Ignorable="w14 wp14">
+<w:numbering xmlns:mc="http://schemas.openxmlformats.org/markup-compatibility/2006" xmlns:w="http://schemas.openxmlformats.org/wordprocessingml/2006/main" xmlns:m="http://schemas.openxmlformats.org/officeDocument/2006/math" xmlns:mo="http://schemas.microsoft.com/office/mac/office/2008/main" xmlns:mv="urn:schemas-microsoft-com:mac:vml" xmlns:o="urn:schemas-microsoft-com:office:office" xmlns:r="http://schemas.openxmlformats.org/officeDocument/2006/relationships" xmlns:v="urn:schemas-microsoft-com:vml" xmlns:w10="urn:schemas-microsoft-com:office:word" xmlns:w14="http://schemas.microsoft.com/office/word/2010/wordml" xmlns:wne="http://schemas.microsoft.com/office/word/2006/wordml" xmlns:wp="http://schemas.openxmlformats.org/drawingml/2006/wordprocessingDrawing" xmlns:wp14="http://schemas.microsoft.com/office/word/2010/wordprocessingDrawing" xmlns:wpc="http://schemas.microsoft.com/office/word/2010/wordprocessingCanvas" xmlns:wpg="http://schemas.microsoft.com/office/word/2010/wordprocessingGroup" xmlns:wpi="http://schemas.microsoft.com/office/word/2010/wordprocessingInk" xmlns:wps="http://schemas.microsoft.com/office/word/2010/wordprocessingShape" mc:Ignorable="w14 wp14">
   <w:abstractNum w:abstractNumId="0">
     <w:nsid w:val="FFFFFF7C"/>
     <w:multiLevelType w:val="singleLevel"/>
@@ -2921,7 +3229,7 @@
         <w:ind w:hanging="360" w:left="1440"/>
       </w:pPr>
       <w:rPr>
-        <w:rFonts w:ascii="Symbol" w:hAnsi="Symbol" w:hint="default"/>
+        <w:rFonts w:ascii="Symbol" w:hAnsi="Symbol" w:hint="default" w:eastAsia="黑体"/>
       </w:rPr>
     </w:lvl>
   </w:abstractNum>
@@ -2942,7 +3250,7 @@
         <w:ind w:hanging="360" w:left="1080"/>
       </w:pPr>
       <w:rPr>
-        <w:rFonts w:ascii="Symbol" w:hAnsi="Symbol" w:hint="default"/>
+        <w:rFonts w:ascii="Symbol" w:hAnsi="Symbol" w:hint="default" w:eastAsia="黑体"/>
       </w:rPr>
     </w:lvl>
   </w:abstractNum>
@@ -2963,7 +3271,7 @@
         <w:ind w:hanging="360" w:left="720"/>
       </w:pPr>
       <w:rPr>
-        <w:rFonts w:ascii="Symbol" w:hAnsi="Symbol" w:hint="default"/>
+        <w:rFonts w:ascii="Symbol" w:hAnsi="Symbol" w:hint="default" w:eastAsia="黑体"/>
       </w:rPr>
     </w:lvl>
   </w:abstractNum>
@@ -3002,7 +3310,7 @@
         <w:ind w:hanging="360" w:left="360"/>
       </w:pPr>
       <w:rPr>
-        <w:rFonts w:ascii="Symbol" w:hAnsi="Symbol" w:hint="default"/>
+        <w:rFonts w:ascii="Symbol" w:hAnsi="Symbol" w:hint="default" w:eastAsia="黑体"/>
       </w:rPr>
     </w:lvl>
   </w:abstractNum>
@@ -3093,7 +3401,7 @@
         <w:ind w:left="720" w:hanging="360"/>
       </w:pPr>
       <w:rPr>
-        <w:rFonts w:ascii="Symbol" w:hAnsi="Symbol" w:cs="Symbol" w:hint="default"/>
+        <w:rFonts w:ascii="Symbol" w:hAnsi="Symbol" w:cs="Symbol" w:hint="default" w:eastAsia="黑体"/>
       </w:rPr>
     </w:lvl>
     <w:lvl w:ilvl="1">
@@ -3104,7 +3412,7 @@
         <w:ind w:left="1440" w:hanging="360"/>
       </w:pPr>
       <w:rPr>
-        <w:rFonts w:ascii="Courier New" w:hAnsi="Courier New" w:cs="Courier New" w:hint="default"/>
+        <w:rFonts w:ascii="Courier New" w:hAnsi="Courier New" w:cs="Courier New" w:hint="default" w:eastAsia="黑体"/>
       </w:rPr>
     </w:lvl>
     <w:lvl w:ilvl="2">
@@ -3115,7 +3423,7 @@
         <w:ind w:left="2160" w:hanging="360"/>
       </w:pPr>
       <w:rPr>
-        <w:rFonts w:ascii="Wingdings" w:hAnsi="Wingdings" w:cs="Wingdings" w:hint="default"/>
+        <w:rFonts w:ascii="Wingdings" w:hAnsi="Wingdings" w:cs="Wingdings" w:hint="default" w:eastAsia="黑体"/>
       </w:rPr>
     </w:lvl>
     <w:lvl w:ilvl="3">
@@ -3126,7 +3434,7 @@
         <w:ind w:left="2880" w:hanging="360"/>
       </w:pPr>
       <w:rPr>
-        <w:rFonts w:ascii="Symbol" w:hAnsi="Symbol" w:cs="Symbol" w:hint="default"/>
+        <w:rFonts w:ascii="Symbol" w:hAnsi="Symbol" w:cs="Symbol" w:hint="default" w:eastAsia="黑体"/>
       </w:rPr>
     </w:lvl>
     <w:lvl w:ilvl="4">
@@ -3137,7 +3445,7 @@
         <w:ind w:left="3600" w:hanging="360"/>
       </w:pPr>
       <w:rPr>
-        <w:rFonts w:ascii="Courier New" w:hAnsi="Courier New" w:cs="Courier New" w:hint="default"/>
+        <w:rFonts w:ascii="Courier New" w:hAnsi="Courier New" w:cs="Courier New" w:hint="default" w:eastAsia="黑体"/>
       </w:rPr>
     </w:lvl>
     <w:lvl w:ilvl="5">
@@ -3148,7 +3456,7 @@
         <w:ind w:left="4320" w:hanging="360"/>
       </w:pPr>
       <w:rPr>
-        <w:rFonts w:ascii="Wingdings" w:hAnsi="Wingdings" w:cs="Wingdings" w:hint="default"/>
+        <w:rFonts w:ascii="Wingdings" w:hAnsi="Wingdings" w:cs="Wingdings" w:hint="default" w:eastAsia="黑体"/>
       </w:rPr>
     </w:lvl>
     <w:lvl w:ilvl="6">
@@ -3159,7 +3467,7 @@
         <w:ind w:left="5040" w:hanging="360"/>
       </w:pPr>
       <w:rPr>
-        <w:rFonts w:ascii="Symbol" w:hAnsi="Symbol" w:cs="Symbol" w:hint="default"/>
+        <w:rFonts w:ascii="Symbol" w:hAnsi="Symbol" w:cs="Symbol" w:hint="default" w:eastAsia="黑体"/>
       </w:rPr>
     </w:lvl>
     <w:lvl w:ilvl="7">
@@ -3170,7 +3478,7 @@
         <w:ind w:left="5760" w:hanging="360"/>
       </w:pPr>
       <w:rPr>
-        <w:rFonts w:ascii="Courier New" w:hAnsi="Courier New" w:cs="Courier New" w:hint="default"/>
+        <w:rFonts w:ascii="Courier New" w:hAnsi="Courier New" w:cs="Courier New" w:hint="default" w:eastAsia="黑体"/>
       </w:rPr>
     </w:lvl>
     <w:lvl w:ilvl="8">
@@ -3181,7 +3489,7 @@
         <w:ind w:left="6480" w:hanging="360"/>
       </w:pPr>
       <w:rPr>
-        <w:rFonts w:ascii="Wingdings" w:hAnsi="Wingdings" w:cs="Wingdings" w:hint="default"/>
+        <w:rFonts w:ascii="Wingdings" w:hAnsi="Wingdings" w:cs="Wingdings" w:hint="default" w:eastAsia="黑体"/>
       </w:rPr>
     </w:lvl>
   </w:abstractNum>
@@ -3237,11 +3545,11 @@
 </file>
 
 <file path=word/styles.xml><?xml version="1.0" encoding="utf-8"?>
-<w:styles xmlns:mc="http://schemas.openxmlformats.org/markup-compatibility/2006" xmlns:r="http://schemas.openxmlformats.org/officeDocument/2006/relationships" xmlns:w="http://schemas.openxmlformats.org/wordprocessingml/2006/main" xmlns:w14="http://schemas.microsoft.com/office/word/2010/wordml" mc:Ignorable="w14">
+<w:styles xmlns:mc="http://schemas.openxmlformats.org/markup-compatibility/2006" xmlns:w="http://schemas.openxmlformats.org/wordprocessingml/2006/main" xmlns:r="http://schemas.openxmlformats.org/officeDocument/2006/relationships" xmlns:w14="http://schemas.microsoft.com/office/word/2010/wordml" mc:Ignorable="w14">
   <w:docDefaults>
     <w:rPrDefault>
       <w:rPr>
-        <w:rFonts w:asciiTheme="minorHAnsi" w:cstheme="minorBidi" w:eastAsiaTheme="minorEastAsia" w:hAnsiTheme="minorHAnsi"/>
+        <w:rFonts w:asciiTheme="minorHAnsi" w:cstheme="minorBidi" w:hAnsiTheme="minorHAnsi" w:eastAsia="黑体"/>
         <w:sz w:val="22"/>
         <w:szCs w:val="22"/>
         <w:lang w:bidi="ar-SA" w:eastAsia="en-US" w:val="en-US"/>
@@ -3463,7 +3771,7 @@
       <w:outlineLvl w:val="0"/>
     </w:pPr>
     <w:rPr>
-      <w:rFonts w:ascii="Times New Roman" w:asciiTheme="majorHAnsi" w:cstheme="majorBidi" w:eastAsia="黑体" w:eastAsiaTheme="majorEastAsia" w:hAnsi="Times New Roman" w:hAnsiTheme="majorHAnsi"/>
+      <w:rFonts w:ascii="Times New Roman" w:asciiTheme="majorHAnsi" w:cstheme="majorBidi" w:eastAsia="黑体" w:hAnsi="Times New Roman" w:hAnsiTheme="majorHAnsi"/>
       <w:b/>
       <w:bCs/>
       <w:color w:val="1F3864"/>
@@ -3487,7 +3795,7 @@
       <w:outlineLvl w:val="1"/>
     </w:pPr>
     <w:rPr>
-      <w:rFonts w:ascii="Times New Roman" w:asciiTheme="majorHAnsi" w:cstheme="majorBidi" w:eastAsia="黑体" w:eastAsiaTheme="majorEastAsia" w:hAnsi="Times New Roman" w:hAnsiTheme="majorHAnsi"/>
+      <w:rFonts w:ascii="Times New Roman" w:asciiTheme="majorHAnsi" w:cstheme="majorBidi" w:eastAsia="黑体" w:hAnsi="Times New Roman" w:hAnsiTheme="majorHAnsi"/>
       <w:b/>
       <w:bCs/>
       <w:color w:val="2E4E7E"/>
@@ -3511,7 +3819,7 @@
       <w:outlineLvl w:val="2"/>
     </w:pPr>
     <w:rPr>
-      <w:rFonts w:ascii="Times New Roman" w:asciiTheme="majorHAnsi" w:cstheme="majorBidi" w:eastAsia="黑体" w:eastAsiaTheme="majorEastAsia" w:hAnsi="Times New Roman" w:hAnsiTheme="majorHAnsi"/>
+      <w:rFonts w:ascii="Times New Roman" w:asciiTheme="majorHAnsi" w:cstheme="majorBidi" w:eastAsia="黑体" w:hAnsi="Times New Roman" w:hAnsiTheme="majorHAnsi"/>
       <w:b/>
       <w:bCs/>
       <w:color w:val="2E4E7E"/>
@@ -3535,7 +3843,7 @@
       <w:outlineLvl w:val="3"/>
     </w:pPr>
     <w:rPr>
-      <w:rFonts w:ascii="Times New Roman" w:asciiTheme="majorHAnsi" w:cstheme="majorBidi" w:eastAsia="黑体" w:eastAsiaTheme="majorEastAsia" w:hAnsi="Times New Roman" w:hAnsiTheme="majorHAnsi"/>
+      <w:rFonts w:ascii="Times New Roman" w:asciiTheme="majorHAnsi" w:cstheme="majorBidi" w:eastAsia="黑体" w:hAnsi="Times New Roman" w:hAnsiTheme="majorHAnsi"/>
       <w:b/>
       <w:bCs/>
       <w:i/>
@@ -3561,7 +3869,7 @@
       <w:outlineLvl w:val="4"/>
     </w:pPr>
     <w:rPr>
-      <w:rFonts w:ascii="Times New Roman" w:asciiTheme="majorHAnsi" w:cstheme="majorBidi" w:eastAsia="黑体" w:eastAsiaTheme="majorEastAsia" w:hAnsi="Times New Roman" w:hAnsiTheme="majorHAnsi"/>
+      <w:rFonts w:ascii="Times New Roman" w:asciiTheme="majorHAnsi" w:cstheme="majorBidi" w:eastAsia="黑体" w:hAnsi="Times New Roman" w:hAnsiTheme="majorHAnsi"/>
       <w:b/>
       <w:color w:val="333333"/>
       <w:sz w:val="22"/>
@@ -3584,7 +3892,7 @@
       <w:outlineLvl w:val="5"/>
     </w:pPr>
     <w:rPr>
-      <w:rFonts w:asciiTheme="majorHAnsi" w:cstheme="majorBidi" w:eastAsiaTheme="majorEastAsia" w:hAnsiTheme="majorHAnsi"/>
+      <w:rFonts w:asciiTheme="majorHAnsi" w:cstheme="majorBidi" w:hAnsiTheme="majorHAnsi" w:eastAsia="黑体"/>
       <w:i/>
       <w:iCs/>
       <w:color w:themeColor="accent1" w:themeShade="7F" w:val="243F60"/>
@@ -3607,7 +3915,7 @@
       <w:outlineLvl w:val="6"/>
     </w:pPr>
     <w:rPr>
-      <w:rFonts w:asciiTheme="majorHAnsi" w:cstheme="majorBidi" w:eastAsiaTheme="majorEastAsia" w:hAnsiTheme="majorHAnsi"/>
+      <w:rFonts w:asciiTheme="majorHAnsi" w:cstheme="majorBidi" w:hAnsiTheme="majorHAnsi" w:eastAsia="黑体"/>
       <w:i/>
       <w:iCs/>
       <w:color w:themeColor="text1" w:themeTint="BF" w:val="404040"/>
@@ -3630,7 +3938,7 @@
       <w:outlineLvl w:val="7"/>
     </w:pPr>
     <w:rPr>
-      <w:rFonts w:asciiTheme="majorHAnsi" w:cstheme="majorBidi" w:eastAsiaTheme="majorEastAsia" w:hAnsiTheme="majorHAnsi"/>
+      <w:rFonts w:asciiTheme="majorHAnsi" w:cstheme="majorBidi" w:hAnsiTheme="majorHAnsi" w:eastAsia="黑体"/>
       <w:color w:themeColor="accent1" w:val="4F81BD"/>
       <w:sz w:val="20"/>
       <w:szCs w:val="20"/>
@@ -3653,7 +3961,7 @@
       <w:outlineLvl w:val="8"/>
     </w:pPr>
     <w:rPr>
-      <w:rFonts w:asciiTheme="majorHAnsi" w:cstheme="majorBidi" w:eastAsiaTheme="majorEastAsia" w:hAnsiTheme="majorHAnsi"/>
+      <w:rFonts w:asciiTheme="majorHAnsi" w:cstheme="majorBidi" w:hAnsiTheme="majorHAnsi" w:eastAsia="黑体"/>
       <w:i/>
       <w:iCs/>
       <w:color w:themeColor="text1" w:themeTint="BF" w:val="404040"/>
@@ -3704,7 +4012,7 @@
     <w:uiPriority w:val="9"/>
     <w:rsid w:val="00FC693F"/>
     <w:rPr>
-      <w:rFonts w:asciiTheme="majorHAnsi" w:cstheme="majorBidi" w:eastAsiaTheme="majorEastAsia" w:hAnsiTheme="majorHAnsi"/>
+      <w:rFonts w:asciiTheme="majorHAnsi" w:cstheme="majorBidi" w:hAnsiTheme="majorHAnsi" w:eastAsia="黑体"/>
       <w:b/>
       <w:bCs/>
       <w:color w:themeColor="accent1" w:themeShade="BF" w:val="365F91"/>
@@ -3719,7 +4027,7 @@
     <w:uiPriority w:val="9"/>
     <w:rsid w:val="00FC693F"/>
     <w:rPr>
-      <w:rFonts w:asciiTheme="majorHAnsi" w:cstheme="majorBidi" w:eastAsiaTheme="majorEastAsia" w:hAnsiTheme="majorHAnsi"/>
+      <w:rFonts w:asciiTheme="majorHAnsi" w:cstheme="majorBidi" w:hAnsiTheme="majorHAnsi" w:eastAsia="黑体"/>
       <w:b/>
       <w:bCs/>
       <w:color w:themeColor="accent1" w:val="4F81BD"/>
@@ -3734,7 +4042,7 @@
     <w:uiPriority w:val="9"/>
     <w:rsid w:val="00FC693F"/>
     <w:rPr>
-      <w:rFonts w:asciiTheme="majorHAnsi" w:cstheme="majorBidi" w:eastAsiaTheme="majorEastAsia" w:hAnsiTheme="majorHAnsi"/>
+      <w:rFonts w:asciiTheme="majorHAnsi" w:cstheme="majorBidi" w:hAnsiTheme="majorHAnsi" w:eastAsia="黑体"/>
       <w:b/>
       <w:bCs/>
       <w:color w:themeColor="accent1" w:val="4F81BD"/>
@@ -3757,7 +4065,7 @@
       <w:contextualSpacing/>
     </w:pPr>
     <w:rPr>
-      <w:rFonts w:ascii="Times New Roman" w:asciiTheme="majorHAnsi" w:cstheme="majorBidi" w:eastAsia="黑体" w:eastAsiaTheme="majorEastAsia" w:hAnsi="Times New Roman" w:hAnsiTheme="majorHAnsi"/>
+      <w:rFonts w:ascii="Times New Roman" w:asciiTheme="majorHAnsi" w:cstheme="majorBidi" w:eastAsia="黑体" w:hAnsi="Times New Roman" w:hAnsiTheme="majorHAnsi"/>
       <w:b/>
       <w:color w:val="1F3864"/>
       <w:spacing w:val="5"/>
@@ -3773,7 +4081,7 @@
     <w:uiPriority w:val="10"/>
     <w:rsid w:val="00FC693F"/>
     <w:rPr>
-      <w:rFonts w:asciiTheme="majorHAnsi" w:cstheme="majorBidi" w:eastAsiaTheme="majorEastAsia" w:hAnsiTheme="majorHAnsi"/>
+      <w:rFonts w:asciiTheme="majorHAnsi" w:cstheme="majorBidi" w:hAnsiTheme="majorHAnsi" w:eastAsia="黑体"/>
       <w:color w:themeColor="text2" w:themeShade="BF" w:val="17365D"/>
       <w:spacing w:val="5"/>
       <w:kern w:val="28"/>
@@ -3795,7 +4103,7 @@
       </w:numPr>
     </w:pPr>
     <w:rPr>
-      <w:rFonts w:asciiTheme="majorHAnsi" w:cstheme="majorBidi" w:eastAsiaTheme="majorEastAsia" w:hAnsiTheme="majorHAnsi"/>
+      <w:rFonts w:asciiTheme="majorHAnsi" w:cstheme="majorBidi" w:hAnsiTheme="majorHAnsi" w:eastAsia="黑体"/>
       <w:i/>
       <w:iCs/>
       <w:color w:themeColor="accent1" w:val="4F81BD"/>
@@ -3811,7 +4119,7 @@
     <w:uiPriority w:val="11"/>
     <w:rsid w:val="00FC693F"/>
     <w:rPr>
-      <w:rFonts w:asciiTheme="majorHAnsi" w:cstheme="majorBidi" w:eastAsiaTheme="majorEastAsia" w:hAnsiTheme="majorHAnsi"/>
+      <w:rFonts w:asciiTheme="majorHAnsi" w:cstheme="majorBidi" w:hAnsiTheme="majorHAnsi" w:eastAsia="黑体"/>
       <w:i/>
       <w:iCs/>
       <w:color w:themeColor="accent1" w:val="4F81BD"/>
@@ -3878,6 +4186,7 @@
       <w:spacing w:after="120"/>
     </w:pPr>
     <w:rPr>
+      <w:rFonts w:eastAsia="黑体"/>
       <w:sz w:val="16"/>
       <w:szCs w:val="16"/>
     </w:rPr>
@@ -3889,6 +4198,7 @@
     <w:uiPriority w:val="99"/>
     <w:rsid w:val="00AA1D8D"/>
     <w:rPr>
+      <w:rFonts w:eastAsia="黑体"/>
       <w:sz w:val="16"/>
       <w:szCs w:val="16"/>
     </w:rPr>
@@ -4058,7 +4368,7 @@
       </w:tabs>
     </w:pPr>
     <w:rPr>
-      <w:rFonts w:ascii="Courier" w:hAnsi="Courier"/>
+      <w:rFonts w:ascii="Courier" w:hAnsi="Courier" w:eastAsia="黑体"/>
       <w:sz w:val="20"/>
       <w:szCs w:val="20"/>
     </w:rPr>
@@ -4070,7 +4380,7 @@
     <w:uiPriority w:val="99"/>
     <w:rsid w:val="0029639D"/>
     <w:rPr>
-      <w:rFonts w:ascii="Courier" w:hAnsi="Courier"/>
+      <w:rFonts w:ascii="Courier" w:hAnsi="Courier" w:eastAsia="黑体"/>
       <w:sz w:val="20"/>
       <w:szCs w:val="20"/>
     </w:rPr>
@@ -4106,6 +4416,7 @@
     <w:uiPriority w:val="29"/>
     <w:rsid w:val="00FC693F"/>
     <w:rPr>
+      <w:rFonts w:eastAsia="黑体"/>
       <w:i/>
       <w:iCs/>
       <w:color w:themeColor="text1" w:val="000000"/>
@@ -4119,7 +4430,7 @@
     <w:semiHidden/>
     <w:rsid w:val="00FC693F"/>
     <w:rPr>
-      <w:rFonts w:asciiTheme="majorHAnsi" w:cstheme="majorBidi" w:eastAsiaTheme="majorEastAsia" w:hAnsiTheme="majorHAnsi"/>
+      <w:rFonts w:asciiTheme="majorHAnsi" w:cstheme="majorBidi" w:hAnsiTheme="majorHAnsi" w:eastAsia="黑体"/>
       <w:b/>
       <w:bCs/>
       <w:i/>
@@ -4135,7 +4446,7 @@
     <w:semiHidden/>
     <w:rsid w:val="00FC693F"/>
     <w:rPr>
-      <w:rFonts w:asciiTheme="majorHAnsi" w:cstheme="majorBidi" w:eastAsiaTheme="majorEastAsia" w:hAnsiTheme="majorHAnsi"/>
+      <w:rFonts w:asciiTheme="majorHAnsi" w:cstheme="majorBidi" w:hAnsiTheme="majorHAnsi" w:eastAsia="黑体"/>
       <w:color w:themeColor="accent1" w:themeShade="7F" w:val="243F60"/>
     </w:rPr>
   </w:style>
@@ -4147,7 +4458,7 @@
     <w:semiHidden/>
     <w:rsid w:val="00FC693F"/>
     <w:rPr>
-      <w:rFonts w:asciiTheme="majorHAnsi" w:cstheme="majorBidi" w:eastAsiaTheme="majorEastAsia" w:hAnsiTheme="majorHAnsi"/>
+      <w:rFonts w:asciiTheme="majorHAnsi" w:cstheme="majorBidi" w:hAnsiTheme="majorHAnsi" w:eastAsia="黑体"/>
       <w:i/>
       <w:iCs/>
       <w:color w:themeColor="accent1" w:themeShade="7F" w:val="243F60"/>
@@ -4161,7 +4472,7 @@
     <w:semiHidden/>
     <w:rsid w:val="00FC693F"/>
     <w:rPr>
-      <w:rFonts w:asciiTheme="majorHAnsi" w:cstheme="majorBidi" w:eastAsiaTheme="majorEastAsia" w:hAnsiTheme="majorHAnsi"/>
+      <w:rFonts w:asciiTheme="majorHAnsi" w:cstheme="majorBidi" w:hAnsiTheme="majorHAnsi" w:eastAsia="黑体"/>
       <w:i/>
       <w:iCs/>
       <w:color w:themeColor="text1" w:themeTint="BF" w:val="404040"/>
@@ -4175,7 +4486,7 @@
     <w:semiHidden/>
     <w:rsid w:val="00FC693F"/>
     <w:rPr>
-      <w:rFonts w:asciiTheme="majorHAnsi" w:cstheme="majorBidi" w:eastAsiaTheme="majorEastAsia" w:hAnsiTheme="majorHAnsi"/>
+      <w:rFonts w:asciiTheme="majorHAnsi" w:cstheme="majorBidi" w:hAnsiTheme="majorHAnsi" w:eastAsia="黑体"/>
       <w:color w:themeColor="accent1" w:val="4F81BD"/>
       <w:sz w:val="20"/>
       <w:szCs w:val="20"/>
@@ -4189,7 +4500,7 @@
     <w:semiHidden/>
     <w:rsid w:val="00FC693F"/>
     <w:rPr>
-      <w:rFonts w:asciiTheme="majorHAnsi" w:cstheme="majorBidi" w:eastAsiaTheme="majorEastAsia" w:hAnsiTheme="majorHAnsi"/>
+      <w:rFonts w:asciiTheme="majorHAnsi" w:cstheme="majorBidi" w:hAnsiTheme="majorHAnsi" w:eastAsia="黑体"/>
       <w:i/>
       <w:iCs/>
       <w:color w:themeColor="text1" w:themeTint="BF" w:val="404040"/>
@@ -4210,6 +4521,7 @@
       <w:spacing w:line="240" w:lineRule="auto"/>
     </w:pPr>
     <w:rPr>
+      <w:rFonts w:eastAsia="黑体"/>
       <w:b/>
       <w:bCs/>
       <w:color w:themeColor="accent1" w:val="4F81BD"/>
@@ -4224,6 +4536,7 @@
     <w:qFormat/>
     <w:rsid w:val="00FC693F"/>
     <w:rPr>
+      <w:rFonts w:eastAsia="黑体"/>
       <w:b/>
       <w:bCs/>
     </w:rPr>
@@ -4235,6 +4548,7 @@
     <w:qFormat/>
     <w:rsid w:val="00FC693F"/>
     <w:rPr>
+      <w:rFonts w:eastAsia="黑体"/>
       <w:i/>
       <w:iCs/>
     </w:rPr>
@@ -4255,6 +4569,7 @@
       <w:ind w:left="936" w:right="936"/>
     </w:pPr>
     <w:rPr>
+      <w:rFonts w:eastAsia="黑体"/>
       <w:b/>
       <w:bCs/>
       <w:i/>
@@ -4269,6 +4584,7 @@
     <w:uiPriority w:val="30"/>
     <w:rsid w:val="00FC693F"/>
     <w:rPr>
+      <w:rFonts w:eastAsia="黑体"/>
       <w:b/>
       <w:bCs/>
       <w:i/>
@@ -4283,6 +4599,7 @@
     <w:qFormat/>
     <w:rsid w:val="00FC693F"/>
     <w:rPr>
+      <w:rFonts w:eastAsia="黑体"/>
       <w:i/>
       <w:iCs/>
       <w:color w:themeColor="text1" w:themeTint="7F" w:val="808080"/>
@@ -4295,6 +4612,7 @@
     <w:qFormat/>
     <w:rsid w:val="00FC693F"/>
     <w:rPr>
+      <w:rFonts w:eastAsia="黑体"/>
       <w:b/>
       <w:bCs/>
       <w:i/>
@@ -4309,6 +4627,7 @@
     <w:qFormat/>
     <w:rsid w:val="00FC693F"/>
     <w:rPr>
+      <w:rFonts w:eastAsia="黑体"/>
       <w:smallCaps/>
       <w:color w:themeColor="accent2" w:val="C0504D"/>
       <w:u w:val="single"/>
@@ -4321,6 +4640,7 @@
     <w:qFormat/>
     <w:rsid w:val="00FC693F"/>
     <w:rPr>
+      <w:rFonts w:eastAsia="黑体"/>
       <w:b/>
       <w:bCs/>
       <w:smallCaps/>
@@ -4336,6 +4656,7 @@
     <w:qFormat/>
     <w:rsid w:val="00FC693F"/>
     <w:rPr>
+      <w:rFonts w:eastAsia="黑体"/>
       <w:b/>
       <w:bCs/>
       <w:smallCaps/>
@@ -4390,6 +4711,7 @@
       <w:spacing w:after="0" w:line="240" w:lineRule="auto"/>
     </w:pPr>
     <w:rPr>
+      <w:rFonts w:eastAsia="黑体"/>
       <w:color w:themeColor="text1" w:themeShade="BF" w:val="000000"/>
     </w:rPr>
     <w:tblPr>
@@ -4412,6 +4734,7 @@
         <w:spacing w:after="0" w:before="0" w:line="240" w:lineRule="auto"/>
       </w:pPr>
       <w:rPr>
+        <w:rFonts w:eastAsia="黑体"/>
         <w:b/>
         <w:bCs/>
       </w:rPr>
@@ -4432,6 +4755,7 @@
         <w:spacing w:after="0" w:before="0" w:line="240" w:lineRule="auto"/>
       </w:pPr>
       <w:rPr>
+        <w:rFonts w:eastAsia="黑体"/>
         <w:b/>
         <w:bCs/>
       </w:rPr>
@@ -4449,12 +4773,14 @@
     </w:tblStylePr>
     <w:tblStylePr w:type="firstCol">
       <w:rPr>
+        <w:rFonts w:eastAsia="黑体"/>
         <w:b/>
         <w:bCs/>
       </w:rPr>
     </w:tblStylePr>
     <w:tblStylePr w:type="lastCol">
       <w:rPr>
+        <w:rFonts w:eastAsia="黑体"/>
         <w:b/>
         <w:bCs/>
       </w:rPr>
@@ -4493,6 +4819,7 @@
       <w:spacing w:after="0" w:line="240" w:lineRule="auto"/>
     </w:pPr>
     <w:rPr>
+      <w:rFonts w:eastAsia="黑体"/>
       <w:color w:themeColor="accent1" w:themeShade="BF" w:val="365F91"/>
     </w:rPr>
     <w:tblPr>
@@ -4515,6 +4842,7 @@
         <w:spacing w:after="0" w:before="0" w:line="240" w:lineRule="auto"/>
       </w:pPr>
       <w:rPr>
+        <w:rFonts w:eastAsia="黑体"/>
         <w:b/>
         <w:bCs/>
       </w:rPr>
@@ -4535,6 +4863,7 @@
         <w:spacing w:after="0" w:before="0" w:line="240" w:lineRule="auto"/>
       </w:pPr>
       <w:rPr>
+        <w:rFonts w:eastAsia="黑体"/>
         <w:b/>
         <w:bCs/>
       </w:rPr>
@@ -4552,12 +4881,14 @@
     </w:tblStylePr>
     <w:tblStylePr w:type="firstCol">
       <w:rPr>
+        <w:rFonts w:eastAsia="黑体"/>
         <w:b/>
         <w:bCs/>
       </w:rPr>
     </w:tblStylePr>
     <w:tblStylePr w:type="lastCol">
       <w:rPr>
+        <w:rFonts w:eastAsia="黑体"/>
         <w:b/>
         <w:bCs/>
       </w:rPr>
@@ -4596,6 +4927,7 @@
       <w:spacing w:after="0" w:line="240" w:lineRule="auto"/>
     </w:pPr>
     <w:rPr>
+      <w:rFonts w:eastAsia="黑体"/>
       <w:color w:themeColor="accent2" w:themeShade="BF" w:val="943634"/>
     </w:rPr>
     <w:tblPr>
@@ -4618,6 +4950,7 @@
         <w:spacing w:after="0" w:before="0" w:line="240" w:lineRule="auto"/>
       </w:pPr>
       <w:rPr>
+        <w:rFonts w:eastAsia="黑体"/>
         <w:b/>
         <w:bCs/>
       </w:rPr>
@@ -4638,6 +4971,7 @@
         <w:spacing w:after="0" w:before="0" w:line="240" w:lineRule="auto"/>
       </w:pPr>
       <w:rPr>
+        <w:rFonts w:eastAsia="黑体"/>
         <w:b/>
         <w:bCs/>
       </w:rPr>
@@ -4655,12 +4989,14 @@
     </w:tblStylePr>
     <w:tblStylePr w:type="firstCol">
       <w:rPr>
+        <w:rFonts w:eastAsia="黑体"/>
         <w:b/>
         <w:bCs/>
       </w:rPr>
     </w:tblStylePr>
     <w:tblStylePr w:type="lastCol">
       <w:rPr>
+        <w:rFonts w:eastAsia="黑体"/>
         <w:b/>
         <w:bCs/>
       </w:rPr>
@@ -4699,6 +5035,7 @@
       <w:spacing w:after="0" w:line="240" w:lineRule="auto"/>
     </w:pPr>
     <w:rPr>
+      <w:rFonts w:eastAsia="黑体"/>
       <w:color w:themeColor="accent3" w:themeShade="BF" w:val="76923C"/>
     </w:rPr>
     <w:tblPr>
@@ -4721,6 +5058,7 @@
         <w:spacing w:after="0" w:before="0" w:line="240" w:lineRule="auto"/>
       </w:pPr>
       <w:rPr>
+        <w:rFonts w:eastAsia="黑体"/>
         <w:b/>
         <w:bCs/>
       </w:rPr>
@@ -4741,6 +5079,7 @@
         <w:spacing w:after="0" w:before="0" w:line="240" w:lineRule="auto"/>
       </w:pPr>
       <w:rPr>
+        <w:rFonts w:eastAsia="黑体"/>
         <w:b/>
         <w:bCs/>
       </w:rPr>
@@ -4758,12 +5097,14 @@
     </w:tblStylePr>
     <w:tblStylePr w:type="firstCol">
       <w:rPr>
+        <w:rFonts w:eastAsia="黑体"/>
         <w:b/>
         <w:bCs/>
       </w:rPr>
     </w:tblStylePr>
     <w:tblStylePr w:type="lastCol">
       <w:rPr>
+        <w:rFonts w:eastAsia="黑体"/>
         <w:b/>
         <w:bCs/>
       </w:rPr>
@@ -4802,6 +5143,7 @@
       <w:spacing w:after="0" w:line="240" w:lineRule="auto"/>
     </w:pPr>
     <w:rPr>
+      <w:rFonts w:eastAsia="黑体"/>
       <w:color w:themeColor="accent4" w:themeShade="BF" w:val="5F497A"/>
     </w:rPr>
     <w:tblPr>
@@ -4824,6 +5166,7 @@
         <w:spacing w:after="0" w:before="0" w:line="240" w:lineRule="auto"/>
       </w:pPr>
       <w:rPr>
+        <w:rFonts w:eastAsia="黑体"/>
         <w:b/>
         <w:bCs/>
       </w:rPr>
@@ -4844,6 +5187,7 @@
         <w:spacing w:after="0" w:before="0" w:line="240" w:lineRule="auto"/>
       </w:pPr>
       <w:rPr>
+        <w:rFonts w:eastAsia="黑体"/>
         <w:b/>
         <w:bCs/>
       </w:rPr>
@@ -4861,12 +5205,14 @@
     </w:tblStylePr>
     <w:tblStylePr w:type="firstCol">
       <w:rPr>
+        <w:rFonts w:eastAsia="黑体"/>
         <w:b/>
         <w:bCs/>
       </w:rPr>
     </w:tblStylePr>
     <w:tblStylePr w:type="lastCol">
       <w:rPr>
+        <w:rFonts w:eastAsia="黑体"/>
         <w:b/>
         <w:bCs/>
       </w:rPr>
@@ -4905,6 +5251,7 @@
       <w:spacing w:after="0" w:line="240" w:lineRule="auto"/>
     </w:pPr>
     <w:rPr>
+      <w:rFonts w:eastAsia="黑体"/>
       <w:color w:themeColor="accent5" w:themeShade="BF" w:val="31849B"/>
     </w:rPr>
     <w:tblPr>
@@ -4927,6 +5274,7 @@
         <w:spacing w:after="0" w:before="0" w:line="240" w:lineRule="auto"/>
       </w:pPr>
       <w:rPr>
+        <w:rFonts w:eastAsia="黑体"/>
         <w:b/>
         <w:bCs/>
       </w:rPr>
@@ -4947,6 +5295,7 @@
         <w:spacing w:after="0" w:before="0" w:line="240" w:lineRule="auto"/>
       </w:pPr>
       <w:rPr>
+        <w:rFonts w:eastAsia="黑体"/>
         <w:b/>
         <w:bCs/>
       </w:rPr>
@@ -4964,12 +5313,14 @@
     </w:tblStylePr>
     <w:tblStylePr w:type="firstCol">
       <w:rPr>
+        <w:rFonts w:eastAsia="黑体"/>
         <w:b/>
         <w:bCs/>
       </w:rPr>
     </w:tblStylePr>
     <w:tblStylePr w:type="lastCol">
       <w:rPr>
+        <w:rFonts w:eastAsia="黑体"/>
         <w:b/>
         <w:bCs/>
       </w:rPr>
@@ -5008,6 +5359,7 @@
       <w:spacing w:after="0" w:line="240" w:lineRule="auto"/>
     </w:pPr>
     <w:rPr>
+      <w:rFonts w:eastAsia="黑体"/>
       <w:color w:themeColor="accent6" w:themeShade="BF" w:val="E36C0A"/>
     </w:rPr>
     <w:tblPr>
@@ -5030,6 +5382,7 @@
         <w:spacing w:after="0" w:before="0" w:line="240" w:lineRule="auto"/>
       </w:pPr>
       <w:rPr>
+        <w:rFonts w:eastAsia="黑体"/>
         <w:b/>
         <w:bCs/>
       </w:rPr>
@@ -5050,6 +5403,7 @@
         <w:spacing w:after="0" w:before="0" w:line="240" w:lineRule="auto"/>
       </w:pPr>
       <w:rPr>
+        <w:rFonts w:eastAsia="黑体"/>
         <w:b/>
         <w:bCs/>
       </w:rPr>
@@ -5067,12 +5421,14 @@
     </w:tblStylePr>
     <w:tblStylePr w:type="firstCol">
       <w:rPr>
+        <w:rFonts w:eastAsia="黑体"/>
         <w:b/>
         <w:bCs/>
       </w:rPr>
     </w:tblStylePr>
     <w:tblStylePr w:type="lastCol">
       <w:rPr>
+        <w:rFonts w:eastAsia="黑体"/>
         <w:b/>
         <w:bCs/>
       </w:rPr>
@@ -5132,6 +5488,7 @@
         <w:spacing w:after="0" w:before="0" w:line="240" w:lineRule="auto"/>
       </w:pPr>
       <w:rPr>
+        <w:rFonts w:eastAsia="黑体"/>
         <w:b/>
         <w:bCs/>
         <w:color w:themeColor="background1" w:val="FFFFFF"/>
@@ -5146,6 +5503,7 @@
         <w:spacing w:after="0" w:before="0" w:line="240" w:lineRule="auto"/>
       </w:pPr>
       <w:rPr>
+        <w:rFonts w:eastAsia="黑体"/>
         <w:b/>
         <w:bCs/>
       </w:rPr>
@@ -5161,12 +5519,14 @@
     </w:tblStylePr>
     <w:tblStylePr w:type="firstCol">
       <w:rPr>
+        <w:rFonts w:eastAsia="黑体"/>
         <w:b/>
         <w:bCs/>
       </w:rPr>
     </w:tblStylePr>
     <w:tblStylePr w:type="lastCol">
       <w:rPr>
+        <w:rFonts w:eastAsia="黑体"/>
         <w:b/>
         <w:bCs/>
       </w:rPr>
@@ -5224,6 +5584,7 @@
         <w:spacing w:after="0" w:before="0" w:line="240" w:lineRule="auto"/>
       </w:pPr>
       <w:rPr>
+        <w:rFonts w:eastAsia="黑体"/>
         <w:b/>
         <w:bCs/>
         <w:color w:themeColor="background1" w:val="FFFFFF"/>
@@ -5238,6 +5599,7 @@
         <w:spacing w:after="0" w:before="0" w:line="240" w:lineRule="auto"/>
       </w:pPr>
       <w:rPr>
+        <w:rFonts w:eastAsia="黑体"/>
         <w:b/>
         <w:bCs/>
       </w:rPr>
@@ -5253,12 +5615,14 @@
     </w:tblStylePr>
     <w:tblStylePr w:type="firstCol">
       <w:rPr>
+        <w:rFonts w:eastAsia="黑体"/>
         <w:b/>
         <w:bCs/>
       </w:rPr>
     </w:tblStylePr>
     <w:tblStylePr w:type="lastCol">
       <w:rPr>
+        <w:rFonts w:eastAsia="黑体"/>
         <w:b/>
         <w:bCs/>
       </w:rPr>
@@ -5316,6 +5680,7 @@
         <w:spacing w:after="0" w:before="0" w:line="240" w:lineRule="auto"/>
       </w:pPr>
       <w:rPr>
+        <w:rFonts w:eastAsia="黑体"/>
         <w:b/>
         <w:bCs/>
         <w:color w:themeColor="background1" w:val="FFFFFF"/>
@@ -5330,6 +5695,7 @@
         <w:spacing w:after="0" w:before="0" w:line="240" w:lineRule="auto"/>
       </w:pPr>
       <w:rPr>
+        <w:rFonts w:eastAsia="黑体"/>
         <w:b/>
         <w:bCs/>
       </w:rPr>
@@ -5345,12 +5711,14 @@
     </w:tblStylePr>
     <w:tblStylePr w:type="firstCol">
       <w:rPr>
+        <w:rFonts w:eastAsia="黑体"/>
         <w:b/>
         <w:bCs/>
       </w:rPr>
     </w:tblStylePr>
     <w:tblStylePr w:type="lastCol">
       <w:rPr>
+        <w:rFonts w:eastAsia="黑体"/>
         <w:b/>
         <w:bCs/>
       </w:rPr>
@@ -5408,6 +5776,7 @@
         <w:spacing w:after="0" w:before="0" w:line="240" w:lineRule="auto"/>
       </w:pPr>
       <w:rPr>
+        <w:rFonts w:eastAsia="黑体"/>
         <w:b/>
         <w:bCs/>
         <w:color w:themeColor="background1" w:val="FFFFFF"/>
@@ -5422,6 +5791,7 @@
         <w:spacing w:after="0" w:before="0" w:line="240" w:lineRule="auto"/>
       </w:pPr>
       <w:rPr>
+        <w:rFonts w:eastAsia="黑体"/>
         <w:b/>
         <w:bCs/>
       </w:rPr>
@@ -5437,12 +5807,14 @@
     </w:tblStylePr>
     <w:tblStylePr w:type="firstCol">
       <w:rPr>
+        <w:rFonts w:eastAsia="黑体"/>
         <w:b/>
         <w:bCs/>
       </w:rPr>
     </w:tblStylePr>
     <w:tblStylePr w:type="lastCol">
       <w:rPr>
+        <w:rFonts w:eastAsia="黑体"/>
         <w:b/>
         <w:bCs/>
       </w:rPr>
@@ -5500,6 +5872,7 @@
         <w:spacing w:after="0" w:before="0" w:line="240" w:lineRule="auto"/>
       </w:pPr>
       <w:rPr>
+        <w:rFonts w:eastAsia="黑体"/>
         <w:b/>
         <w:bCs/>
         <w:color w:themeColor="background1" w:val="FFFFFF"/>
@@ -5514,6 +5887,7 @@
         <w:spacing w:after="0" w:before="0" w:line="240" w:lineRule="auto"/>
       </w:pPr>
       <w:rPr>
+        <w:rFonts w:eastAsia="黑体"/>
         <w:b/>
         <w:bCs/>
       </w:rPr>
@@ -5529,12 +5903,14 @@
     </w:tblStylePr>
     <w:tblStylePr w:type="firstCol">
       <w:rPr>
+        <w:rFonts w:eastAsia="黑体"/>
         <w:b/>
         <w:bCs/>
       </w:rPr>
     </w:tblStylePr>
     <w:tblStylePr w:type="lastCol">
       <w:rPr>
+        <w:rFonts w:eastAsia="黑体"/>
         <w:b/>
         <w:bCs/>
       </w:rPr>
@@ -5592,6 +5968,7 @@
         <w:spacing w:after="0" w:before="0" w:line="240" w:lineRule="auto"/>
       </w:pPr>
       <w:rPr>
+        <w:rFonts w:eastAsia="黑体"/>
         <w:b/>
         <w:bCs/>
         <w:color w:themeColor="background1" w:val="FFFFFF"/>
@@ -5606,6 +5983,7 @@
         <w:spacing w:after="0" w:before="0" w:line="240" w:lineRule="auto"/>
       </w:pPr>
       <w:rPr>
+        <w:rFonts w:eastAsia="黑体"/>
         <w:b/>
         <w:bCs/>
       </w:rPr>
@@ -5621,12 +5999,14 @@
     </w:tblStylePr>
     <w:tblStylePr w:type="firstCol">
       <w:rPr>
+        <w:rFonts w:eastAsia="黑体"/>
         <w:b/>
         <w:bCs/>
       </w:rPr>
     </w:tblStylePr>
     <w:tblStylePr w:type="lastCol">
       <w:rPr>
+        <w:rFonts w:eastAsia="黑体"/>
         <w:b/>
         <w:bCs/>
       </w:rPr>
@@ -5684,6 +6064,7 @@
         <w:spacing w:after="0" w:before="0" w:line="240" w:lineRule="auto"/>
       </w:pPr>
       <w:rPr>
+        <w:rFonts w:eastAsia="黑体"/>
         <w:b/>
         <w:bCs/>
         <w:color w:themeColor="background1" w:val="FFFFFF"/>
@@ -5698,6 +6079,7 @@
         <w:spacing w:after="0" w:before="0" w:line="240" w:lineRule="auto"/>
       </w:pPr>
       <w:rPr>
+        <w:rFonts w:eastAsia="黑体"/>
         <w:b/>
         <w:bCs/>
       </w:rPr>
@@ -5713,12 +6095,14 @@
     </w:tblStylePr>
     <w:tblStylePr w:type="firstCol">
       <w:rPr>
+        <w:rFonts w:eastAsia="黑体"/>
         <w:b/>
         <w:bCs/>
       </w:rPr>
     </w:tblStylePr>
     <w:tblStylePr w:type="lastCol">
       <w:rPr>
+        <w:rFonts w:eastAsia="黑体"/>
         <w:b/>
         <w:bCs/>
       </w:rPr>
@@ -5778,7 +6162,7 @@
         <w:spacing w:after="0" w:before="0" w:line="240" w:lineRule="auto"/>
       </w:pPr>
       <w:rPr>
-        <w:rFonts w:asciiTheme="majorHAnsi" w:cstheme="majorBidi" w:eastAsiaTheme="majorEastAsia" w:hAnsiTheme="majorHAnsi"/>
+        <w:rFonts w:asciiTheme="majorHAnsi" w:cstheme="majorBidi" w:hAnsiTheme="majorHAnsi" w:eastAsia="黑体"/>
         <w:b/>
         <w:bCs/>
       </w:rPr>
@@ -5799,7 +6183,7 @@
         <w:spacing w:after="0" w:before="0" w:line="240" w:lineRule="auto"/>
       </w:pPr>
       <w:rPr>
-        <w:rFonts w:asciiTheme="majorHAnsi" w:cstheme="majorBidi" w:eastAsiaTheme="majorEastAsia" w:hAnsiTheme="majorHAnsi"/>
+        <w:rFonts w:asciiTheme="majorHAnsi" w:cstheme="majorBidi" w:hAnsiTheme="majorHAnsi" w:eastAsia="黑体"/>
         <w:b/>
         <w:bCs/>
       </w:rPr>
@@ -5817,14 +6201,14 @@
     </w:tblStylePr>
     <w:tblStylePr w:type="firstCol">
       <w:rPr>
-        <w:rFonts w:asciiTheme="majorHAnsi" w:cstheme="majorBidi" w:eastAsiaTheme="majorEastAsia" w:hAnsiTheme="majorHAnsi"/>
+        <w:rFonts w:asciiTheme="majorHAnsi" w:cstheme="majorBidi" w:hAnsiTheme="majorHAnsi" w:eastAsia="黑体"/>
         <w:b/>
         <w:bCs/>
       </w:rPr>
     </w:tblStylePr>
     <w:tblStylePr w:type="lastCol">
       <w:rPr>
-        <w:rFonts w:asciiTheme="majorHAnsi" w:cstheme="majorBidi" w:eastAsiaTheme="majorEastAsia" w:hAnsiTheme="majorHAnsi"/>
+        <w:rFonts w:asciiTheme="majorHAnsi" w:cstheme="majorBidi" w:hAnsiTheme="majorHAnsi" w:eastAsia="黑体"/>
         <w:b/>
         <w:bCs/>
       </w:rPr>
@@ -5908,7 +6292,7 @@
         <w:spacing w:after="0" w:before="0" w:line="240" w:lineRule="auto"/>
       </w:pPr>
       <w:rPr>
-        <w:rFonts w:asciiTheme="majorHAnsi" w:cstheme="majorBidi" w:eastAsiaTheme="majorEastAsia" w:hAnsiTheme="majorHAnsi"/>
+        <w:rFonts w:asciiTheme="majorHAnsi" w:cstheme="majorBidi" w:hAnsiTheme="majorHAnsi" w:eastAsia="黑体"/>
         <w:b/>
         <w:bCs/>
       </w:rPr>
@@ -5929,7 +6313,7 @@
         <w:spacing w:after="0" w:before="0" w:line="240" w:lineRule="auto"/>
       </w:pPr>
       <w:rPr>
-        <w:rFonts w:asciiTheme="majorHAnsi" w:cstheme="majorBidi" w:eastAsiaTheme="majorEastAsia" w:hAnsiTheme="majorHAnsi"/>
+        <w:rFonts w:asciiTheme="majorHAnsi" w:cstheme="majorBidi" w:hAnsiTheme="majorHAnsi" w:eastAsia="黑体"/>
         <w:b/>
         <w:bCs/>
       </w:rPr>
@@ -5947,14 +6331,14 @@
     </w:tblStylePr>
     <w:tblStylePr w:type="firstCol">
       <w:rPr>
-        <w:rFonts w:asciiTheme="majorHAnsi" w:cstheme="majorBidi" w:eastAsiaTheme="majorEastAsia" w:hAnsiTheme="majorHAnsi"/>
+        <w:rFonts w:asciiTheme="majorHAnsi" w:cstheme="majorBidi" w:hAnsiTheme="majorHAnsi" w:eastAsia="黑体"/>
         <w:b/>
         <w:bCs/>
       </w:rPr>
     </w:tblStylePr>
     <w:tblStylePr w:type="lastCol">
       <w:rPr>
-        <w:rFonts w:asciiTheme="majorHAnsi" w:cstheme="majorBidi" w:eastAsiaTheme="majorEastAsia" w:hAnsiTheme="majorHAnsi"/>
+        <w:rFonts w:asciiTheme="majorHAnsi" w:cstheme="majorBidi" w:hAnsiTheme="majorHAnsi" w:eastAsia="黑体"/>
         <w:b/>
         <w:bCs/>
       </w:rPr>
@@ -6038,7 +6422,7 @@
         <w:spacing w:after="0" w:before="0" w:line="240" w:lineRule="auto"/>
       </w:pPr>
       <w:rPr>
-        <w:rFonts w:asciiTheme="majorHAnsi" w:cstheme="majorBidi" w:eastAsiaTheme="majorEastAsia" w:hAnsiTheme="majorHAnsi"/>
+        <w:rFonts w:asciiTheme="majorHAnsi" w:cstheme="majorBidi" w:hAnsiTheme="majorHAnsi" w:eastAsia="黑体"/>
         <w:b/>
         <w:bCs/>
       </w:rPr>
@@ -6059,7 +6443,7 @@
         <w:spacing w:after="0" w:before="0" w:line="240" w:lineRule="auto"/>
       </w:pPr>
       <w:rPr>
-        <w:rFonts w:asciiTheme="majorHAnsi" w:cstheme="majorBidi" w:eastAsiaTheme="majorEastAsia" w:hAnsiTheme="majorHAnsi"/>
+        <w:rFonts w:asciiTheme="majorHAnsi" w:cstheme="majorBidi" w:hAnsiTheme="majorHAnsi" w:eastAsia="黑体"/>
         <w:b/>
         <w:bCs/>
       </w:rPr>
@@ -6077,14 +6461,14 @@
     </w:tblStylePr>
     <w:tblStylePr w:type="firstCol">
       <w:rPr>
-        <w:rFonts w:asciiTheme="majorHAnsi" w:cstheme="majorBidi" w:eastAsiaTheme="majorEastAsia" w:hAnsiTheme="majorHAnsi"/>
+        <w:rFonts w:asciiTheme="majorHAnsi" w:cstheme="majorBidi" w:hAnsiTheme="majorHAnsi" w:eastAsia="黑体"/>
         <w:b/>
         <w:bCs/>
       </w:rPr>
     </w:tblStylePr>
     <w:tblStylePr w:type="lastCol">
       <w:rPr>
-        <w:rFonts w:asciiTheme="majorHAnsi" w:cstheme="majorBidi" w:eastAsiaTheme="majorEastAsia" w:hAnsiTheme="majorHAnsi"/>
+        <w:rFonts w:asciiTheme="majorHAnsi" w:cstheme="majorBidi" w:hAnsiTheme="majorHAnsi" w:eastAsia="黑体"/>
         <w:b/>
         <w:bCs/>
       </w:rPr>
@@ -6168,7 +6552,7 @@
         <w:spacing w:after="0" w:before="0" w:line="240" w:lineRule="auto"/>
       </w:pPr>
       <w:rPr>
-        <w:rFonts w:asciiTheme="majorHAnsi" w:cstheme="majorBidi" w:eastAsiaTheme="majorEastAsia" w:hAnsiTheme="majorHAnsi"/>
+        <w:rFonts w:asciiTheme="majorHAnsi" w:cstheme="majorBidi" w:hAnsiTheme="majorHAnsi" w:eastAsia="黑体"/>
         <w:b/>
         <w:bCs/>
       </w:rPr>
@@ -6189,7 +6573,7 @@
         <w:spacing w:after="0" w:before="0" w:line="240" w:lineRule="auto"/>
       </w:pPr>
       <w:rPr>
-        <w:rFonts w:asciiTheme="majorHAnsi" w:cstheme="majorBidi" w:eastAsiaTheme="majorEastAsia" w:hAnsiTheme="majorHAnsi"/>
+        <w:rFonts w:asciiTheme="majorHAnsi" w:cstheme="majorBidi" w:hAnsiTheme="majorHAnsi" w:eastAsia="黑体"/>
         <w:b/>
         <w:bCs/>
       </w:rPr>
@@ -6207,14 +6591,14 @@
     </w:tblStylePr>
     <w:tblStylePr w:type="firstCol">
       <w:rPr>
-        <w:rFonts w:asciiTheme="majorHAnsi" w:cstheme="majorBidi" w:eastAsiaTheme="majorEastAsia" w:hAnsiTheme="majorHAnsi"/>
+        <w:rFonts w:asciiTheme="majorHAnsi" w:cstheme="majorBidi" w:hAnsiTheme="majorHAnsi" w:eastAsia="黑体"/>
         <w:b/>
         <w:bCs/>
       </w:rPr>
     </w:tblStylePr>
     <w:tblStylePr w:type="lastCol">
       <w:rPr>
-        <w:rFonts w:asciiTheme="majorHAnsi" w:cstheme="majorBidi" w:eastAsiaTheme="majorEastAsia" w:hAnsiTheme="majorHAnsi"/>
+        <w:rFonts w:asciiTheme="majorHAnsi" w:cstheme="majorBidi" w:hAnsiTheme="majorHAnsi" w:eastAsia="黑体"/>
         <w:b/>
         <w:bCs/>
       </w:rPr>
@@ -6298,7 +6682,7 @@
         <w:spacing w:after="0" w:before="0" w:line="240" w:lineRule="auto"/>
       </w:pPr>
       <w:rPr>
-        <w:rFonts w:asciiTheme="majorHAnsi" w:cstheme="majorBidi" w:eastAsiaTheme="majorEastAsia" w:hAnsiTheme="majorHAnsi"/>
+        <w:rFonts w:asciiTheme="majorHAnsi" w:cstheme="majorBidi" w:hAnsiTheme="majorHAnsi" w:eastAsia="黑体"/>
         <w:b/>
         <w:bCs/>
       </w:rPr>
@@ -6319,7 +6703,7 @@
         <w:spacing w:after="0" w:before="0" w:line="240" w:lineRule="auto"/>
       </w:pPr>
       <w:rPr>
-        <w:rFonts w:asciiTheme="majorHAnsi" w:cstheme="majorBidi" w:eastAsiaTheme="majorEastAsia" w:hAnsiTheme="majorHAnsi"/>
+        <w:rFonts w:asciiTheme="majorHAnsi" w:cstheme="majorBidi" w:hAnsiTheme="majorHAnsi" w:eastAsia="黑体"/>
         <w:b/>
         <w:bCs/>
       </w:rPr>
@@ -6337,14 +6721,14 @@
     </w:tblStylePr>
     <w:tblStylePr w:type="firstCol">
       <w:rPr>
-        <w:rFonts w:asciiTheme="majorHAnsi" w:cstheme="majorBidi" w:eastAsiaTheme="majorEastAsia" w:hAnsiTheme="majorHAnsi"/>
+        <w:rFonts w:asciiTheme="majorHAnsi" w:cstheme="majorBidi" w:hAnsiTheme="majorHAnsi" w:eastAsia="黑体"/>
         <w:b/>
         <w:bCs/>
       </w:rPr>
     </w:tblStylePr>
     <w:tblStylePr w:type="lastCol">
       <w:rPr>
-        <w:rFonts w:asciiTheme="majorHAnsi" w:cstheme="majorBidi" w:eastAsiaTheme="majorEastAsia" w:hAnsiTheme="majorHAnsi"/>
+        <w:rFonts w:asciiTheme="majorHAnsi" w:cstheme="majorBidi" w:hAnsiTheme="majorHAnsi" w:eastAsia="黑体"/>
         <w:b/>
         <w:bCs/>
       </w:rPr>
@@ -6428,7 +6812,7 @@
         <w:spacing w:after="0" w:before="0" w:line="240" w:lineRule="auto"/>
       </w:pPr>
       <w:rPr>
-        <w:rFonts w:asciiTheme="majorHAnsi" w:cstheme="majorBidi" w:eastAsiaTheme="majorEastAsia" w:hAnsiTheme="majorHAnsi"/>
+        <w:rFonts w:asciiTheme="majorHAnsi" w:cstheme="majorBidi" w:hAnsiTheme="majorHAnsi" w:eastAsia="黑体"/>
         <w:b/>
         <w:bCs/>
       </w:rPr>
@@ -6449,7 +6833,7 @@
         <w:spacing w:after="0" w:before="0" w:line="240" w:lineRule="auto"/>
       </w:pPr>
       <w:rPr>
-        <w:rFonts w:asciiTheme="majorHAnsi" w:cstheme="majorBidi" w:eastAsiaTheme="majorEastAsia" w:hAnsiTheme="majorHAnsi"/>
+        <w:rFonts w:asciiTheme="majorHAnsi" w:cstheme="majorBidi" w:hAnsiTheme="majorHAnsi" w:eastAsia="黑体"/>
         <w:b/>
         <w:bCs/>
       </w:rPr>
@@ -6467,14 +6851,14 @@
     </w:tblStylePr>
     <w:tblStylePr w:type="firstCol">
       <w:rPr>
-        <w:rFonts w:asciiTheme="majorHAnsi" w:cstheme="majorBidi" w:eastAsiaTheme="majorEastAsia" w:hAnsiTheme="majorHAnsi"/>
+        <w:rFonts w:asciiTheme="majorHAnsi" w:cstheme="majorBidi" w:hAnsiTheme="majorHAnsi" w:eastAsia="黑体"/>
         <w:b/>
         <w:bCs/>
       </w:rPr>
     </w:tblStylePr>
     <w:tblStylePr w:type="lastCol">
       <w:rPr>
-        <w:rFonts w:asciiTheme="majorHAnsi" w:cstheme="majorBidi" w:eastAsiaTheme="majorEastAsia" w:hAnsiTheme="majorHAnsi"/>
+        <w:rFonts w:asciiTheme="majorHAnsi" w:cstheme="majorBidi" w:hAnsiTheme="majorHAnsi" w:eastAsia="黑体"/>
         <w:b/>
         <w:bCs/>
       </w:rPr>
@@ -6558,7 +6942,7 @@
         <w:spacing w:after="0" w:before="0" w:line="240" w:lineRule="auto"/>
       </w:pPr>
       <w:rPr>
-        <w:rFonts w:asciiTheme="majorHAnsi" w:cstheme="majorBidi" w:eastAsiaTheme="majorEastAsia" w:hAnsiTheme="majorHAnsi"/>
+        <w:rFonts w:asciiTheme="majorHAnsi" w:cstheme="majorBidi" w:hAnsiTheme="majorHAnsi" w:eastAsia="黑体"/>
         <w:b/>
         <w:bCs/>
       </w:rPr>
@@ -6579,7 +6963,7 @@
         <w:spacing w:after="0" w:before="0" w:line="240" w:lineRule="auto"/>
       </w:pPr>
       <w:rPr>
-        <w:rFonts w:asciiTheme="majorHAnsi" w:cstheme="majorBidi" w:eastAsiaTheme="majorEastAsia" w:hAnsiTheme="majorHAnsi"/>
+        <w:rFonts w:asciiTheme="majorHAnsi" w:cstheme="majorBidi" w:hAnsiTheme="majorHAnsi" w:eastAsia="黑体"/>
         <w:b/>
         <w:bCs/>
       </w:rPr>
@@ -6597,14 +6981,14 @@
     </w:tblStylePr>
     <w:tblStylePr w:type="firstCol">
       <w:rPr>
-        <w:rFonts w:asciiTheme="majorHAnsi" w:cstheme="majorBidi" w:eastAsiaTheme="majorEastAsia" w:hAnsiTheme="majorHAnsi"/>
+        <w:rFonts w:asciiTheme="majorHAnsi" w:cstheme="majorBidi" w:hAnsiTheme="majorHAnsi" w:eastAsia="黑体"/>
         <w:b/>
         <w:bCs/>
       </w:rPr>
     </w:tblStylePr>
     <w:tblStylePr w:type="lastCol">
       <w:rPr>
-        <w:rFonts w:asciiTheme="majorHAnsi" w:cstheme="majorBidi" w:eastAsiaTheme="majorEastAsia" w:hAnsiTheme="majorHAnsi"/>
+        <w:rFonts w:asciiTheme="majorHAnsi" w:cstheme="majorBidi" w:hAnsiTheme="majorHAnsi" w:eastAsia="黑体"/>
         <w:b/>
         <w:bCs/>
       </w:rPr>
@@ -6687,6 +7071,7 @@
         <w:spacing w:after="0" w:before="0" w:line="240" w:lineRule="auto"/>
       </w:pPr>
       <w:rPr>
+        <w:rFonts w:eastAsia="黑体"/>
         <w:b/>
         <w:bCs/>
         <w:color w:themeColor="background1" w:val="FFFFFF"/>
@@ -6709,6 +7094,7 @@
         <w:spacing w:after="0" w:before="0" w:line="240" w:lineRule="auto"/>
       </w:pPr>
       <w:rPr>
+        <w:rFonts w:eastAsia="黑体"/>
         <w:b/>
         <w:bCs/>
       </w:rPr>
@@ -6726,12 +7112,14 @@
     </w:tblStylePr>
     <w:tblStylePr w:type="firstCol">
       <w:rPr>
+        <w:rFonts w:eastAsia="黑体"/>
         <w:b/>
         <w:bCs/>
       </w:rPr>
     </w:tblStylePr>
     <w:tblStylePr w:type="lastCol">
       <w:rPr>
+        <w:rFonts w:eastAsia="黑体"/>
         <w:b/>
         <w:bCs/>
       </w:rPr>
@@ -6793,6 +7181,7 @@
         <w:spacing w:after="0" w:before="0" w:line="240" w:lineRule="auto"/>
       </w:pPr>
       <w:rPr>
+        <w:rFonts w:eastAsia="黑体"/>
         <w:b/>
         <w:bCs/>
         <w:color w:themeColor="background1" w:val="FFFFFF"/>
@@ -6815,6 +7204,7 @@
         <w:spacing w:after="0" w:before="0" w:line="240" w:lineRule="auto"/>
       </w:pPr>
       <w:rPr>
+        <w:rFonts w:eastAsia="黑体"/>
         <w:b/>
         <w:bCs/>
       </w:rPr>
@@ -6832,12 +7222,14 @@
     </w:tblStylePr>
     <w:tblStylePr w:type="firstCol">
       <w:rPr>
+        <w:rFonts w:eastAsia="黑体"/>
         <w:b/>
         <w:bCs/>
       </w:rPr>
     </w:tblStylePr>
     <w:tblStylePr w:type="lastCol">
       <w:rPr>
+        <w:rFonts w:eastAsia="黑体"/>
         <w:b/>
         <w:bCs/>
       </w:rPr>
@@ -6899,6 +7291,7 @@
         <w:spacing w:after="0" w:before="0" w:line="240" w:lineRule="auto"/>
       </w:pPr>
       <w:rPr>
+        <w:rFonts w:eastAsia="黑体"/>
         <w:b/>
         <w:bCs/>
         <w:color w:themeColor="background1" w:val="FFFFFF"/>
@@ -6921,6 +7314,7 @@
         <w:spacing w:after="0" w:before="0" w:line="240" w:lineRule="auto"/>
       </w:pPr>
       <w:rPr>
+        <w:rFonts w:eastAsia="黑体"/>
         <w:b/>
         <w:bCs/>
       </w:rPr>
@@ -6938,12 +7332,14 @@
     </w:tblStylePr>
     <w:tblStylePr w:type="firstCol">
       <w:rPr>
+        <w:rFonts w:eastAsia="黑体"/>
         <w:b/>
         <w:bCs/>
       </w:rPr>
     </w:tblStylePr>
     <w:tblStylePr w:type="lastCol">
       <w:rPr>
+        <w:rFonts w:eastAsia="黑体"/>
         <w:b/>
         <w:bCs/>
       </w:rPr>
@@ -7005,6 +7401,7 @@
         <w:spacing w:after="0" w:before="0" w:line="240" w:lineRule="auto"/>
       </w:pPr>
       <w:rPr>
+        <w:rFonts w:eastAsia="黑体"/>
         <w:b/>
         <w:bCs/>
         <w:color w:themeColor="background1" w:val="FFFFFF"/>
@@ -7027,6 +7424,7 @@
         <w:spacing w:after="0" w:before="0" w:line="240" w:lineRule="auto"/>
       </w:pPr>
       <w:rPr>
+        <w:rFonts w:eastAsia="黑体"/>
         <w:b/>
         <w:bCs/>
       </w:rPr>
@@ -7044,12 +7442,14 @@
     </w:tblStylePr>
     <w:tblStylePr w:type="firstCol">
       <w:rPr>
+        <w:rFonts w:eastAsia="黑体"/>
         <w:b/>
         <w:bCs/>
       </w:rPr>
     </w:tblStylePr>
     <w:tblStylePr w:type="lastCol">
       <w:rPr>
+        <w:rFonts w:eastAsia="黑体"/>
         <w:b/>
         <w:bCs/>
       </w:rPr>
@@ -7111,6 +7511,7 @@
         <w:spacing w:after="0" w:before="0" w:line="240" w:lineRule="auto"/>
       </w:pPr>
       <w:rPr>
+        <w:rFonts w:eastAsia="黑体"/>
         <w:b/>
         <w:bCs/>
         <w:color w:themeColor="background1" w:val="FFFFFF"/>
@@ -7133,6 +7534,7 @@
         <w:spacing w:after="0" w:before="0" w:line="240" w:lineRule="auto"/>
       </w:pPr>
       <w:rPr>
+        <w:rFonts w:eastAsia="黑体"/>
         <w:b/>
         <w:bCs/>
       </w:rPr>
@@ -7150,12 +7552,14 @@
     </w:tblStylePr>
     <w:tblStylePr w:type="firstCol">
       <w:rPr>
+        <w:rFonts w:eastAsia="黑体"/>
         <w:b/>
         <w:bCs/>
       </w:rPr>
     </w:tblStylePr>
     <w:tblStylePr w:type="lastCol">
       <w:rPr>
+        <w:rFonts w:eastAsia="黑体"/>
         <w:b/>
         <w:bCs/>
       </w:rPr>
@@ -7217,6 +7621,7 @@
         <w:spacing w:after="0" w:before="0" w:line="240" w:lineRule="auto"/>
       </w:pPr>
       <w:rPr>
+        <w:rFonts w:eastAsia="黑体"/>
         <w:b/>
         <w:bCs/>
         <w:color w:themeColor="background1" w:val="FFFFFF"/>
@@ -7239,6 +7644,7 @@
         <w:spacing w:after="0" w:before="0" w:line="240" w:lineRule="auto"/>
       </w:pPr>
       <w:rPr>
+        <w:rFonts w:eastAsia="黑体"/>
         <w:b/>
         <w:bCs/>
       </w:rPr>
@@ -7256,12 +7662,14 @@
     </w:tblStylePr>
     <w:tblStylePr w:type="firstCol">
       <w:rPr>
+        <w:rFonts w:eastAsia="黑体"/>
         <w:b/>
         <w:bCs/>
       </w:rPr>
     </w:tblStylePr>
     <w:tblStylePr w:type="lastCol">
       <w:rPr>
+        <w:rFonts w:eastAsia="黑体"/>
         <w:b/>
         <w:bCs/>
       </w:rPr>
@@ -7323,6 +7731,7 @@
         <w:spacing w:after="0" w:before="0" w:line="240" w:lineRule="auto"/>
       </w:pPr>
       <w:rPr>
+        <w:rFonts w:eastAsia="黑体"/>
         <w:b/>
         <w:bCs/>
         <w:color w:themeColor="background1" w:val="FFFFFF"/>
@@ -7345,6 +7754,7 @@
         <w:spacing w:after="0" w:before="0" w:line="240" w:lineRule="auto"/>
       </w:pPr>
       <w:rPr>
+        <w:rFonts w:eastAsia="黑体"/>
         <w:b/>
         <w:bCs/>
       </w:rPr>
@@ -7362,12 +7772,14 @@
     </w:tblStylePr>
     <w:tblStylePr w:type="firstCol">
       <w:rPr>
+        <w:rFonts w:eastAsia="黑体"/>
         <w:b/>
         <w:bCs/>
       </w:rPr>
     </w:tblStylePr>
     <w:tblStylePr w:type="lastCol">
       <w:rPr>
+        <w:rFonts w:eastAsia="黑体"/>
         <w:b/>
         <w:bCs/>
       </w:rPr>
@@ -7426,6 +7838,7 @@
         <w:spacing w:after="0" w:before="0" w:line="240" w:lineRule="auto"/>
       </w:pPr>
       <w:rPr>
+        <w:rFonts w:eastAsia="黑体"/>
         <w:b/>
         <w:bCs/>
         <w:color w:themeColor="background1" w:val="FFFFFF"/>
@@ -7448,6 +7861,7 @@
         <w:spacing w:after="0" w:before="0" w:line="240" w:lineRule="auto"/>
       </w:pPr>
       <w:rPr>
+        <w:rFonts w:eastAsia="黑体"/>
         <w:color w:val="auto"/>
       </w:rPr>
       <w:tblPr/>
@@ -7465,6 +7879,7 @@
     </w:tblStylePr>
     <w:tblStylePr w:type="firstCol">
       <w:rPr>
+        <w:rFonts w:eastAsia="黑体"/>
         <w:b/>
         <w:bCs/>
         <w:color w:themeColor="background1" w:val="FFFFFF"/>
@@ -7484,6 +7899,7 @@
     </w:tblStylePr>
     <w:tblStylePr w:type="lastCol">
       <w:rPr>
+        <w:rFonts w:eastAsia="黑体"/>
         <w:b/>
         <w:bCs/>
         <w:color w:themeColor="background1" w:val="FFFFFF"/>
@@ -7532,6 +7948,7 @@
     </w:tblStylePr>
     <w:tblStylePr w:type="nwCell">
       <w:rPr>
+        <w:rFonts w:eastAsia="黑体"/>
         <w:color w:themeColor="background1" w:val="FFFFFF"/>
       </w:rPr>
       <w:tblPr/>
@@ -7575,6 +7992,7 @@
         <w:spacing w:after="0" w:before="0" w:line="240" w:lineRule="auto"/>
       </w:pPr>
       <w:rPr>
+        <w:rFonts w:eastAsia="黑体"/>
         <w:b/>
         <w:bCs/>
         <w:color w:themeColor="background1" w:val="FFFFFF"/>
@@ -7597,6 +8015,7 @@
         <w:spacing w:after="0" w:before="0" w:line="240" w:lineRule="auto"/>
       </w:pPr>
       <w:rPr>
+        <w:rFonts w:eastAsia="黑体"/>
         <w:color w:val="auto"/>
       </w:rPr>
       <w:tblPr/>
@@ -7614,6 +8033,7 @@
     </w:tblStylePr>
     <w:tblStylePr w:type="firstCol">
       <w:rPr>
+        <w:rFonts w:eastAsia="黑体"/>
         <w:b/>
         <w:bCs/>
         <w:color w:themeColor="background1" w:val="FFFFFF"/>
@@ -7633,6 +8053,7 @@
     </w:tblStylePr>
     <w:tblStylePr w:type="lastCol">
       <w:rPr>
+        <w:rFonts w:eastAsia="黑体"/>
         <w:b/>
         <w:bCs/>
         <w:color w:themeColor="background1" w:val="FFFFFF"/>
@@ -7681,6 +8102,7 @@
     </w:tblStylePr>
     <w:tblStylePr w:type="nwCell">
       <w:rPr>
+        <w:rFonts w:eastAsia="黑体"/>
         <w:color w:themeColor="background1" w:val="FFFFFF"/>
       </w:rPr>
       <w:tblPr/>
@@ -7724,6 +8146,7 @@
         <w:spacing w:after="0" w:before="0" w:line="240" w:lineRule="auto"/>
       </w:pPr>
       <w:rPr>
+        <w:rFonts w:eastAsia="黑体"/>
         <w:b/>
         <w:bCs/>
         <w:color w:themeColor="background1" w:val="FFFFFF"/>
@@ -7746,6 +8169,7 @@
         <w:spacing w:after="0" w:before="0" w:line="240" w:lineRule="auto"/>
       </w:pPr>
       <w:rPr>
+        <w:rFonts w:eastAsia="黑体"/>
         <w:color w:val="auto"/>
       </w:rPr>
       <w:tblPr/>
@@ -7763,6 +8187,7 @@
     </w:tblStylePr>
     <w:tblStylePr w:type="firstCol">
       <w:rPr>
+        <w:rFonts w:eastAsia="黑体"/>
         <w:b/>
         <w:bCs/>
         <w:color w:themeColor="background1" w:val="FFFFFF"/>
@@ -7782,6 +8207,7 @@
     </w:tblStylePr>
     <w:tblStylePr w:type="lastCol">
       <w:rPr>
+        <w:rFonts w:eastAsia="黑体"/>
         <w:b/>
         <w:bCs/>
         <w:color w:themeColor="background1" w:val="FFFFFF"/>
@@ -7830,6 +8256,7 @@
     </w:tblStylePr>
     <w:tblStylePr w:type="nwCell">
       <w:rPr>
+        <w:rFonts w:eastAsia="黑体"/>
         <w:color w:themeColor="background1" w:val="FFFFFF"/>
       </w:rPr>
       <w:tblPr/>
@@ -7873,6 +8300,7 @@
         <w:spacing w:after="0" w:before="0" w:line="240" w:lineRule="auto"/>
       </w:pPr>
       <w:rPr>
+        <w:rFonts w:eastAsia="黑体"/>
         <w:b/>
         <w:bCs/>
         <w:color w:themeColor="background1" w:val="FFFFFF"/>
@@ -7895,6 +8323,7 @@
         <w:spacing w:after="0" w:before="0" w:line="240" w:lineRule="auto"/>
       </w:pPr>
       <w:rPr>
+        <w:rFonts w:eastAsia="黑体"/>
         <w:color w:val="auto"/>
       </w:rPr>
       <w:tblPr/>
@@ -7912,6 +8341,7 @@
     </w:tblStylePr>
     <w:tblStylePr w:type="firstCol">
       <w:rPr>
+        <w:rFonts w:eastAsia="黑体"/>
         <w:b/>
         <w:bCs/>
         <w:color w:themeColor="background1" w:val="FFFFFF"/>
@@ -7931,6 +8361,7 @@
     </w:tblStylePr>
     <w:tblStylePr w:type="lastCol">
       <w:rPr>
+        <w:rFonts w:eastAsia="黑体"/>
         <w:b/>
         <w:bCs/>
         <w:color w:themeColor="background1" w:val="FFFFFF"/>
@@ -7979,6 +8410,7 @@
     </w:tblStylePr>
     <w:tblStylePr w:type="nwCell">
       <w:rPr>
+        <w:rFonts w:eastAsia="黑体"/>
         <w:color w:themeColor="background1" w:val="FFFFFF"/>
       </w:rPr>
       <w:tblPr/>
@@ -8022,6 +8454,7 @@
         <w:spacing w:after="0" w:before="0" w:line="240" w:lineRule="auto"/>
       </w:pPr>
       <w:rPr>
+        <w:rFonts w:eastAsia="黑体"/>
         <w:b/>
         <w:bCs/>
         <w:color w:themeColor="background1" w:val="FFFFFF"/>
@@ -8044,6 +8477,7 @@
         <w:spacing w:after="0" w:before="0" w:line="240" w:lineRule="auto"/>
       </w:pPr>
       <w:rPr>
+        <w:rFonts w:eastAsia="黑体"/>
         <w:color w:val="auto"/>
       </w:rPr>
       <w:tblPr/>
@@ -8061,6 +8495,7 @@
     </w:tblStylePr>
     <w:tblStylePr w:type="firstCol">
       <w:rPr>
+        <w:rFonts w:eastAsia="黑体"/>
         <w:b/>
         <w:bCs/>
         <w:color w:themeColor="background1" w:val="FFFFFF"/>
@@ -8080,6 +8515,7 @@
     </w:tblStylePr>
     <w:tblStylePr w:type="lastCol">
       <w:rPr>
+        <w:rFonts w:eastAsia="黑体"/>
         <w:b/>
         <w:bCs/>
         <w:color w:themeColor="background1" w:val="FFFFFF"/>
@@ -8128,6 +8564,7 @@
     </w:tblStylePr>
     <w:tblStylePr w:type="nwCell">
       <w:rPr>
+        <w:rFonts w:eastAsia="黑体"/>
         <w:color w:themeColor="background1" w:val="FFFFFF"/>
       </w:rPr>
       <w:tblPr/>
@@ -8171,6 +8608,7 @@
         <w:spacing w:after="0" w:before="0" w:line="240" w:lineRule="auto"/>
       </w:pPr>
       <w:rPr>
+        <w:rFonts w:eastAsia="黑体"/>
         <w:b/>
         <w:bCs/>
         <w:color w:themeColor="background1" w:val="FFFFFF"/>
@@ -8193,6 +8631,7 @@
         <w:spacing w:after="0" w:before="0" w:line="240" w:lineRule="auto"/>
       </w:pPr>
       <w:rPr>
+        <w:rFonts w:eastAsia="黑体"/>
         <w:color w:val="auto"/>
       </w:rPr>
       <w:tblPr/>
@@ -8210,6 +8649,7 @@
     </w:tblStylePr>
     <w:tblStylePr w:type="firstCol">
       <w:rPr>
+        <w:rFonts w:eastAsia="黑体"/>
         <w:b/>
         <w:bCs/>
         <w:color w:themeColor="background1" w:val="FFFFFF"/>
@@ -8229,6 +8669,7 @@
     </w:tblStylePr>
     <w:tblStylePr w:type="lastCol">
       <w:rPr>
+        <w:rFonts w:eastAsia="黑体"/>
         <w:b/>
         <w:bCs/>
         <w:color w:themeColor="background1" w:val="FFFFFF"/>
@@ -8277,6 +8718,7 @@
     </w:tblStylePr>
     <w:tblStylePr w:type="nwCell">
       <w:rPr>
+        <w:rFonts w:eastAsia="黑体"/>
         <w:color w:themeColor="background1" w:val="FFFFFF"/>
       </w:rPr>
       <w:tblPr/>
@@ -8320,6 +8762,7 @@
         <w:spacing w:after="0" w:before="0" w:line="240" w:lineRule="auto"/>
       </w:pPr>
       <w:rPr>
+        <w:rFonts w:eastAsia="黑体"/>
         <w:b/>
         <w:bCs/>
         <w:color w:themeColor="background1" w:val="FFFFFF"/>
@@ -8342,6 +8785,7 @@
         <w:spacing w:after="0" w:before="0" w:line="240" w:lineRule="auto"/>
       </w:pPr>
       <w:rPr>
+        <w:rFonts w:eastAsia="黑体"/>
         <w:color w:val="auto"/>
       </w:rPr>
       <w:tblPr/>
@@ -8359,6 +8803,7 @@
     </w:tblStylePr>
     <w:tblStylePr w:type="firstCol">
       <w:rPr>
+        <w:rFonts w:eastAsia="黑体"/>
         <w:b/>
         <w:bCs/>
         <w:color w:themeColor="background1" w:val="FFFFFF"/>
@@ -8378,6 +8823,7 @@
     </w:tblStylePr>
     <w:tblStylePr w:type="lastCol">
       <w:rPr>
+        <w:rFonts w:eastAsia="黑体"/>
         <w:b/>
         <w:bCs/>
         <w:color w:themeColor="background1" w:val="FFFFFF"/>
@@ -8426,6 +8872,7 @@
     </w:tblStylePr>
     <w:tblStylePr w:type="nwCell">
       <w:rPr>
+        <w:rFonts w:eastAsia="黑体"/>
         <w:color w:themeColor="background1" w:val="FFFFFF"/>
       </w:rPr>
       <w:tblPr/>
@@ -8450,6 +8897,7 @@
       <w:spacing w:after="0" w:line="240" w:lineRule="auto"/>
     </w:pPr>
     <w:rPr>
+      <w:rFonts w:eastAsia="黑体"/>
       <w:color w:themeColor="text1" w:val="000000"/>
     </w:rPr>
     <w:tblPr>
@@ -8469,7 +8917,7 @@
     </w:tblPr>
     <w:tblStylePr w:type="firstRow">
       <w:rPr>
-        <w:rFonts w:asciiTheme="majorHAnsi" w:cstheme="majorBidi" w:eastAsiaTheme="majorEastAsia" w:hAnsiTheme="majorHAnsi"/>
+        <w:rFonts w:asciiTheme="majorHAnsi" w:cstheme="majorBidi" w:hAnsiTheme="majorHAnsi" w:eastAsia="黑体"/>
       </w:rPr>
       <w:tblPr/>
       <w:tcPr>
@@ -8481,6 +8929,7 @@
     </w:tblStylePr>
     <w:tblStylePr w:type="lastRow">
       <w:rPr>
+        <w:rFonts w:eastAsia="黑体"/>
         <w:b/>
         <w:bCs/>
         <w:color w:themeColor="text2" w:val="1F497D"/>
@@ -8495,12 +8944,14 @@
     </w:tblStylePr>
     <w:tblStylePr w:type="firstCol">
       <w:rPr>
+        <w:rFonts w:eastAsia="黑体"/>
         <w:b/>
         <w:bCs/>
       </w:rPr>
     </w:tblStylePr>
     <w:tblStylePr w:type="lastCol">
       <w:rPr>
+        <w:rFonts w:eastAsia="黑体"/>
         <w:b/>
         <w:bCs/>
       </w:rPr>
@@ -8534,6 +8985,7 @@
       <w:spacing w:after="0" w:line="240" w:lineRule="auto"/>
     </w:pPr>
     <w:rPr>
+      <w:rFonts w:eastAsia="黑体"/>
       <w:color w:themeColor="text1" w:val="000000"/>
     </w:rPr>
     <w:tblPr>
@@ -8553,7 +9005,7 @@
     </w:tblPr>
     <w:tblStylePr w:type="firstRow">
       <w:rPr>
-        <w:rFonts w:asciiTheme="majorHAnsi" w:cstheme="majorBidi" w:eastAsiaTheme="majorEastAsia" w:hAnsiTheme="majorHAnsi"/>
+        <w:rFonts w:asciiTheme="majorHAnsi" w:cstheme="majorBidi" w:hAnsiTheme="majorHAnsi" w:eastAsia="黑体"/>
       </w:rPr>
       <w:tblPr/>
       <w:tcPr>
@@ -8565,6 +9017,7 @@
     </w:tblStylePr>
     <w:tblStylePr w:type="lastRow">
       <w:rPr>
+        <w:rFonts w:eastAsia="黑体"/>
         <w:b/>
         <w:bCs/>
         <w:color w:themeColor="text2" w:val="1F497D"/>
@@ -8579,12 +9032,14 @@
     </w:tblStylePr>
     <w:tblStylePr w:type="firstCol">
       <w:rPr>
+        <w:rFonts w:eastAsia="黑体"/>
         <w:b/>
         <w:bCs/>
       </w:rPr>
     </w:tblStylePr>
     <w:tblStylePr w:type="lastCol">
       <w:rPr>
+        <w:rFonts w:eastAsia="黑体"/>
         <w:b/>
         <w:bCs/>
       </w:rPr>
@@ -8618,6 +9073,7 @@
       <w:spacing w:after="0" w:line="240" w:lineRule="auto"/>
     </w:pPr>
     <w:rPr>
+      <w:rFonts w:eastAsia="黑体"/>
       <w:color w:themeColor="text1" w:val="000000"/>
     </w:rPr>
     <w:tblPr>
@@ -8637,7 +9093,7 @@
     </w:tblPr>
     <w:tblStylePr w:type="firstRow">
       <w:rPr>
-        <w:rFonts w:asciiTheme="majorHAnsi" w:cstheme="majorBidi" w:eastAsiaTheme="majorEastAsia" w:hAnsiTheme="majorHAnsi"/>
+        <w:rFonts w:asciiTheme="majorHAnsi" w:cstheme="majorBidi" w:hAnsiTheme="majorHAnsi" w:eastAsia="黑体"/>
       </w:rPr>
       <w:tblPr/>
       <w:tcPr>
@@ -8649,6 +9105,7 @@
     </w:tblStylePr>
     <w:tblStylePr w:type="lastRow">
       <w:rPr>
+        <w:rFonts w:eastAsia="黑体"/>
         <w:b/>
         <w:bCs/>
         <w:color w:themeColor="text2" w:val="1F497D"/>
@@ -8663,12 +9120,14 @@
     </w:tblStylePr>
     <w:tblStylePr w:type="firstCol">
       <w:rPr>
+        <w:rFonts w:eastAsia="黑体"/>
         <w:b/>
         <w:bCs/>
       </w:rPr>
     </w:tblStylePr>
     <w:tblStylePr w:type="lastCol">
       <w:rPr>
+        <w:rFonts w:eastAsia="黑体"/>
         <w:b/>
         <w:bCs/>
       </w:rPr>
@@ -8702,6 +9161,7 @@
       <w:spacing w:after="0" w:line="240" w:lineRule="auto"/>
     </w:pPr>
     <w:rPr>
+      <w:rFonts w:eastAsia="黑体"/>
       <w:color w:themeColor="text1" w:val="000000"/>
     </w:rPr>
     <w:tblPr>
@@ -8721,7 +9181,7 @@
     </w:tblPr>
     <w:tblStylePr w:type="firstRow">
       <w:rPr>
-        <w:rFonts w:asciiTheme="majorHAnsi" w:cstheme="majorBidi" w:eastAsiaTheme="majorEastAsia" w:hAnsiTheme="majorHAnsi"/>
+        <w:rFonts w:asciiTheme="majorHAnsi" w:cstheme="majorBidi" w:hAnsiTheme="majorHAnsi" w:eastAsia="黑体"/>
       </w:rPr>
       <w:tblPr/>
       <w:tcPr>
@@ -8733,6 +9193,7 @@
     </w:tblStylePr>
     <w:tblStylePr w:type="lastRow">
       <w:rPr>
+        <w:rFonts w:eastAsia="黑体"/>
         <w:b/>
         <w:bCs/>
         <w:color w:themeColor="text2" w:val="1F497D"/>
@@ -8747,12 +9208,14 @@
     </w:tblStylePr>
     <w:tblStylePr w:type="firstCol">
       <w:rPr>
+        <w:rFonts w:eastAsia="黑体"/>
         <w:b/>
         <w:bCs/>
       </w:rPr>
     </w:tblStylePr>
     <w:tblStylePr w:type="lastCol">
       <w:rPr>
+        <w:rFonts w:eastAsia="黑体"/>
         <w:b/>
         <w:bCs/>
       </w:rPr>
@@ -8786,6 +9249,7 @@
       <w:spacing w:after="0" w:line="240" w:lineRule="auto"/>
     </w:pPr>
     <w:rPr>
+      <w:rFonts w:eastAsia="黑体"/>
       <w:color w:themeColor="text1" w:val="000000"/>
     </w:rPr>
     <w:tblPr>
@@ -8805,7 +9269,7 @@
     </w:tblPr>
     <w:tblStylePr w:type="firstRow">
       <w:rPr>
-        <w:rFonts w:asciiTheme="majorHAnsi" w:cstheme="majorBidi" w:eastAsiaTheme="majorEastAsia" w:hAnsiTheme="majorHAnsi"/>
+        <w:rFonts w:asciiTheme="majorHAnsi" w:cstheme="majorBidi" w:hAnsiTheme="majorHAnsi" w:eastAsia="黑体"/>
       </w:rPr>
       <w:tblPr/>
       <w:tcPr>
@@ -8817,6 +9281,7 @@
     </w:tblStylePr>
     <w:tblStylePr w:type="lastRow">
       <w:rPr>
+        <w:rFonts w:eastAsia="黑体"/>
         <w:b/>
         <w:bCs/>
         <w:color w:themeColor="text2" w:val="1F497D"/>
@@ -8831,12 +9296,14 @@
     </w:tblStylePr>
     <w:tblStylePr w:type="firstCol">
       <w:rPr>
+        <w:rFonts w:eastAsia="黑体"/>
         <w:b/>
         <w:bCs/>
       </w:rPr>
     </w:tblStylePr>
     <w:tblStylePr w:type="lastCol">
       <w:rPr>
+        <w:rFonts w:eastAsia="黑体"/>
         <w:b/>
         <w:bCs/>
       </w:rPr>
@@ -8870,6 +9337,7 @@
       <w:spacing w:after="0" w:line="240" w:lineRule="auto"/>
     </w:pPr>
     <w:rPr>
+      <w:rFonts w:eastAsia="黑体"/>
       <w:color w:themeColor="text1" w:val="000000"/>
     </w:rPr>
     <w:tblPr>
@@ -8889,7 +9357,7 @@
     </w:tblPr>
     <w:tblStylePr w:type="firstRow">
       <w:rPr>
-        <w:rFonts w:asciiTheme="majorHAnsi" w:cstheme="majorBidi" w:eastAsiaTheme="majorEastAsia" w:hAnsiTheme="majorHAnsi"/>
+        <w:rFonts w:asciiTheme="majorHAnsi" w:cstheme="majorBidi" w:hAnsiTheme="majorHAnsi" w:eastAsia="黑体"/>
       </w:rPr>
       <w:tblPr/>
       <w:tcPr>
@@ -8901,6 +9369,7 @@
     </w:tblStylePr>
     <w:tblStylePr w:type="lastRow">
       <w:rPr>
+        <w:rFonts w:eastAsia="黑体"/>
         <w:b/>
         <w:bCs/>
         <w:color w:themeColor="text2" w:val="1F497D"/>
@@ -8915,12 +9384,14 @@
     </w:tblStylePr>
     <w:tblStylePr w:type="firstCol">
       <w:rPr>
+        <w:rFonts w:eastAsia="黑体"/>
         <w:b/>
         <w:bCs/>
       </w:rPr>
     </w:tblStylePr>
     <w:tblStylePr w:type="lastCol">
       <w:rPr>
+        <w:rFonts w:eastAsia="黑体"/>
         <w:b/>
         <w:bCs/>
       </w:rPr>
@@ -8954,6 +9425,7 @@
       <w:spacing w:after="0" w:line="240" w:lineRule="auto"/>
     </w:pPr>
     <w:rPr>
+      <w:rFonts w:eastAsia="黑体"/>
       <w:color w:themeColor="text1" w:val="000000"/>
     </w:rPr>
     <w:tblPr>
@@ -8973,7 +9445,7 @@
     </w:tblPr>
     <w:tblStylePr w:type="firstRow">
       <w:rPr>
-        <w:rFonts w:asciiTheme="majorHAnsi" w:cstheme="majorBidi" w:eastAsiaTheme="majorEastAsia" w:hAnsiTheme="majorHAnsi"/>
+        <w:rFonts w:asciiTheme="majorHAnsi" w:cstheme="majorBidi" w:hAnsiTheme="majorHAnsi" w:eastAsia="黑体"/>
       </w:rPr>
       <w:tblPr/>
       <w:tcPr>
@@ -8985,6 +9457,7 @@
     </w:tblStylePr>
     <w:tblStylePr w:type="lastRow">
       <w:rPr>
+        <w:rFonts w:eastAsia="黑体"/>
         <w:b/>
         <w:bCs/>
         <w:color w:themeColor="text2" w:val="1F497D"/>
@@ -8999,12 +9472,14 @@
     </w:tblStylePr>
     <w:tblStylePr w:type="firstCol">
       <w:rPr>
+        <w:rFonts w:eastAsia="黑体"/>
         <w:b/>
         <w:bCs/>
       </w:rPr>
     </w:tblStylePr>
     <w:tblStylePr w:type="lastCol">
       <w:rPr>
+        <w:rFonts w:eastAsia="黑体"/>
         <w:b/>
         <w:bCs/>
       </w:rPr>
@@ -9038,7 +9513,7 @@
       <w:spacing w:after="0" w:line="240" w:lineRule="auto"/>
     </w:pPr>
     <w:rPr>
-      <w:rFonts w:asciiTheme="majorHAnsi" w:cstheme="majorBidi" w:eastAsiaTheme="majorEastAsia" w:hAnsiTheme="majorHAnsi"/>
+      <w:rFonts w:asciiTheme="majorHAnsi" w:cstheme="majorBidi" w:hAnsiTheme="majorHAnsi" w:eastAsia="黑体"/>
       <w:color w:themeColor="text1" w:val="000000"/>
     </w:rPr>
     <w:tblPr>
@@ -9060,6 +9535,7 @@
     </w:tblPr>
     <w:tblStylePr w:type="firstRow">
       <w:rPr>
+        <w:rFonts w:eastAsia="黑体"/>
         <w:sz w:val="24"/>
         <w:szCs w:val="24"/>
       </w:rPr>
@@ -9166,7 +9642,7 @@
       <w:spacing w:after="0" w:line="240" w:lineRule="auto"/>
     </w:pPr>
     <w:rPr>
-      <w:rFonts w:asciiTheme="majorHAnsi" w:cstheme="majorBidi" w:eastAsiaTheme="majorEastAsia" w:hAnsiTheme="majorHAnsi"/>
+      <w:rFonts w:asciiTheme="majorHAnsi" w:cstheme="majorBidi" w:hAnsiTheme="majorHAnsi" w:eastAsia="黑体"/>
       <w:color w:themeColor="text1" w:val="000000"/>
     </w:rPr>
     <w:tblPr>
@@ -9188,6 +9664,7 @@
     </w:tblPr>
     <w:tblStylePr w:type="firstRow">
       <w:rPr>
+        <w:rFonts w:eastAsia="黑体"/>
         <w:sz w:val="24"/>
         <w:szCs w:val="24"/>
       </w:rPr>
@@ -9294,7 +9771,7 @@
       <w:spacing w:after="0" w:line="240" w:lineRule="auto"/>
     </w:pPr>
     <w:rPr>
-      <w:rFonts w:asciiTheme="majorHAnsi" w:cstheme="majorBidi" w:eastAsiaTheme="majorEastAsia" w:hAnsiTheme="majorHAnsi"/>
+      <w:rFonts w:asciiTheme="majorHAnsi" w:cstheme="majorBidi" w:hAnsiTheme="majorHAnsi" w:eastAsia="黑体"/>
       <w:color w:themeColor="text1" w:val="000000"/>
     </w:rPr>
     <w:tblPr>
@@ -9316,6 +9793,7 @@
     </w:tblPr>
     <w:tblStylePr w:type="firstRow">
       <w:rPr>
+        <w:rFonts w:eastAsia="黑体"/>
         <w:sz w:val="24"/>
         <w:szCs w:val="24"/>
       </w:rPr>
@@ -9422,7 +9900,7 @@
       <w:spacing w:after="0" w:line="240" w:lineRule="auto"/>
     </w:pPr>
     <w:rPr>
-      <w:rFonts w:asciiTheme="majorHAnsi" w:cstheme="majorBidi" w:eastAsiaTheme="majorEastAsia" w:hAnsiTheme="majorHAnsi"/>
+      <w:rFonts w:asciiTheme="majorHAnsi" w:cstheme="majorBidi" w:hAnsiTheme="majorHAnsi" w:eastAsia="黑体"/>
       <w:color w:themeColor="text1" w:val="000000"/>
     </w:rPr>
     <w:tblPr>
@@ -9444,6 +9922,7 @@
     </w:tblPr>
     <w:tblStylePr w:type="firstRow">
       <w:rPr>
+        <w:rFonts w:eastAsia="黑体"/>
         <w:sz w:val="24"/>
         <w:szCs w:val="24"/>
       </w:rPr>
@@ -9550,7 +10029,7 @@
       <w:spacing w:after="0" w:line="240" w:lineRule="auto"/>
     </w:pPr>
     <w:rPr>
-      <w:rFonts w:asciiTheme="majorHAnsi" w:cstheme="majorBidi" w:eastAsiaTheme="majorEastAsia" w:hAnsiTheme="majorHAnsi"/>
+      <w:rFonts w:asciiTheme="majorHAnsi" w:cstheme="majorBidi" w:hAnsiTheme="majorHAnsi" w:eastAsia="黑体"/>
       <w:color w:themeColor="text1" w:val="000000"/>
     </w:rPr>
     <w:tblPr>
@@ -9572,6 +10051,7 @@
     </w:tblPr>
     <w:tblStylePr w:type="firstRow">
       <w:rPr>
+        <w:rFonts w:eastAsia="黑体"/>
         <w:sz w:val="24"/>
         <w:szCs w:val="24"/>
       </w:rPr>
@@ -9678,7 +10158,7 @@
       <w:spacing w:after="0" w:line="240" w:lineRule="auto"/>
     </w:pPr>
     <w:rPr>
-      <w:rFonts w:asciiTheme="majorHAnsi" w:cstheme="majorBidi" w:eastAsiaTheme="majorEastAsia" w:hAnsiTheme="majorHAnsi"/>
+      <w:rFonts w:asciiTheme="majorHAnsi" w:cstheme="majorBidi" w:hAnsiTheme="majorHAnsi" w:eastAsia="黑体"/>
       <w:color w:themeColor="text1" w:val="000000"/>
     </w:rPr>
     <w:tblPr>
@@ -9700,6 +10180,7 @@
     </w:tblPr>
     <w:tblStylePr w:type="firstRow">
       <w:rPr>
+        <w:rFonts w:eastAsia="黑体"/>
         <w:sz w:val="24"/>
         <w:szCs w:val="24"/>
       </w:rPr>
@@ -9806,7 +10287,7 @@
       <w:spacing w:after="0" w:line="240" w:lineRule="auto"/>
     </w:pPr>
     <w:rPr>
-      <w:rFonts w:asciiTheme="majorHAnsi" w:cstheme="majorBidi" w:eastAsiaTheme="majorEastAsia" w:hAnsiTheme="majorHAnsi"/>
+      <w:rFonts w:asciiTheme="majorHAnsi" w:cstheme="majorBidi" w:hAnsiTheme="majorHAnsi" w:eastAsia="黑体"/>
       <w:color w:themeColor="text1" w:val="000000"/>
     </w:rPr>
     <w:tblPr>
@@ -9828,6 +10309,7 @@
     </w:tblPr>
     <w:tblStylePr w:type="firstRow">
       <w:rPr>
+        <w:rFonts w:eastAsia="黑体"/>
         <w:sz w:val="24"/>
         <w:szCs w:val="24"/>
       </w:rPr>
@@ -9957,12 +10439,14 @@
     </w:tcPr>
     <w:tblStylePr w:type="firstRow">
       <w:rPr>
+        <w:rFonts w:eastAsia="黑体"/>
         <w:b/>
         <w:bCs/>
       </w:rPr>
     </w:tblStylePr>
     <w:tblStylePr w:type="lastRow">
       <w:rPr>
+        <w:rFonts w:eastAsia="黑体"/>
         <w:b/>
         <w:bCs/>
       </w:rPr>
@@ -9975,12 +10459,14 @@
     </w:tblStylePr>
     <w:tblStylePr w:type="firstCol">
       <w:rPr>
+        <w:rFonts w:eastAsia="黑体"/>
         <w:b/>
         <w:bCs/>
       </w:rPr>
     </w:tblStylePr>
     <w:tblStylePr w:type="lastCol">
       <w:rPr>
+        <w:rFonts w:eastAsia="黑体"/>
         <w:b/>
         <w:bCs/>
       </w:rPr>
@@ -10030,12 +10516,14 @@
     </w:tcPr>
     <w:tblStylePr w:type="firstRow">
       <w:rPr>
+        <w:rFonts w:eastAsia="黑体"/>
         <w:b/>
         <w:bCs/>
       </w:rPr>
     </w:tblStylePr>
     <w:tblStylePr w:type="lastRow">
       <w:rPr>
+        <w:rFonts w:eastAsia="黑体"/>
         <w:b/>
         <w:bCs/>
       </w:rPr>
@@ -10048,12 +10536,14 @@
     </w:tblStylePr>
     <w:tblStylePr w:type="firstCol">
       <w:rPr>
+        <w:rFonts w:eastAsia="黑体"/>
         <w:b/>
         <w:bCs/>
       </w:rPr>
     </w:tblStylePr>
     <w:tblStylePr w:type="lastCol">
       <w:rPr>
+        <w:rFonts w:eastAsia="黑体"/>
         <w:b/>
         <w:bCs/>
       </w:rPr>
@@ -10103,12 +10593,14 @@
     </w:tcPr>
     <w:tblStylePr w:type="firstRow">
       <w:rPr>
+        <w:rFonts w:eastAsia="黑体"/>
         <w:b/>
         <w:bCs/>
       </w:rPr>
     </w:tblStylePr>
     <w:tblStylePr w:type="lastRow">
       <w:rPr>
+        <w:rFonts w:eastAsia="黑体"/>
         <w:b/>
         <w:bCs/>
       </w:rPr>
@@ -10121,12 +10613,14 @@
     </w:tblStylePr>
     <w:tblStylePr w:type="firstCol">
       <w:rPr>
+        <w:rFonts w:eastAsia="黑体"/>
         <w:b/>
         <w:bCs/>
       </w:rPr>
     </w:tblStylePr>
     <w:tblStylePr w:type="lastCol">
       <w:rPr>
+        <w:rFonts w:eastAsia="黑体"/>
         <w:b/>
         <w:bCs/>
       </w:rPr>
@@ -10176,12 +10670,14 @@
     </w:tcPr>
     <w:tblStylePr w:type="firstRow">
       <w:rPr>
+        <w:rFonts w:eastAsia="黑体"/>
         <w:b/>
         <w:bCs/>
       </w:rPr>
     </w:tblStylePr>
     <w:tblStylePr w:type="lastRow">
       <w:rPr>
+        <w:rFonts w:eastAsia="黑体"/>
         <w:b/>
         <w:bCs/>
       </w:rPr>
@@ -10194,12 +10690,14 @@
     </w:tblStylePr>
     <w:tblStylePr w:type="firstCol">
       <w:rPr>
+        <w:rFonts w:eastAsia="黑体"/>
         <w:b/>
         <w:bCs/>
       </w:rPr>
     </w:tblStylePr>
     <w:tblStylePr w:type="lastCol">
       <w:rPr>
+        <w:rFonts w:eastAsia="黑体"/>
         <w:b/>
         <w:bCs/>
       </w:rPr>
@@ -10249,12 +10747,14 @@
     </w:tcPr>
     <w:tblStylePr w:type="firstRow">
       <w:rPr>
+        <w:rFonts w:eastAsia="黑体"/>
         <w:b/>
         <w:bCs/>
       </w:rPr>
     </w:tblStylePr>
     <w:tblStylePr w:type="lastRow">
       <w:rPr>
+        <w:rFonts w:eastAsia="黑体"/>
         <w:b/>
         <w:bCs/>
       </w:rPr>
@@ -10267,12 +10767,14 @@
     </w:tblStylePr>
     <w:tblStylePr w:type="firstCol">
       <w:rPr>
+        <w:rFonts w:eastAsia="黑体"/>
         <w:b/>
         <w:bCs/>
       </w:rPr>
     </w:tblStylePr>
     <w:tblStylePr w:type="lastCol">
       <w:rPr>
+        <w:rFonts w:eastAsia="黑体"/>
         <w:b/>
         <w:bCs/>
       </w:rPr>
@@ -10322,12 +10824,14 @@
     </w:tcPr>
     <w:tblStylePr w:type="firstRow">
       <w:rPr>
+        <w:rFonts w:eastAsia="黑体"/>
         <w:b/>
         <w:bCs/>
       </w:rPr>
     </w:tblStylePr>
     <w:tblStylePr w:type="lastRow">
       <w:rPr>
+        <w:rFonts w:eastAsia="黑体"/>
         <w:b/>
         <w:bCs/>
       </w:rPr>
@@ -10340,12 +10844,14 @@
     </w:tblStylePr>
     <w:tblStylePr w:type="firstCol">
       <w:rPr>
+        <w:rFonts w:eastAsia="黑体"/>
         <w:b/>
         <w:bCs/>
       </w:rPr>
     </w:tblStylePr>
     <w:tblStylePr w:type="lastCol">
       <w:rPr>
+        <w:rFonts w:eastAsia="黑体"/>
         <w:b/>
         <w:bCs/>
       </w:rPr>
@@ -10395,12 +10901,14 @@
     </w:tcPr>
     <w:tblStylePr w:type="firstRow">
       <w:rPr>
+        <w:rFonts w:eastAsia="黑体"/>
         <w:b/>
         <w:bCs/>
       </w:rPr>
     </w:tblStylePr>
     <w:tblStylePr w:type="lastRow">
       <w:rPr>
+        <w:rFonts w:eastAsia="黑体"/>
         <w:b/>
         <w:bCs/>
       </w:rPr>
@@ -10413,12 +10921,14 @@
     </w:tblStylePr>
     <w:tblStylePr w:type="firstCol">
       <w:rPr>
+        <w:rFonts w:eastAsia="黑体"/>
         <w:b/>
         <w:bCs/>
       </w:rPr>
     </w:tblStylePr>
     <w:tblStylePr w:type="lastCol">
       <w:rPr>
+        <w:rFonts w:eastAsia="黑体"/>
         <w:b/>
         <w:bCs/>
       </w:rPr>
@@ -10445,7 +10955,7 @@
       <w:spacing w:after="0" w:line="240" w:lineRule="auto"/>
     </w:pPr>
     <w:rPr>
-      <w:rFonts w:asciiTheme="majorHAnsi" w:cstheme="majorBidi" w:eastAsiaTheme="majorEastAsia" w:hAnsiTheme="majorHAnsi"/>
+      <w:rFonts w:asciiTheme="majorHAnsi" w:cstheme="majorBidi" w:hAnsiTheme="majorHAnsi" w:eastAsia="黑体"/>
       <w:color w:themeColor="text1" w:val="000000"/>
     </w:rPr>
     <w:tblPr>
@@ -10472,6 +10982,7 @@
     </w:tcPr>
     <w:tblStylePr w:type="firstRow">
       <w:rPr>
+        <w:rFonts w:eastAsia="黑体"/>
         <w:b/>
         <w:bCs/>
         <w:color w:themeColor="text1" w:val="000000"/>
@@ -10483,6 +10994,7 @@
     </w:tblStylePr>
     <w:tblStylePr w:type="lastRow">
       <w:rPr>
+        <w:rFonts w:eastAsia="黑体"/>
         <w:b/>
         <w:bCs/>
         <w:color w:themeColor="text1" w:val="000000"/>
@@ -10502,6 +11014,7 @@
     </w:tblStylePr>
     <w:tblStylePr w:type="firstCol">
       <w:rPr>
+        <w:rFonts w:eastAsia="黑体"/>
         <w:b/>
         <w:bCs/>
         <w:color w:themeColor="text1" w:val="000000"/>
@@ -10521,6 +11034,7 @@
     </w:tblStylePr>
     <w:tblStylePr w:type="lastCol">
       <w:rPr>
+        <w:rFonts w:eastAsia="黑体"/>
         <w:b w:val="0"/>
         <w:bCs w:val="0"/>
         <w:color w:themeColor="text1" w:val="000000"/>
@@ -10570,7 +11084,7 @@
       <w:spacing w:after="0" w:line="240" w:lineRule="auto"/>
     </w:pPr>
     <w:rPr>
-      <w:rFonts w:asciiTheme="majorHAnsi" w:cstheme="majorBidi" w:eastAsiaTheme="majorEastAsia" w:hAnsiTheme="majorHAnsi"/>
+      <w:rFonts w:asciiTheme="majorHAnsi" w:cstheme="majorBidi" w:hAnsiTheme="majorHAnsi" w:eastAsia="黑体"/>
       <w:color w:themeColor="text1" w:val="000000"/>
     </w:rPr>
     <w:tblPr>
@@ -10597,6 +11111,7 @@
     </w:tcPr>
     <w:tblStylePr w:type="firstRow">
       <w:rPr>
+        <w:rFonts w:eastAsia="黑体"/>
         <w:b/>
         <w:bCs/>
         <w:color w:themeColor="text1" w:val="000000"/>
@@ -10608,6 +11123,7 @@
     </w:tblStylePr>
     <w:tblStylePr w:type="lastRow">
       <w:rPr>
+        <w:rFonts w:eastAsia="黑体"/>
         <w:b/>
         <w:bCs/>
         <w:color w:themeColor="text1" w:val="000000"/>
@@ -10627,6 +11143,7 @@
     </w:tblStylePr>
     <w:tblStylePr w:type="firstCol">
       <w:rPr>
+        <w:rFonts w:eastAsia="黑体"/>
         <w:b/>
         <w:bCs/>
         <w:color w:themeColor="text1" w:val="000000"/>
@@ -10646,6 +11163,7 @@
     </w:tblStylePr>
     <w:tblStylePr w:type="lastCol">
       <w:rPr>
+        <w:rFonts w:eastAsia="黑体"/>
         <w:b w:val="0"/>
         <w:bCs w:val="0"/>
         <w:color w:themeColor="text1" w:val="000000"/>
@@ -10695,7 +11213,7 @@
       <w:spacing w:after="0" w:line="240" w:lineRule="auto"/>
     </w:pPr>
     <w:rPr>
-      <w:rFonts w:asciiTheme="majorHAnsi" w:cstheme="majorBidi" w:eastAsiaTheme="majorEastAsia" w:hAnsiTheme="majorHAnsi"/>
+      <w:rFonts w:asciiTheme="majorHAnsi" w:cstheme="majorBidi" w:hAnsiTheme="majorHAnsi" w:eastAsia="黑体"/>
       <w:color w:themeColor="text1" w:val="000000"/>
     </w:rPr>
     <w:tblPr>
@@ -10722,6 +11240,7 @@
     </w:tcPr>
     <w:tblStylePr w:type="firstRow">
       <w:rPr>
+        <w:rFonts w:eastAsia="黑体"/>
         <w:b/>
         <w:bCs/>
         <w:color w:themeColor="text1" w:val="000000"/>
@@ -10733,6 +11252,7 @@
     </w:tblStylePr>
     <w:tblStylePr w:type="lastRow">
       <w:rPr>
+        <w:rFonts w:eastAsia="黑体"/>
         <w:b/>
         <w:bCs/>
         <w:color w:themeColor="text1" w:val="000000"/>
@@ -10752,6 +11272,7 @@
     </w:tblStylePr>
     <w:tblStylePr w:type="firstCol">
       <w:rPr>
+        <w:rFonts w:eastAsia="黑体"/>
         <w:b/>
         <w:bCs/>
         <w:color w:themeColor="text1" w:val="000000"/>
@@ -10771,6 +11292,7 @@
     </w:tblStylePr>
     <w:tblStylePr w:type="lastCol">
       <w:rPr>
+        <w:rFonts w:eastAsia="黑体"/>
         <w:b w:val="0"/>
         <w:bCs w:val="0"/>
         <w:color w:themeColor="text1" w:val="000000"/>
@@ -10820,7 +11342,7 @@
       <w:spacing w:after="0" w:line="240" w:lineRule="auto"/>
     </w:pPr>
     <w:rPr>
-      <w:rFonts w:asciiTheme="majorHAnsi" w:cstheme="majorBidi" w:eastAsiaTheme="majorEastAsia" w:hAnsiTheme="majorHAnsi"/>
+      <w:rFonts w:asciiTheme="majorHAnsi" w:cstheme="majorBidi" w:hAnsiTheme="majorHAnsi" w:eastAsia="黑体"/>
       <w:color w:themeColor="text1" w:val="000000"/>
     </w:rPr>
     <w:tblPr>
@@ -10847,6 +11369,7 @@
     </w:tcPr>
     <w:tblStylePr w:type="firstRow">
       <w:rPr>
+        <w:rFonts w:eastAsia="黑体"/>
         <w:b/>
         <w:bCs/>
         <w:color w:themeColor="text1" w:val="000000"/>
@@ -10858,6 +11381,7 @@
     </w:tblStylePr>
     <w:tblStylePr w:type="lastRow">
       <w:rPr>
+        <w:rFonts w:eastAsia="黑体"/>
         <w:b/>
         <w:bCs/>
         <w:color w:themeColor="text1" w:val="000000"/>
@@ -10877,6 +11401,7 @@
     </w:tblStylePr>
     <w:tblStylePr w:type="firstCol">
       <w:rPr>
+        <w:rFonts w:eastAsia="黑体"/>
         <w:b/>
         <w:bCs/>
         <w:color w:themeColor="text1" w:val="000000"/>
@@ -10896,6 +11421,7 @@
     </w:tblStylePr>
     <w:tblStylePr w:type="lastCol">
       <w:rPr>
+        <w:rFonts w:eastAsia="黑体"/>
         <w:b w:val="0"/>
         <w:bCs w:val="0"/>
         <w:color w:themeColor="text1" w:val="000000"/>
@@ -10945,7 +11471,7 @@
       <w:spacing w:after="0" w:line="240" w:lineRule="auto"/>
     </w:pPr>
     <w:rPr>
-      <w:rFonts w:asciiTheme="majorHAnsi" w:cstheme="majorBidi" w:eastAsiaTheme="majorEastAsia" w:hAnsiTheme="majorHAnsi"/>
+      <w:rFonts w:asciiTheme="majorHAnsi" w:cstheme="majorBidi" w:hAnsiTheme="majorHAnsi" w:eastAsia="黑体"/>
       <w:color w:themeColor="text1" w:val="000000"/>
     </w:rPr>
     <w:tblPr>
@@ -10972,6 +11498,7 @@
     </w:tcPr>
     <w:tblStylePr w:type="firstRow">
       <w:rPr>
+        <w:rFonts w:eastAsia="黑体"/>
         <w:b/>
         <w:bCs/>
         <w:color w:themeColor="text1" w:val="000000"/>
@@ -10983,6 +11510,7 @@
     </w:tblStylePr>
     <w:tblStylePr w:type="lastRow">
       <w:rPr>
+        <w:rFonts w:eastAsia="黑体"/>
         <w:b/>
         <w:bCs/>
         <w:color w:themeColor="text1" w:val="000000"/>
@@ -11002,6 +11530,7 @@
     </w:tblStylePr>
     <w:tblStylePr w:type="firstCol">
       <w:rPr>
+        <w:rFonts w:eastAsia="黑体"/>
         <w:b/>
         <w:bCs/>
         <w:color w:themeColor="text1" w:val="000000"/>
@@ -11021,6 +11550,7 @@
     </w:tblStylePr>
     <w:tblStylePr w:type="lastCol">
       <w:rPr>
+        <w:rFonts w:eastAsia="黑体"/>
         <w:b w:val="0"/>
         <w:bCs w:val="0"/>
         <w:color w:themeColor="text1" w:val="000000"/>
@@ -11070,7 +11600,7 @@
       <w:spacing w:after="0" w:line="240" w:lineRule="auto"/>
     </w:pPr>
     <w:rPr>
-      <w:rFonts w:asciiTheme="majorHAnsi" w:cstheme="majorBidi" w:eastAsiaTheme="majorEastAsia" w:hAnsiTheme="majorHAnsi"/>
+      <w:rFonts w:asciiTheme="majorHAnsi" w:cstheme="majorBidi" w:hAnsiTheme="majorHAnsi" w:eastAsia="黑体"/>
       <w:color w:themeColor="text1" w:val="000000"/>
     </w:rPr>
     <w:tblPr>
@@ -11097,6 +11627,7 @@
     </w:tcPr>
     <w:tblStylePr w:type="firstRow">
       <w:rPr>
+        <w:rFonts w:eastAsia="黑体"/>
         <w:b/>
         <w:bCs/>
         <w:color w:themeColor="text1" w:val="000000"/>
@@ -11108,6 +11639,7 @@
     </w:tblStylePr>
     <w:tblStylePr w:type="lastRow">
       <w:rPr>
+        <w:rFonts w:eastAsia="黑体"/>
         <w:b/>
         <w:bCs/>
         <w:color w:themeColor="text1" w:val="000000"/>
@@ -11127,6 +11659,7 @@
     </w:tblStylePr>
     <w:tblStylePr w:type="firstCol">
       <w:rPr>
+        <w:rFonts w:eastAsia="黑体"/>
         <w:b/>
         <w:bCs/>
         <w:color w:themeColor="text1" w:val="000000"/>
@@ -11146,6 +11679,7 @@
     </w:tblStylePr>
     <w:tblStylePr w:type="lastCol">
       <w:rPr>
+        <w:rFonts w:eastAsia="黑体"/>
         <w:b w:val="0"/>
         <w:bCs w:val="0"/>
         <w:color w:themeColor="text1" w:val="000000"/>
@@ -11195,7 +11729,7 @@
       <w:spacing w:after="0" w:line="240" w:lineRule="auto"/>
     </w:pPr>
     <w:rPr>
-      <w:rFonts w:asciiTheme="majorHAnsi" w:cstheme="majorBidi" w:eastAsiaTheme="majorEastAsia" w:hAnsiTheme="majorHAnsi"/>
+      <w:rFonts w:asciiTheme="majorHAnsi" w:cstheme="majorBidi" w:hAnsiTheme="majorHAnsi" w:eastAsia="黑体"/>
       <w:color w:themeColor="text1" w:val="000000"/>
     </w:rPr>
     <w:tblPr>
@@ -11222,6 +11756,7 @@
     </w:tcPr>
     <w:tblStylePr w:type="firstRow">
       <w:rPr>
+        <w:rFonts w:eastAsia="黑体"/>
         <w:b/>
         <w:bCs/>
         <w:color w:themeColor="text1" w:val="000000"/>
@@ -11233,6 +11768,7 @@
     </w:tblStylePr>
     <w:tblStylePr w:type="lastRow">
       <w:rPr>
+        <w:rFonts w:eastAsia="黑体"/>
         <w:b/>
         <w:bCs/>
         <w:color w:themeColor="text1" w:val="000000"/>
@@ -11252,6 +11788,7 @@
     </w:tblStylePr>
     <w:tblStylePr w:type="firstCol">
       <w:rPr>
+        <w:rFonts w:eastAsia="黑体"/>
         <w:b/>
         <w:bCs/>
         <w:color w:themeColor="text1" w:val="000000"/>
@@ -11271,6 +11808,7 @@
     </w:tblStylePr>
     <w:tblStylePr w:type="lastCol">
       <w:rPr>
+        <w:rFonts w:eastAsia="黑体"/>
         <w:b w:val="0"/>
         <w:bCs w:val="0"/>
         <w:color w:themeColor="text1" w:val="000000"/>
@@ -11343,6 +11881,7 @@
     </w:tcPr>
     <w:tblStylePr w:type="firstRow">
       <w:rPr>
+        <w:rFonts w:eastAsia="黑体"/>
         <w:b/>
         <w:bCs/>
         <w:i w:val="0"/>
@@ -11364,6 +11903,7 @@
     </w:tblStylePr>
     <w:tblStylePr w:type="lastRow">
       <w:rPr>
+        <w:rFonts w:eastAsia="黑体"/>
         <w:b/>
         <w:bCs/>
         <w:i w:val="0"/>
@@ -11385,6 +11925,7 @@
     </w:tblStylePr>
     <w:tblStylePr w:type="firstCol">
       <w:rPr>
+        <w:rFonts w:eastAsia="黑体"/>
         <w:b/>
         <w:bCs/>
         <w:i w:val="0"/>
@@ -11404,6 +11945,7 @@
     </w:tblStylePr>
     <w:tblStylePr w:type="lastCol">
       <w:rPr>
+        <w:rFonts w:eastAsia="黑体"/>
         <w:b/>
         <w:bCs/>
         <w:i w:val="0"/>
@@ -11484,6 +12026,7 @@
     </w:tcPr>
     <w:tblStylePr w:type="firstRow">
       <w:rPr>
+        <w:rFonts w:eastAsia="黑体"/>
         <w:b/>
         <w:bCs/>
         <w:i w:val="0"/>
@@ -11505,6 +12048,7 @@
     </w:tblStylePr>
     <w:tblStylePr w:type="lastRow">
       <w:rPr>
+        <w:rFonts w:eastAsia="黑体"/>
         <w:b/>
         <w:bCs/>
         <w:i w:val="0"/>
@@ -11526,6 +12070,7 @@
     </w:tblStylePr>
     <w:tblStylePr w:type="firstCol">
       <w:rPr>
+        <w:rFonts w:eastAsia="黑体"/>
         <w:b/>
         <w:bCs/>
         <w:i w:val="0"/>
@@ -11545,6 +12090,7 @@
     </w:tblStylePr>
     <w:tblStylePr w:type="lastCol">
       <w:rPr>
+        <w:rFonts w:eastAsia="黑体"/>
         <w:b/>
         <w:bCs/>
         <w:i w:val="0"/>
@@ -11625,6 +12171,7 @@
     </w:tcPr>
     <w:tblStylePr w:type="firstRow">
       <w:rPr>
+        <w:rFonts w:eastAsia="黑体"/>
         <w:b/>
         <w:bCs/>
         <w:i w:val="0"/>
@@ -11646,6 +12193,7 @@
     </w:tblStylePr>
     <w:tblStylePr w:type="lastRow">
       <w:rPr>
+        <w:rFonts w:eastAsia="黑体"/>
         <w:b/>
         <w:bCs/>
         <w:i w:val="0"/>
@@ -11667,6 +12215,7 @@
     </w:tblStylePr>
     <w:tblStylePr w:type="firstCol">
       <w:rPr>
+        <w:rFonts w:eastAsia="黑体"/>
         <w:b/>
         <w:bCs/>
         <w:i w:val="0"/>
@@ -11686,6 +12235,7 @@
     </w:tblStylePr>
     <w:tblStylePr w:type="lastCol">
       <w:rPr>
+        <w:rFonts w:eastAsia="黑体"/>
         <w:b/>
         <w:bCs/>
         <w:i w:val="0"/>
@@ -11766,6 +12316,7 @@
     </w:tcPr>
     <w:tblStylePr w:type="firstRow">
       <w:rPr>
+        <w:rFonts w:eastAsia="黑体"/>
         <w:b/>
         <w:bCs/>
         <w:i w:val="0"/>
@@ -11787,6 +12338,7 @@
     </w:tblStylePr>
     <w:tblStylePr w:type="lastRow">
       <w:rPr>
+        <w:rFonts w:eastAsia="黑体"/>
         <w:b/>
         <w:bCs/>
         <w:i w:val="0"/>
@@ -11808,6 +12360,7 @@
     </w:tblStylePr>
     <w:tblStylePr w:type="firstCol">
       <w:rPr>
+        <w:rFonts w:eastAsia="黑体"/>
         <w:b/>
         <w:bCs/>
         <w:i w:val="0"/>
@@ -11827,6 +12380,7 @@
     </w:tblStylePr>
     <w:tblStylePr w:type="lastCol">
       <w:rPr>
+        <w:rFonts w:eastAsia="黑体"/>
         <w:b/>
         <w:bCs/>
         <w:i w:val="0"/>
@@ -11907,6 +12461,7 @@
     </w:tcPr>
     <w:tblStylePr w:type="firstRow">
       <w:rPr>
+        <w:rFonts w:eastAsia="黑体"/>
         <w:b/>
         <w:bCs/>
         <w:i w:val="0"/>
@@ -11928,6 +12483,7 @@
     </w:tblStylePr>
     <w:tblStylePr w:type="lastRow">
       <w:rPr>
+        <w:rFonts w:eastAsia="黑体"/>
         <w:b/>
         <w:bCs/>
         <w:i w:val="0"/>
@@ -11949,6 +12505,7 @@
     </w:tblStylePr>
     <w:tblStylePr w:type="firstCol">
       <w:rPr>
+        <w:rFonts w:eastAsia="黑体"/>
         <w:b/>
         <w:bCs/>
         <w:i w:val="0"/>
@@ -11968,6 +12525,7 @@
     </w:tblStylePr>
     <w:tblStylePr w:type="lastCol">
       <w:rPr>
+        <w:rFonts w:eastAsia="黑体"/>
         <w:b/>
         <w:bCs/>
         <w:i w:val="0"/>
@@ -12048,6 +12606,7 @@
     </w:tcPr>
     <w:tblStylePr w:type="firstRow">
       <w:rPr>
+        <w:rFonts w:eastAsia="黑体"/>
         <w:b/>
         <w:bCs/>
         <w:i w:val="0"/>
@@ -12069,6 +12628,7 @@
     </w:tblStylePr>
     <w:tblStylePr w:type="lastRow">
       <w:rPr>
+        <w:rFonts w:eastAsia="黑体"/>
         <w:b/>
         <w:bCs/>
         <w:i w:val="0"/>
@@ -12090,6 +12650,7 @@
     </w:tblStylePr>
     <w:tblStylePr w:type="firstCol">
       <w:rPr>
+        <w:rFonts w:eastAsia="黑体"/>
         <w:b/>
         <w:bCs/>
         <w:i w:val="0"/>
@@ -12109,6 +12670,7 @@
     </w:tblStylePr>
     <w:tblStylePr w:type="lastCol">
       <w:rPr>
+        <w:rFonts w:eastAsia="黑体"/>
         <w:b/>
         <w:bCs/>
         <w:i w:val="0"/>
@@ -12189,6 +12751,7 @@
     </w:tcPr>
     <w:tblStylePr w:type="firstRow">
       <w:rPr>
+        <w:rFonts w:eastAsia="黑体"/>
         <w:b/>
         <w:bCs/>
         <w:i w:val="0"/>
@@ -12210,6 +12773,7 @@
     </w:tblStylePr>
     <w:tblStylePr w:type="lastRow">
       <w:rPr>
+        <w:rFonts w:eastAsia="黑体"/>
         <w:b/>
         <w:bCs/>
         <w:i w:val="0"/>
@@ -12231,6 +12795,7 @@
     </w:tblStylePr>
     <w:tblStylePr w:type="firstCol">
       <w:rPr>
+        <w:rFonts w:eastAsia="黑体"/>
         <w:b/>
         <w:bCs/>
         <w:i w:val="0"/>
@@ -12250,6 +12815,7 @@
     </w:tblStylePr>
     <w:tblStylePr w:type="lastCol">
       <w:rPr>
+        <w:rFonts w:eastAsia="黑体"/>
         <w:b/>
         <w:bCs/>
         <w:i w:val="0"/>
@@ -12307,6 +12873,7 @@
       <w:spacing w:after="0" w:line="240" w:lineRule="auto"/>
     </w:pPr>
     <w:rPr>
+      <w:rFonts w:eastAsia="黑体"/>
       <w:color w:themeColor="background1" w:val="FFFFFF"/>
     </w:rPr>
     <w:tblPr>
@@ -12325,6 +12892,7 @@
     </w:tcPr>
     <w:tblStylePr w:type="firstRow">
       <w:rPr>
+        <w:rFonts w:eastAsia="黑体"/>
         <w:b/>
         <w:bCs/>
       </w:rPr>
@@ -12421,6 +12989,7 @@
       <w:spacing w:after="0" w:line="240" w:lineRule="auto"/>
     </w:pPr>
     <w:rPr>
+      <w:rFonts w:eastAsia="黑体"/>
       <w:color w:themeColor="background1" w:val="FFFFFF"/>
     </w:rPr>
     <w:tblPr>
@@ -12439,6 +13008,7 @@
     </w:tcPr>
     <w:tblStylePr w:type="firstRow">
       <w:rPr>
+        <w:rFonts w:eastAsia="黑体"/>
         <w:b/>
         <w:bCs/>
       </w:rPr>
@@ -12535,6 +13105,7 @@
       <w:spacing w:after="0" w:line="240" w:lineRule="auto"/>
     </w:pPr>
     <w:rPr>
+      <w:rFonts w:eastAsia="黑体"/>
       <w:color w:themeColor="background1" w:val="FFFFFF"/>
     </w:rPr>
     <w:tblPr>
@@ -12553,6 +13124,7 @@
     </w:tcPr>
     <w:tblStylePr w:type="firstRow">
       <w:rPr>
+        <w:rFonts w:eastAsia="黑体"/>
         <w:b/>
         <w:bCs/>
       </w:rPr>
@@ -12649,6 +13221,7 @@
       <w:spacing w:after="0" w:line="240" w:lineRule="auto"/>
     </w:pPr>
     <w:rPr>
+      <w:rFonts w:eastAsia="黑体"/>
       <w:color w:themeColor="background1" w:val="FFFFFF"/>
     </w:rPr>
     <w:tblPr>
@@ -12667,6 +13240,7 @@
     </w:tcPr>
     <w:tblStylePr w:type="firstRow">
       <w:rPr>
+        <w:rFonts w:eastAsia="黑体"/>
         <w:b/>
         <w:bCs/>
       </w:rPr>
@@ -12763,6 +13337,7 @@
       <w:spacing w:after="0" w:line="240" w:lineRule="auto"/>
     </w:pPr>
     <w:rPr>
+      <w:rFonts w:eastAsia="黑体"/>
       <w:color w:themeColor="background1" w:val="FFFFFF"/>
     </w:rPr>
     <w:tblPr>
@@ -12781,6 +13356,7 @@
     </w:tcPr>
     <w:tblStylePr w:type="firstRow">
       <w:rPr>
+        <w:rFonts w:eastAsia="黑体"/>
         <w:b/>
         <w:bCs/>
       </w:rPr>
@@ -12877,6 +13453,7 @@
       <w:spacing w:after="0" w:line="240" w:lineRule="auto"/>
     </w:pPr>
     <w:rPr>
+      <w:rFonts w:eastAsia="黑体"/>
       <w:color w:themeColor="background1" w:val="FFFFFF"/>
     </w:rPr>
     <w:tblPr>
@@ -12895,6 +13472,7 @@
     </w:tcPr>
     <w:tblStylePr w:type="firstRow">
       <w:rPr>
+        <w:rFonts w:eastAsia="黑体"/>
         <w:b/>
         <w:bCs/>
       </w:rPr>
@@ -12991,6 +13569,7 @@
       <w:spacing w:after="0" w:line="240" w:lineRule="auto"/>
     </w:pPr>
     <w:rPr>
+      <w:rFonts w:eastAsia="黑体"/>
       <w:color w:themeColor="background1" w:val="FFFFFF"/>
     </w:rPr>
     <w:tblPr>
@@ -13009,6 +13588,7 @@
     </w:tcPr>
     <w:tblStylePr w:type="firstRow">
       <w:rPr>
+        <w:rFonts w:eastAsia="黑体"/>
         <w:b/>
         <w:bCs/>
       </w:rPr>
@@ -13105,6 +13685,7 @@
       <w:spacing w:after="0" w:line="240" w:lineRule="auto"/>
     </w:pPr>
     <w:rPr>
+      <w:rFonts w:eastAsia="黑体"/>
       <w:color w:themeColor="text1" w:val="000000"/>
     </w:rPr>
     <w:tblPr>
@@ -13131,6 +13712,7 @@
     </w:tcPr>
     <w:tblStylePr w:type="firstRow">
       <w:rPr>
+        <w:rFonts w:eastAsia="黑体"/>
         <w:b/>
         <w:bCs/>
       </w:rPr>
@@ -13149,6 +13731,7 @@
     </w:tblStylePr>
     <w:tblStylePr w:type="lastRow">
       <w:rPr>
+        <w:rFonts w:eastAsia="黑体"/>
         <w:b/>
         <w:bCs/>
         <w:color w:themeColor="background1" w:val="FFFFFF"/>
@@ -13163,6 +13746,7 @@
     </w:tblStylePr>
     <w:tblStylePr w:type="firstCol">
       <w:rPr>
+        <w:rFonts w:eastAsia="黑体"/>
         <w:color w:themeColor="background1" w:val="FFFFFF"/>
       </w:rPr>
       <w:tblPr/>
@@ -13180,6 +13764,7 @@
     </w:tblStylePr>
     <w:tblStylePr w:type="lastCol">
       <w:rPr>
+        <w:rFonts w:eastAsia="黑体"/>
         <w:color w:themeColor="background1" w:val="FFFFFF"/>
       </w:rPr>
       <w:tblPr/>
@@ -13209,11 +13794,13 @@
     </w:tblStylePr>
     <w:tblStylePr w:type="neCell">
       <w:rPr>
+        <w:rFonts w:eastAsia="黑体"/>
         <w:color w:themeColor="text1" w:val="000000"/>
       </w:rPr>
     </w:tblStylePr>
     <w:tblStylePr w:type="nwCell">
       <w:rPr>
+        <w:rFonts w:eastAsia="黑体"/>
         <w:color w:themeColor="text1" w:val="000000"/>
       </w:rPr>
     </w:tblStylePr>
@@ -13227,6 +13814,7 @@
       <w:spacing w:after="0" w:line="240" w:lineRule="auto"/>
     </w:pPr>
     <w:rPr>
+      <w:rFonts w:eastAsia="黑体"/>
       <w:color w:themeColor="text1" w:val="000000"/>
     </w:rPr>
     <w:tblPr>
@@ -13253,6 +13841,7 @@
     </w:tcPr>
     <w:tblStylePr w:type="firstRow">
       <w:rPr>
+        <w:rFonts w:eastAsia="黑体"/>
         <w:b/>
         <w:bCs/>
       </w:rPr>
@@ -13271,6 +13860,7 @@
     </w:tblStylePr>
     <w:tblStylePr w:type="lastRow">
       <w:rPr>
+        <w:rFonts w:eastAsia="黑体"/>
         <w:b/>
         <w:bCs/>
         <w:color w:themeColor="background1" w:val="FFFFFF"/>
@@ -13285,6 +13875,7 @@
     </w:tblStylePr>
     <w:tblStylePr w:type="firstCol">
       <w:rPr>
+        <w:rFonts w:eastAsia="黑体"/>
         <w:color w:themeColor="background1" w:val="FFFFFF"/>
       </w:rPr>
       <w:tblPr/>
@@ -13302,6 +13893,7 @@
     </w:tblStylePr>
     <w:tblStylePr w:type="lastCol">
       <w:rPr>
+        <w:rFonts w:eastAsia="黑体"/>
         <w:color w:themeColor="background1" w:val="FFFFFF"/>
       </w:rPr>
       <w:tblPr/>
@@ -13331,11 +13923,13 @@
     </w:tblStylePr>
     <w:tblStylePr w:type="neCell">
       <w:rPr>
+        <w:rFonts w:eastAsia="黑体"/>
         <w:color w:themeColor="text1" w:val="000000"/>
       </w:rPr>
     </w:tblStylePr>
     <w:tblStylePr w:type="nwCell">
       <w:rPr>
+        <w:rFonts w:eastAsia="黑体"/>
         <w:color w:themeColor="text1" w:val="000000"/>
       </w:rPr>
     </w:tblStylePr>
@@ -13349,6 +13943,7 @@
       <w:spacing w:after="0" w:line="240" w:lineRule="auto"/>
     </w:pPr>
     <w:rPr>
+      <w:rFonts w:eastAsia="黑体"/>
       <w:color w:themeColor="text1" w:val="000000"/>
     </w:rPr>
     <w:tblPr>
@@ -13375,6 +13970,7 @@
     </w:tcPr>
     <w:tblStylePr w:type="firstRow">
       <w:rPr>
+        <w:rFonts w:eastAsia="黑体"/>
         <w:b/>
         <w:bCs/>
       </w:rPr>
@@ -13393,6 +13989,7 @@
     </w:tblStylePr>
     <w:tblStylePr w:type="lastRow">
       <w:rPr>
+        <w:rFonts w:eastAsia="黑体"/>
         <w:b/>
         <w:bCs/>
         <w:color w:themeColor="background1" w:val="FFFFFF"/>
@@ -13407,6 +14004,7 @@
     </w:tblStylePr>
     <w:tblStylePr w:type="firstCol">
       <w:rPr>
+        <w:rFonts w:eastAsia="黑体"/>
         <w:color w:themeColor="background1" w:val="FFFFFF"/>
       </w:rPr>
       <w:tblPr/>
@@ -13424,6 +14022,7 @@
     </w:tblStylePr>
     <w:tblStylePr w:type="lastCol">
       <w:rPr>
+        <w:rFonts w:eastAsia="黑体"/>
         <w:color w:themeColor="background1" w:val="FFFFFF"/>
       </w:rPr>
       <w:tblPr/>
@@ -13453,11 +14052,13 @@
     </w:tblStylePr>
     <w:tblStylePr w:type="neCell">
       <w:rPr>
+        <w:rFonts w:eastAsia="黑体"/>
         <w:color w:themeColor="text1" w:val="000000"/>
       </w:rPr>
     </w:tblStylePr>
     <w:tblStylePr w:type="nwCell">
       <w:rPr>
+        <w:rFonts w:eastAsia="黑体"/>
         <w:color w:themeColor="text1" w:val="000000"/>
       </w:rPr>
     </w:tblStylePr>
@@ -13471,6 +14072,7 @@
       <w:spacing w:after="0" w:line="240" w:lineRule="auto"/>
     </w:pPr>
     <w:rPr>
+      <w:rFonts w:eastAsia="黑体"/>
       <w:color w:themeColor="text1" w:val="000000"/>
     </w:rPr>
     <w:tblPr>
@@ -13497,6 +14099,7 @@
     </w:tcPr>
     <w:tblStylePr w:type="firstRow">
       <w:rPr>
+        <w:rFonts w:eastAsia="黑体"/>
         <w:b/>
         <w:bCs/>
       </w:rPr>
@@ -13515,6 +14118,7 @@
     </w:tblStylePr>
     <w:tblStylePr w:type="lastRow">
       <w:rPr>
+        <w:rFonts w:eastAsia="黑体"/>
         <w:b/>
         <w:bCs/>
         <w:color w:themeColor="background1" w:val="FFFFFF"/>
@@ -13529,6 +14133,7 @@
     </w:tblStylePr>
     <w:tblStylePr w:type="firstCol">
       <w:rPr>
+        <w:rFonts w:eastAsia="黑体"/>
         <w:color w:themeColor="background1" w:val="FFFFFF"/>
       </w:rPr>
       <w:tblPr/>
@@ -13546,6 +14151,7 @@
     </w:tblStylePr>
     <w:tblStylePr w:type="lastCol">
       <w:rPr>
+        <w:rFonts w:eastAsia="黑体"/>
         <w:color w:themeColor="background1" w:val="FFFFFF"/>
       </w:rPr>
       <w:tblPr/>
@@ -13583,6 +14189,7 @@
       <w:spacing w:after="0" w:line="240" w:lineRule="auto"/>
     </w:pPr>
     <w:rPr>
+      <w:rFonts w:eastAsia="黑体"/>
       <w:color w:themeColor="text1" w:val="000000"/>
     </w:rPr>
     <w:tblPr>
@@ -13609,6 +14216,7 @@
     </w:tcPr>
     <w:tblStylePr w:type="firstRow">
       <w:rPr>
+        <w:rFonts w:eastAsia="黑体"/>
         <w:b/>
         <w:bCs/>
       </w:rPr>
@@ -13627,6 +14235,7 @@
     </w:tblStylePr>
     <w:tblStylePr w:type="lastRow">
       <w:rPr>
+        <w:rFonts w:eastAsia="黑体"/>
         <w:b/>
         <w:bCs/>
         <w:color w:themeColor="background1" w:val="FFFFFF"/>
@@ -13641,6 +14250,7 @@
     </w:tblStylePr>
     <w:tblStylePr w:type="firstCol">
       <w:rPr>
+        <w:rFonts w:eastAsia="黑体"/>
         <w:color w:themeColor="background1" w:val="FFFFFF"/>
       </w:rPr>
       <w:tblPr/>
@@ -13658,6 +14268,7 @@
     </w:tblStylePr>
     <w:tblStylePr w:type="lastCol">
       <w:rPr>
+        <w:rFonts w:eastAsia="黑体"/>
         <w:color w:themeColor="background1" w:val="FFFFFF"/>
       </w:rPr>
       <w:tblPr/>
@@ -13687,11 +14298,13 @@
     </w:tblStylePr>
     <w:tblStylePr w:type="neCell">
       <w:rPr>
+        <w:rFonts w:eastAsia="黑体"/>
         <w:color w:themeColor="text1" w:val="000000"/>
       </w:rPr>
     </w:tblStylePr>
     <w:tblStylePr w:type="nwCell">
       <w:rPr>
+        <w:rFonts w:eastAsia="黑体"/>
         <w:color w:themeColor="text1" w:val="000000"/>
       </w:rPr>
     </w:tblStylePr>
@@ -13705,6 +14318,7 @@
       <w:spacing w:after="0" w:line="240" w:lineRule="auto"/>
     </w:pPr>
     <w:rPr>
+      <w:rFonts w:eastAsia="黑体"/>
       <w:color w:themeColor="text1" w:val="000000"/>
     </w:rPr>
     <w:tblPr>
@@ -13731,6 +14345,7 @@
     </w:tcPr>
     <w:tblStylePr w:type="firstRow">
       <w:rPr>
+        <w:rFonts w:eastAsia="黑体"/>
         <w:b/>
         <w:bCs/>
       </w:rPr>
@@ -13749,6 +14364,7 @@
     </w:tblStylePr>
     <w:tblStylePr w:type="lastRow">
       <w:rPr>
+        <w:rFonts w:eastAsia="黑体"/>
         <w:b/>
         <w:bCs/>
         <w:color w:themeColor="background1" w:val="FFFFFF"/>
@@ -13763,6 +14379,7 @@
     </w:tblStylePr>
     <w:tblStylePr w:type="firstCol">
       <w:rPr>
+        <w:rFonts w:eastAsia="黑体"/>
         <w:color w:themeColor="background1" w:val="FFFFFF"/>
       </w:rPr>
       <w:tblPr/>
@@ -13780,6 +14397,7 @@
     </w:tblStylePr>
     <w:tblStylePr w:type="lastCol">
       <w:rPr>
+        <w:rFonts w:eastAsia="黑体"/>
         <w:color w:themeColor="background1" w:val="FFFFFF"/>
       </w:rPr>
       <w:tblPr/>
@@ -13809,11 +14427,13 @@
     </w:tblStylePr>
     <w:tblStylePr w:type="neCell">
       <w:rPr>
+        <w:rFonts w:eastAsia="黑体"/>
         <w:color w:themeColor="text1" w:val="000000"/>
       </w:rPr>
     </w:tblStylePr>
     <w:tblStylePr w:type="nwCell">
       <w:rPr>
+        <w:rFonts w:eastAsia="黑体"/>
         <w:color w:themeColor="text1" w:val="000000"/>
       </w:rPr>
     </w:tblStylePr>
@@ -13827,6 +14447,7 @@
       <w:spacing w:after="0" w:line="240" w:lineRule="auto"/>
     </w:pPr>
     <w:rPr>
+      <w:rFonts w:eastAsia="黑体"/>
       <w:color w:themeColor="text1" w:val="000000"/>
     </w:rPr>
     <w:tblPr>
@@ -13853,6 +14474,7 @@
     </w:tcPr>
     <w:tblStylePr w:type="firstRow">
       <w:rPr>
+        <w:rFonts w:eastAsia="黑体"/>
         <w:b/>
         <w:bCs/>
       </w:rPr>
@@ -13871,6 +14493,7 @@
     </w:tblStylePr>
     <w:tblStylePr w:type="lastRow">
       <w:rPr>
+        <w:rFonts w:eastAsia="黑体"/>
         <w:b/>
         <w:bCs/>
         <w:color w:themeColor="background1" w:val="FFFFFF"/>
@@ -13885,6 +14508,7 @@
     </w:tblStylePr>
     <w:tblStylePr w:type="firstCol">
       <w:rPr>
+        <w:rFonts w:eastAsia="黑体"/>
         <w:color w:themeColor="background1" w:val="FFFFFF"/>
       </w:rPr>
       <w:tblPr/>
@@ -13902,6 +14526,7 @@
     </w:tblStylePr>
     <w:tblStylePr w:type="lastCol">
       <w:rPr>
+        <w:rFonts w:eastAsia="黑体"/>
         <w:color w:themeColor="background1" w:val="FFFFFF"/>
       </w:rPr>
       <w:tblPr/>
@@ -13931,11 +14556,13 @@
     </w:tblStylePr>
     <w:tblStylePr w:type="neCell">
       <w:rPr>
+        <w:rFonts w:eastAsia="黑体"/>
         <w:color w:themeColor="text1" w:val="000000"/>
       </w:rPr>
     </w:tblStylePr>
     <w:tblStylePr w:type="nwCell">
       <w:rPr>
+        <w:rFonts w:eastAsia="黑体"/>
         <w:color w:themeColor="text1" w:val="000000"/>
       </w:rPr>
     </w:tblStylePr>
@@ -13949,6 +14576,7 @@
       <w:spacing w:after="0" w:line="240" w:lineRule="auto"/>
     </w:pPr>
     <w:rPr>
+      <w:rFonts w:eastAsia="黑体"/>
       <w:color w:themeColor="text1" w:val="000000"/>
     </w:rPr>
     <w:tblPr>
@@ -13967,6 +14595,7 @@
     </w:tcPr>
     <w:tblStylePr w:type="firstRow">
       <w:rPr>
+        <w:rFonts w:eastAsia="黑体"/>
         <w:b/>
         <w:bCs/>
         <w:color w:themeColor="background1" w:val="FFFFFF"/>
@@ -13981,6 +14610,7 @@
     </w:tblStylePr>
     <w:tblStylePr w:type="lastRow">
       <w:rPr>
+        <w:rFonts w:eastAsia="黑体"/>
         <w:b/>
         <w:bCs/>
         <w:color w:themeColor="accent2" w:themeShade="CC" w:val="9E3A38"/>
@@ -13995,12 +14625,14 @@
     </w:tblStylePr>
     <w:tblStylePr w:type="firstCol">
       <w:rPr>
+        <w:rFonts w:eastAsia="黑体"/>
         <w:b/>
         <w:bCs/>
       </w:rPr>
     </w:tblStylePr>
     <w:tblStylePr w:type="lastCol">
       <w:rPr>
+        <w:rFonts w:eastAsia="黑体"/>
         <w:b/>
         <w:bCs/>
       </w:rPr>
@@ -14035,6 +14667,7 @@
       <w:spacing w:after="0" w:line="240" w:lineRule="auto"/>
     </w:pPr>
     <w:rPr>
+      <w:rFonts w:eastAsia="黑体"/>
       <w:color w:themeColor="text1" w:val="000000"/>
     </w:rPr>
     <w:tblPr>
@@ -14053,6 +14686,7 @@
     </w:tcPr>
     <w:tblStylePr w:type="firstRow">
       <w:rPr>
+        <w:rFonts w:eastAsia="黑体"/>
         <w:b/>
         <w:bCs/>
         <w:color w:themeColor="background1" w:val="FFFFFF"/>
@@ -14067,6 +14701,7 @@
     </w:tblStylePr>
     <w:tblStylePr w:type="lastRow">
       <w:rPr>
+        <w:rFonts w:eastAsia="黑体"/>
         <w:b/>
         <w:bCs/>
         <w:color w:themeColor="accent2" w:themeShade="CC" w:val="9E3A38"/>
@@ -14081,12 +14716,14 @@
     </w:tblStylePr>
     <w:tblStylePr w:type="firstCol">
       <w:rPr>
+        <w:rFonts w:eastAsia="黑体"/>
         <w:b/>
         <w:bCs/>
       </w:rPr>
     </w:tblStylePr>
     <w:tblStylePr w:type="lastCol">
       <w:rPr>
+        <w:rFonts w:eastAsia="黑体"/>
         <w:b/>
         <w:bCs/>
       </w:rPr>
@@ -14121,6 +14758,7 @@
       <w:spacing w:after="0" w:line="240" w:lineRule="auto"/>
     </w:pPr>
     <w:rPr>
+      <w:rFonts w:eastAsia="黑体"/>
       <w:color w:themeColor="text1" w:val="000000"/>
     </w:rPr>
     <w:tblPr>
@@ -14139,6 +14777,7 @@
     </w:tcPr>
     <w:tblStylePr w:type="firstRow">
       <w:rPr>
+        <w:rFonts w:eastAsia="黑体"/>
         <w:b/>
         <w:bCs/>
         <w:color w:themeColor="background1" w:val="FFFFFF"/>
@@ -14153,6 +14792,7 @@
     </w:tblStylePr>
     <w:tblStylePr w:type="lastRow">
       <w:rPr>
+        <w:rFonts w:eastAsia="黑体"/>
         <w:b/>
         <w:bCs/>
         <w:color w:themeColor="accent2" w:themeShade="CC" w:val="9E3A38"/>
@@ -14167,12 +14807,14 @@
     </w:tblStylePr>
     <w:tblStylePr w:type="firstCol">
       <w:rPr>
+        <w:rFonts w:eastAsia="黑体"/>
         <w:b/>
         <w:bCs/>
       </w:rPr>
     </w:tblStylePr>
     <w:tblStylePr w:type="lastCol">
       <w:rPr>
+        <w:rFonts w:eastAsia="黑体"/>
         <w:b/>
         <w:bCs/>
       </w:rPr>
@@ -14207,6 +14849,7 @@
       <w:spacing w:after="0" w:line="240" w:lineRule="auto"/>
     </w:pPr>
     <w:rPr>
+      <w:rFonts w:eastAsia="黑体"/>
       <w:color w:themeColor="text1" w:val="000000"/>
     </w:rPr>
     <w:tblPr>
@@ -14225,6 +14868,7 @@
     </w:tcPr>
     <w:tblStylePr w:type="firstRow">
       <w:rPr>
+        <w:rFonts w:eastAsia="黑体"/>
         <w:b/>
         <w:bCs/>
         <w:color w:themeColor="background1" w:val="FFFFFF"/>
@@ -14239,6 +14883,7 @@
     </w:tblStylePr>
     <w:tblStylePr w:type="lastRow">
       <w:rPr>
+        <w:rFonts w:eastAsia="黑体"/>
         <w:b/>
         <w:bCs/>
         <w:color w:themeColor="accent4" w:themeShade="CC" w:val="664E82"/>
@@ -14253,12 +14898,14 @@
     </w:tblStylePr>
     <w:tblStylePr w:type="firstCol">
       <w:rPr>
+        <w:rFonts w:eastAsia="黑体"/>
         <w:b/>
         <w:bCs/>
       </w:rPr>
     </w:tblStylePr>
     <w:tblStylePr w:type="lastCol">
       <w:rPr>
+        <w:rFonts w:eastAsia="黑体"/>
         <w:b/>
         <w:bCs/>
       </w:rPr>
@@ -14293,6 +14940,7 @@
       <w:spacing w:after="0" w:line="240" w:lineRule="auto"/>
     </w:pPr>
     <w:rPr>
+      <w:rFonts w:eastAsia="黑体"/>
       <w:color w:themeColor="text1" w:val="000000"/>
     </w:rPr>
     <w:tblPr>
@@ -14311,6 +14959,7 @@
     </w:tcPr>
     <w:tblStylePr w:type="firstRow">
       <w:rPr>
+        <w:rFonts w:eastAsia="黑体"/>
         <w:b/>
         <w:bCs/>
         <w:color w:themeColor="background1" w:val="FFFFFF"/>
@@ -14325,6 +14974,7 @@
     </w:tblStylePr>
     <w:tblStylePr w:type="lastRow">
       <w:rPr>
+        <w:rFonts w:eastAsia="黑体"/>
         <w:b/>
         <w:bCs/>
         <w:color w:themeColor="accent3" w:themeShade="CC" w:val="7E9C40"/>
@@ -14339,12 +14989,14 @@
     </w:tblStylePr>
     <w:tblStylePr w:type="firstCol">
       <w:rPr>
+        <w:rFonts w:eastAsia="黑体"/>
         <w:b/>
         <w:bCs/>
       </w:rPr>
     </w:tblStylePr>
     <w:tblStylePr w:type="lastCol">
       <w:rPr>
+        <w:rFonts w:eastAsia="黑体"/>
         <w:b/>
         <w:bCs/>
       </w:rPr>
@@ -14379,6 +15031,7 @@
       <w:spacing w:after="0" w:line="240" w:lineRule="auto"/>
     </w:pPr>
     <w:rPr>
+      <w:rFonts w:eastAsia="黑体"/>
       <w:color w:themeColor="text1" w:val="000000"/>
     </w:rPr>
     <w:tblPr>
@@ -14397,6 +15050,7 @@
     </w:tcPr>
     <w:tblStylePr w:type="firstRow">
       <w:rPr>
+        <w:rFonts w:eastAsia="黑体"/>
         <w:b/>
         <w:bCs/>
         <w:color w:themeColor="background1" w:val="FFFFFF"/>
@@ -14411,6 +15065,7 @@
     </w:tblStylePr>
     <w:tblStylePr w:type="lastRow">
       <w:rPr>
+        <w:rFonts w:eastAsia="黑体"/>
         <w:b/>
         <w:bCs/>
         <w:color w:themeColor="accent6" w:themeShade="CC" w:val="F2730A"/>
@@ -14425,12 +15080,14 @@
     </w:tblStylePr>
     <w:tblStylePr w:type="firstCol">
       <w:rPr>
+        <w:rFonts w:eastAsia="黑体"/>
         <w:b/>
         <w:bCs/>
       </w:rPr>
     </w:tblStylePr>
     <w:tblStylePr w:type="lastCol">
       <w:rPr>
+        <w:rFonts w:eastAsia="黑体"/>
         <w:b/>
         <w:bCs/>
       </w:rPr>
@@ -14465,6 +15122,7 @@
       <w:spacing w:after="0" w:line="240" w:lineRule="auto"/>
     </w:pPr>
     <w:rPr>
+      <w:rFonts w:eastAsia="黑体"/>
       <w:color w:themeColor="text1" w:val="000000"/>
     </w:rPr>
     <w:tblPr>
@@ -14483,6 +15141,7 @@
     </w:tcPr>
     <w:tblStylePr w:type="firstRow">
       <w:rPr>
+        <w:rFonts w:eastAsia="黑体"/>
         <w:b/>
         <w:bCs/>
         <w:color w:themeColor="background1" w:val="FFFFFF"/>
@@ -14497,6 +15156,7 @@
     </w:tblStylePr>
     <w:tblStylePr w:type="lastRow">
       <w:rPr>
+        <w:rFonts w:eastAsia="黑体"/>
         <w:b/>
         <w:bCs/>
         <w:color w:themeColor="accent5" w:themeShade="CC" w:val="348DA5"/>
@@ -14511,12 +15171,14 @@
     </w:tblStylePr>
     <w:tblStylePr w:type="firstCol">
       <w:rPr>
+        <w:rFonts w:eastAsia="黑体"/>
         <w:b/>
         <w:bCs/>
       </w:rPr>
     </w:tblStylePr>
     <w:tblStylePr w:type="lastCol">
       <w:rPr>
+        <w:rFonts w:eastAsia="黑体"/>
         <w:b/>
         <w:bCs/>
       </w:rPr>
@@ -14551,6 +15213,7 @@
       <w:spacing w:after="0" w:line="240" w:lineRule="auto"/>
     </w:pPr>
     <w:rPr>
+      <w:rFonts w:eastAsia="黑体"/>
       <w:color w:themeColor="text1" w:val="000000"/>
     </w:rPr>
     <w:tblPr>
@@ -14572,6 +15235,7 @@
     </w:tcPr>
     <w:tblStylePr w:type="firstRow">
       <w:rPr>
+        <w:rFonts w:eastAsia="黑体"/>
         <w:b/>
         <w:bCs/>
       </w:rPr>
@@ -14582,6 +15246,7 @@
     </w:tblStylePr>
     <w:tblStylePr w:type="lastRow">
       <w:rPr>
+        <w:rFonts w:eastAsia="黑体"/>
         <w:b/>
         <w:bCs/>
         <w:color w:themeColor="text1" w:val="000000"/>
@@ -14593,6 +15258,7 @@
     </w:tblStylePr>
     <w:tblStylePr w:type="firstCol">
       <w:rPr>
+        <w:rFonts w:eastAsia="黑体"/>
         <w:color w:themeColor="background1" w:val="FFFFFF"/>
       </w:rPr>
       <w:tblPr/>
@@ -14602,6 +15268,7 @@
     </w:tblStylePr>
     <w:tblStylePr w:type="lastCol">
       <w:rPr>
+        <w:rFonts w:eastAsia="黑体"/>
         <w:color w:themeColor="background1" w:val="FFFFFF"/>
       </w:rPr>
       <w:tblPr/>
@@ -14631,6 +15298,7 @@
       <w:spacing w:after="0" w:line="240" w:lineRule="auto"/>
     </w:pPr>
     <w:rPr>
+      <w:rFonts w:eastAsia="黑体"/>
       <w:color w:themeColor="text1" w:val="000000"/>
     </w:rPr>
     <w:tblPr>
@@ -14652,6 +15320,7 @@
     </w:tcPr>
     <w:tblStylePr w:type="firstRow">
       <w:rPr>
+        <w:rFonts w:eastAsia="黑体"/>
         <w:b/>
         <w:bCs/>
       </w:rPr>
@@ -14662,6 +15331,7 @@
     </w:tblStylePr>
     <w:tblStylePr w:type="lastRow">
       <w:rPr>
+        <w:rFonts w:eastAsia="黑体"/>
         <w:b/>
         <w:bCs/>
         <w:color w:themeColor="text1" w:val="000000"/>
@@ -14673,6 +15343,7 @@
     </w:tblStylePr>
     <w:tblStylePr w:type="firstCol">
       <w:rPr>
+        <w:rFonts w:eastAsia="黑体"/>
         <w:color w:themeColor="background1" w:val="FFFFFF"/>
       </w:rPr>
       <w:tblPr/>
@@ -14682,6 +15353,7 @@
     </w:tblStylePr>
     <w:tblStylePr w:type="lastCol">
       <w:rPr>
+        <w:rFonts w:eastAsia="黑体"/>
         <w:color w:themeColor="background1" w:val="FFFFFF"/>
       </w:rPr>
       <w:tblPr/>
@@ -14711,6 +15383,7 @@
       <w:spacing w:after="0" w:line="240" w:lineRule="auto"/>
     </w:pPr>
     <w:rPr>
+      <w:rFonts w:eastAsia="黑体"/>
       <w:color w:themeColor="text1" w:val="000000"/>
     </w:rPr>
     <w:tblPr>
@@ -14732,6 +15405,7 @@
     </w:tcPr>
     <w:tblStylePr w:type="firstRow">
       <w:rPr>
+        <w:rFonts w:eastAsia="黑体"/>
         <w:b/>
         <w:bCs/>
       </w:rPr>
@@ -14742,6 +15416,7 @@
     </w:tblStylePr>
     <w:tblStylePr w:type="lastRow">
       <w:rPr>
+        <w:rFonts w:eastAsia="黑体"/>
         <w:b/>
         <w:bCs/>
         <w:color w:themeColor="text1" w:val="000000"/>
@@ -14753,6 +15428,7 @@
     </w:tblStylePr>
     <w:tblStylePr w:type="firstCol">
       <w:rPr>
+        <w:rFonts w:eastAsia="黑体"/>
         <w:color w:themeColor="background1" w:val="FFFFFF"/>
       </w:rPr>
       <w:tblPr/>
@@ -14762,6 +15438,7 @@
     </w:tblStylePr>
     <w:tblStylePr w:type="lastCol">
       <w:rPr>
+        <w:rFonts w:eastAsia="黑体"/>
         <w:color w:themeColor="background1" w:val="FFFFFF"/>
       </w:rPr>
       <w:tblPr/>
@@ -14791,6 +15468,7 @@
       <w:spacing w:after="0" w:line="240" w:lineRule="auto"/>
     </w:pPr>
     <w:rPr>
+      <w:rFonts w:eastAsia="黑体"/>
       <w:color w:themeColor="text1" w:val="000000"/>
     </w:rPr>
     <w:tblPr>
@@ -14812,6 +15490,7 @@
     </w:tcPr>
     <w:tblStylePr w:type="firstRow">
       <w:rPr>
+        <w:rFonts w:eastAsia="黑体"/>
         <w:b/>
         <w:bCs/>
       </w:rPr>
@@ -14822,6 +15501,7 @@
     </w:tblStylePr>
     <w:tblStylePr w:type="lastRow">
       <w:rPr>
+        <w:rFonts w:eastAsia="黑体"/>
         <w:b/>
         <w:bCs/>
         <w:color w:themeColor="text1" w:val="000000"/>
@@ -14833,6 +15513,7 @@
     </w:tblStylePr>
     <w:tblStylePr w:type="firstCol">
       <w:rPr>
+        <w:rFonts w:eastAsia="黑体"/>
         <w:color w:themeColor="background1" w:val="FFFFFF"/>
       </w:rPr>
       <w:tblPr/>
@@ -14842,6 +15523,7 @@
     </w:tblStylePr>
     <w:tblStylePr w:type="lastCol">
       <w:rPr>
+        <w:rFonts w:eastAsia="黑体"/>
         <w:color w:themeColor="background1" w:val="FFFFFF"/>
       </w:rPr>
       <w:tblPr/>
@@ -14871,6 +15553,7 @@
       <w:spacing w:after="0" w:line="240" w:lineRule="auto"/>
     </w:pPr>
     <w:rPr>
+      <w:rFonts w:eastAsia="黑体"/>
       <w:color w:themeColor="text1" w:val="000000"/>
     </w:rPr>
     <w:tblPr>
@@ -14892,6 +15575,7 @@
     </w:tcPr>
     <w:tblStylePr w:type="firstRow">
       <w:rPr>
+        <w:rFonts w:eastAsia="黑体"/>
         <w:b/>
         <w:bCs/>
       </w:rPr>
@@ -14902,6 +15586,7 @@
     </w:tblStylePr>
     <w:tblStylePr w:type="lastRow">
       <w:rPr>
+        <w:rFonts w:eastAsia="黑体"/>
         <w:b/>
         <w:bCs/>
         <w:color w:themeColor="text1" w:val="000000"/>
@@ -14913,6 +15598,7 @@
     </w:tblStylePr>
     <w:tblStylePr w:type="firstCol">
       <w:rPr>
+        <w:rFonts w:eastAsia="黑体"/>
         <w:color w:themeColor="background1" w:val="FFFFFF"/>
       </w:rPr>
       <w:tblPr/>
@@ -14922,6 +15608,7 @@
     </w:tblStylePr>
     <w:tblStylePr w:type="lastCol">
       <w:rPr>
+        <w:rFonts w:eastAsia="黑体"/>
         <w:color w:themeColor="background1" w:val="FFFFFF"/>
       </w:rPr>
       <w:tblPr/>
@@ -14951,6 +15638,7 @@
       <w:spacing w:after="0" w:line="240" w:lineRule="auto"/>
     </w:pPr>
     <w:rPr>
+      <w:rFonts w:eastAsia="黑体"/>
       <w:color w:themeColor="text1" w:val="000000"/>
     </w:rPr>
     <w:tblPr>
@@ -14972,6 +15660,7 @@
     </w:tcPr>
     <w:tblStylePr w:type="firstRow">
       <w:rPr>
+        <w:rFonts w:eastAsia="黑体"/>
         <w:b/>
         <w:bCs/>
       </w:rPr>
@@ -14982,6 +15671,7 @@
     </w:tblStylePr>
     <w:tblStylePr w:type="lastRow">
       <w:rPr>
+        <w:rFonts w:eastAsia="黑体"/>
         <w:b/>
         <w:bCs/>
         <w:color w:themeColor="text1" w:val="000000"/>
@@ -14993,6 +15683,7 @@
     </w:tblStylePr>
     <w:tblStylePr w:type="firstCol">
       <w:rPr>
+        <w:rFonts w:eastAsia="黑体"/>
         <w:color w:themeColor="background1" w:val="FFFFFF"/>
       </w:rPr>
       <w:tblPr/>
@@ -15002,6 +15693,7 @@
     </w:tblStylePr>
     <w:tblStylePr w:type="lastCol">
       <w:rPr>
+        <w:rFonts w:eastAsia="黑体"/>
         <w:color w:themeColor="background1" w:val="FFFFFF"/>
       </w:rPr>
       <w:tblPr/>
@@ -15031,6 +15723,7 @@
       <w:spacing w:after="0" w:line="240" w:lineRule="auto"/>
     </w:pPr>
     <w:rPr>
+      <w:rFonts w:eastAsia="黑体"/>
       <w:color w:themeColor="text1" w:val="000000"/>
     </w:rPr>
     <w:tblPr>
@@ -15052,6 +15745,7 @@
     </w:tcPr>
     <w:tblStylePr w:type="firstRow">
       <w:rPr>
+        <w:rFonts w:eastAsia="黑体"/>
         <w:b/>
         <w:bCs/>
       </w:rPr>
@@ -15062,6 +15756,7 @@
     </w:tblStylePr>
     <w:tblStylePr w:type="lastRow">
       <w:rPr>
+        <w:rFonts w:eastAsia="黑体"/>
         <w:b/>
         <w:bCs/>
         <w:color w:themeColor="text1" w:val="000000"/>
@@ -15073,6 +15768,7 @@
     </w:tblStylePr>
     <w:tblStylePr w:type="firstCol">
       <w:rPr>
+        <w:rFonts w:eastAsia="黑体"/>
         <w:color w:themeColor="background1" w:val="FFFFFF"/>
       </w:rPr>
       <w:tblPr/>
@@ -15082,6 +15778,7 @@
     </w:tblStylePr>
     <w:tblStylePr w:type="lastCol">
       <w:rPr>
+        <w:rFonts w:eastAsia="黑体"/>
         <w:color w:themeColor="background1" w:val="FFFFFF"/>
       </w:rPr>
       <w:tblPr/>
@@ -15114,6 +15811,7 @@
     <w:name w:val="KeywordTok"/>
     <w:basedOn w:val="VerbatimChar"/>
     <w:rPr>
+      <w:rFonts w:eastAsia="黑体"/>
       <w:b/>
       <w:color w:val="007020"/>
     </w:rPr>
@@ -15122,6 +15820,7 @@
     <w:name w:val="DataTypeTok"/>
     <w:basedOn w:val="VerbatimChar"/>
     <w:rPr>
+      <w:rFonts w:eastAsia="黑体"/>
       <w:color w:val="902000"/>
     </w:rPr>
   </w:style>
@@ -15129,6 +15828,7 @@
     <w:name w:val="DecValTok"/>
     <w:basedOn w:val="VerbatimChar"/>
     <w:rPr>
+      <w:rFonts w:eastAsia="黑体"/>
       <w:color w:val="40a070"/>
     </w:rPr>
   </w:style>
@@ -15136,6 +15836,7 @@
     <w:name w:val="BaseNTok"/>
     <w:basedOn w:val="VerbatimChar"/>
     <w:rPr>
+      <w:rFonts w:eastAsia="黑体"/>
       <w:color w:val="40a070"/>
     </w:rPr>
   </w:style>
@@ -15143,6 +15844,7 @@
     <w:name w:val="FloatTok"/>
     <w:basedOn w:val="VerbatimChar"/>
     <w:rPr>
+      <w:rFonts w:eastAsia="黑体"/>
       <w:color w:val="40a070"/>
     </w:rPr>
   </w:style>
@@ -15150,6 +15852,7 @@
     <w:name w:val="ConstantTok"/>
     <w:basedOn w:val="VerbatimChar"/>
     <w:rPr>
+      <w:rFonts w:eastAsia="黑体"/>
       <w:color w:val="880000"/>
     </w:rPr>
   </w:style>
@@ -15157,6 +15860,7 @@
     <w:name w:val="CharTok"/>
     <w:basedOn w:val="VerbatimChar"/>
     <w:rPr>
+      <w:rFonts w:eastAsia="黑体"/>
       <w:color w:val="4070a0"/>
     </w:rPr>
   </w:style>
@@ -15164,6 +15868,7 @@
     <w:name w:val="SpecialCharTok"/>
     <w:basedOn w:val="VerbatimChar"/>
     <w:rPr>
+      <w:rFonts w:eastAsia="黑体"/>
       <w:color w:val="4070a0"/>
     </w:rPr>
   </w:style>
@@ -15171,6 +15876,7 @@
     <w:name w:val="StringTok"/>
     <w:basedOn w:val="VerbatimChar"/>
     <w:rPr>
+      <w:rFonts w:eastAsia="黑体"/>
       <w:color w:val="4070a0"/>
     </w:rPr>
   </w:style>
@@ -15178,6 +15884,7 @@
     <w:name w:val="VerbatimStringTok"/>
     <w:basedOn w:val="VerbatimChar"/>
     <w:rPr>
+      <w:rFonts w:eastAsia="黑体"/>
       <w:color w:val="4070a0"/>
     </w:rPr>
   </w:style>
@@ -15185,6 +15892,7 @@
     <w:name w:val="SpecialStringTok"/>
     <w:basedOn w:val="VerbatimChar"/>
     <w:rPr>
+      <w:rFonts w:eastAsia="黑体"/>
       <w:color w:val="bb6688"/>
     </w:rPr>
   </w:style>
@@ -15192,6 +15900,7 @@
     <w:name w:val="ImportTok"/>
     <w:basedOn w:val="VerbatimChar"/>
     <w:rPr>
+      <w:rFonts w:eastAsia="黑体"/>
       <w:b/>
       <w:color w:val="008000"/>
     </w:rPr>
@@ -15200,6 +15909,7 @@
     <w:name w:val="CommentTok"/>
     <w:basedOn w:val="VerbatimChar"/>
     <w:rPr>
+      <w:rFonts w:eastAsia="黑体"/>
       <w:i/>
       <w:color w:val="60a0b0"/>
     </w:rPr>
@@ -15208,6 +15918,7 @@
     <w:name w:val="DocumentationTok"/>
     <w:basedOn w:val="VerbatimChar"/>
     <w:rPr>
+      <w:rFonts w:eastAsia="黑体"/>
       <w:i/>
       <w:color w:val="ba2121"/>
     </w:rPr>
@@ -15216,6 +15927,7 @@
     <w:name w:val="AnnotationTok"/>
     <w:basedOn w:val="VerbatimChar"/>
     <w:rPr>
+      <w:rFonts w:eastAsia="黑体"/>
       <w:b/>
       <w:i/>
       <w:color w:val="60a0b0"/>
@@ -15225,6 +15937,7 @@
     <w:name w:val="CommentVarTok"/>
     <w:basedOn w:val="VerbatimChar"/>
     <w:rPr>
+      <w:rFonts w:eastAsia="黑体"/>
       <w:b/>
       <w:i/>
       <w:color w:val="60a0b0"/>
@@ -15234,6 +15947,7 @@
     <w:name w:val="OtherTok"/>
     <w:basedOn w:val="VerbatimChar"/>
     <w:rPr>
+      <w:rFonts w:eastAsia="黑体"/>
       <w:color w:val="007020"/>
     </w:rPr>
   </w:style>
@@ -15241,6 +15955,7 @@
     <w:name w:val="FunctionTok"/>
     <w:basedOn w:val="VerbatimChar"/>
     <w:rPr>
+      <w:rFonts w:eastAsia="黑体"/>
       <w:color w:val="06287e"/>
     </w:rPr>
   </w:style>
@@ -15248,6 +15963,7 @@
     <w:name w:val="VariableTok"/>
     <w:basedOn w:val="VerbatimChar"/>
     <w:rPr>
+      <w:rFonts w:eastAsia="黑体"/>
       <w:color w:val="19177c"/>
     </w:rPr>
   </w:style>
@@ -15255,6 +15971,7 @@
     <w:name w:val="ControlFlowTok"/>
     <w:basedOn w:val="VerbatimChar"/>
     <w:rPr>
+      <w:rFonts w:eastAsia="黑体"/>
       <w:b/>
       <w:color w:val="007020"/>
     </w:rPr>
@@ -15263,6 +15980,7 @@
     <w:name w:val="OperatorTok"/>
     <w:basedOn w:val="VerbatimChar"/>
     <w:rPr>
+      <w:rFonts w:eastAsia="黑体"/>
       <w:color w:val="666666"/>
     </w:rPr>
   </w:style>
@@ -15270,18 +15988,22 @@
     <w:name w:val="BuiltInTok"/>
     <w:basedOn w:val="VerbatimChar"/>
     <w:rPr>
+      <w:rFonts w:eastAsia="黑体"/>
       <w:color w:val="008000"/>
     </w:rPr>
   </w:style>
   <w:style w:type="character" w:customStyle="1" w:styleId="ExtensionTok">
     <w:name w:val="ExtensionTok"/>
     <w:basedOn w:val="VerbatimChar"/>
-    <w:rPr/>
+    <w:rPr>
+      <w:rFonts w:eastAsia="黑体"/>
+    </w:rPr>
   </w:style>
   <w:style w:type="character" w:customStyle="1" w:styleId="PreprocessorTok">
     <w:name w:val="PreprocessorTok"/>
     <w:basedOn w:val="VerbatimChar"/>
     <w:rPr>
+      <w:rFonts w:eastAsia="黑体"/>
       <w:color w:val="bc7a00"/>
     </w:rPr>
   </w:style>
@@ -15289,18 +16011,22 @@
     <w:name w:val="AttributeTok"/>
     <w:basedOn w:val="VerbatimChar"/>
     <w:rPr>
+      <w:rFonts w:eastAsia="黑体"/>
       <w:color w:val="7d9029"/>
     </w:rPr>
   </w:style>
   <w:style w:type="character" w:customStyle="1" w:styleId="RegionMarkerTok">
     <w:name w:val="RegionMarkerTok"/>
     <w:basedOn w:val="VerbatimChar"/>
-    <w:rPr/>
+    <w:rPr>
+      <w:rFonts w:eastAsia="黑体"/>
+    </w:rPr>
   </w:style>
   <w:style w:type="character" w:customStyle="1" w:styleId="InformationTok">
     <w:name w:val="InformationTok"/>
     <w:basedOn w:val="VerbatimChar"/>
     <w:rPr>
+      <w:rFonts w:eastAsia="黑体"/>
       <w:b/>
       <w:i/>
       <w:color w:val="60a0b0"/>
@@ -15310,6 +16036,7 @@
     <w:name w:val="WarningTok"/>
     <w:basedOn w:val="VerbatimChar"/>
     <w:rPr>
+      <w:rFonts w:eastAsia="黑体"/>
       <w:b/>
       <w:i/>
       <w:color w:val="60a0b0"/>
@@ -15319,6 +16046,7 @@
     <w:name w:val="AlertTok"/>
     <w:basedOn w:val="VerbatimChar"/>
     <w:rPr>
+      <w:rFonts w:eastAsia="黑体"/>
       <w:b/>
       <w:color w:val="ff0000"/>
     </w:rPr>
@@ -15327,6 +16055,7 @@
     <w:name w:val="ErrorTok"/>
     <w:basedOn w:val="VerbatimChar"/>
     <w:rPr>
+      <w:rFonts w:eastAsia="黑体"/>
       <w:b/>
       <w:color w:val="ff0000"/>
     </w:rPr>
@@ -15334,7 +16063,9 @@
   <w:style w:type="character" w:customStyle="1" w:styleId="NormalTok">
     <w:name w:val="NormalTok"/>
     <w:basedOn w:val="VerbatimChar"/>
-    <w:rPr/>
+    <w:rPr>
+      <w:rFonts w:eastAsia="黑体"/>
+    </w:rPr>
   </w:style>
 </w:styles>
 </file>
@@ -15383,12 +16114,12 @@
     <a:fontScheme name="Office">
       <a:majorFont>
         <a:latin typeface="Calibri"/>
-        <a:ea typeface=""/>
+        <a:ea typeface="黑体"/>
         <a:cs typeface=""/>
         <a:font script="Jpan" typeface="ＭＳ ゴシック"/>
         <a:font script="Hang" typeface="맑은 고딕"/>
-        <a:font script="Hans" typeface="宋体"/>
-        <a:font script="Hant" typeface="新細明體"/>
+        <a:font script="Hans" typeface="黑体"/>
+        <a:font script="Hant" typeface="黑体"/>
         <a:font script="Arab" typeface="Times New Roman"/>
         <a:font script="Hebr" typeface="Times New Roman"/>
         <a:font script="Thai" typeface="Angsana New"/>
@@ -15418,12 +16149,12 @@
       </a:majorFont>
       <a:minorFont>
         <a:latin typeface="Cambria"/>
-        <a:ea typeface=""/>
+        <a:ea typeface="黑体"/>
         <a:cs typeface=""/>
         <a:font script="Jpan" typeface="ＭＳ 明朝"/>
         <a:font script="Hang" typeface="맑은 고딕"/>
-        <a:font script="Hans" typeface="宋体"/>
-        <a:font script="Hant" typeface="新細明體"/>
+        <a:font script="Hans" typeface="黑体"/>
+        <a:font script="Hant" typeface="黑体"/>
         <a:font script="Arab" typeface="Arial"/>
         <a:font script="Hebr" typeface="Arial"/>
         <a:font script="Thai" typeface="Cordia New"/>

--- a/11-变流电路/02-逆变电路/全桥逆变电路/全桥逆变电路.docx
+++ b/11-变流电路/02-逆变电路/全桥逆变电路/全桥逆变电路.docx
@@ -3043,7 +3043,7 @@
           <w:color w:val="555555"/>
           <w:sz w:val="21"/>
         </w:rPr>
-        <w:t>材料收集者：杜文杰，WX手机：19519196569，QQ:3478827729</w:t>
+        <w:t>材料收集者：杜文杰，微信/手机：19519196569，QQ:3478827729</w:t>
       </w:r>
     </w:p>
     <w:sectPr>
